--- a/Java/microservices.docx
+++ b/Java/microservices.docx
@@ -2998,7 +2998,37 @@
           <w:lang w:val="en-US"/>
           <w14:ligatures w14:val="none"/>
         </w:rPr>
-        <w:t>It uses proxy de</w:t>
+        <w:t xml:space="preserve">It uses </w:t>
+      </w:r>
+      <w:r>
+        <w:rPr>
+          <w:rFonts w:eastAsia="Times New Roman" w:cs="Times New Roman"/>
+          <w:kern w:val="0"/>
+          <w:szCs w:val="28"/>
+          <w:lang w:val="en-US"/>
+          <w14:ligatures w14:val="none"/>
+        </w:rPr>
+        <w:t xml:space="preserve">reverse </w:t>
+      </w:r>
+      <w:r>
+        <w:rPr>
+          <w:rFonts w:eastAsia="Times New Roman" w:cs="Times New Roman"/>
+          <w:kern w:val="0"/>
+          <w:szCs w:val="28"/>
+          <w:lang w:val="en-US"/>
+          <w14:ligatures w14:val="none"/>
+        </w:rPr>
+        <w:t>proxy de</w:t>
+      </w:r>
+      <w:r>
+        <w:rPr>
+          <w:rFonts w:eastAsia="Times New Roman" w:cs="Times New Roman"/>
+          <w:kern w:val="0"/>
+          <w:szCs w:val="28"/>
+          <w:lang w:val="en-US"/>
+          <w14:ligatures w14:val="none"/>
+        </w:rPr>
+        <w:t>sign pattern.</w:t>
       </w:r>
     </w:p>
     <w:p>
@@ -14943,6 +14973,3518 @@
         </w:rPr>
       </w:pPr>
     </w:p>
+    <w:p>
+      <w:pPr>
+        <w:pStyle w:val="Heading1"/>
+      </w:pPr>
+      <w:r>
+        <w:t>Distributed Tracing</w:t>
+      </w:r>
+    </w:p>
+    <w:p>
+      <w:pPr>
+        <w:rPr>
+          <w:szCs w:val="28"/>
+          <w:lang w:val="en-US"/>
+        </w:rPr>
+      </w:pPr>
+      <w:r>
+        <w:rPr>
+          <w:szCs w:val="28"/>
+          <w:lang w:val="en-US"/>
+        </w:rPr>
+        <w:t>Distributed tracing helps track a single request as it travels across multiple microservices.</w:t>
+      </w:r>
+    </w:p>
+    <w:p>
+      <w:pPr>
+        <w:rPr>
+          <w:szCs w:val="28"/>
+          <w:lang w:val="en-US"/>
+        </w:rPr>
+      </w:pPr>
+      <w:r>
+        <w:rPr>
+          <w:szCs w:val="28"/>
+          <w:lang w:val="en-US"/>
+        </w:rPr>
+        <w:t xml:space="preserve">In microservices </w:t>
+      </w:r>
+      <w:r>
+        <w:rPr>
+          <w:szCs w:val="28"/>
+          <w:lang w:val="en-US"/>
+        </w:rPr>
+        <w:t>architecture:</w:t>
+      </w:r>
+    </w:p>
+    <w:p>
+      <w:pPr>
+        <w:numPr>
+          <w:ilvl w:val="0"/>
+          <w:numId w:val="30"/>
+        </w:numPr>
+        <w:rPr>
+          <w:szCs w:val="28"/>
+          <w:lang w:val="en-US"/>
+        </w:rPr>
+      </w:pPr>
+      <w:r>
+        <w:rPr>
+          <w:szCs w:val="28"/>
+          <w:lang w:val="en-US"/>
+        </w:rPr>
+        <w:t xml:space="preserve">one user request usually touches many services </w:t>
+      </w:r>
+    </w:p>
+    <w:p>
+      <w:pPr>
+        <w:numPr>
+          <w:ilvl w:val="0"/>
+          <w:numId w:val="30"/>
+        </w:numPr>
+        <w:rPr>
+          <w:szCs w:val="28"/>
+          <w:lang w:val="en-US"/>
+        </w:rPr>
+      </w:pPr>
+      <w:r>
+        <w:rPr>
+          <w:szCs w:val="28"/>
+          <w:lang w:val="en-US"/>
+        </w:rPr>
+        <w:t xml:space="preserve">each service may call other services </w:t>
+      </w:r>
+    </w:p>
+    <w:p>
+      <w:pPr>
+        <w:numPr>
+          <w:ilvl w:val="0"/>
+          <w:numId w:val="30"/>
+        </w:numPr>
+        <w:rPr>
+          <w:szCs w:val="28"/>
+          <w:lang w:val="en-US"/>
+        </w:rPr>
+      </w:pPr>
+      <w:r>
+        <w:rPr>
+          <w:szCs w:val="28"/>
+          <w:lang w:val="en-US"/>
+        </w:rPr>
+        <w:t>debugging becomes difficult</w:t>
+      </w:r>
+    </w:p>
+    <w:p>
+      <w:pPr>
+        <w:rPr>
+          <w:szCs w:val="28"/>
+          <w:lang w:val="en-US"/>
+        </w:rPr>
+      </w:pPr>
+      <w:r>
+        <w:rPr>
+          <w:szCs w:val="28"/>
+          <w:u w:val="single"/>
+          <w:lang w:val="en-US"/>
+        </w:rPr>
+        <w:t xml:space="preserve">Zipkin </w:t>
+      </w:r>
+    </w:p>
+    <w:p>
+      <w:pPr>
+        <w:pStyle w:val="ListParagraph"/>
+        <w:numPr>
+          <w:ilvl w:val="0"/>
+          <w:numId w:val="31"/>
+        </w:numPr>
+        <w:rPr>
+          <w:szCs w:val="28"/>
+          <w:lang w:val="en-US"/>
+        </w:rPr>
+      </w:pPr>
+      <w:r>
+        <w:rPr>
+          <w:szCs w:val="28"/>
+          <w:lang w:val="en-US"/>
+        </w:rPr>
+        <w:t xml:space="preserve">uses Trace </w:t>
+      </w:r>
+      <w:proofErr w:type="gramStart"/>
+      <w:r>
+        <w:rPr>
+          <w:szCs w:val="28"/>
+          <w:lang w:val="en-US"/>
+        </w:rPr>
+        <w:t>ID  for</w:t>
+      </w:r>
+      <w:proofErr w:type="gramEnd"/>
+      <w:r>
+        <w:rPr>
+          <w:szCs w:val="28"/>
+          <w:lang w:val="en-US"/>
+        </w:rPr>
+        <w:t xml:space="preserve"> a request across services.</w:t>
+      </w:r>
+    </w:p>
+    <w:p>
+      <w:pPr>
+        <w:pStyle w:val="ListParagraph"/>
+        <w:numPr>
+          <w:ilvl w:val="0"/>
+          <w:numId w:val="31"/>
+        </w:numPr>
+        <w:rPr>
+          <w:szCs w:val="28"/>
+          <w:lang w:val="en-US"/>
+        </w:rPr>
+      </w:pPr>
+      <w:r>
+        <w:rPr>
+          <w:szCs w:val="28"/>
+          <w:lang w:val="en-US"/>
+        </w:rPr>
+        <w:t>request flows through multiple services.</w:t>
+      </w:r>
+    </w:p>
+    <w:p>
+      <w:pPr>
+        <w:pStyle w:val="ListParagraph"/>
+        <w:numPr>
+          <w:ilvl w:val="0"/>
+          <w:numId w:val="31"/>
+        </w:numPr>
+        <w:rPr>
+          <w:szCs w:val="28"/>
+          <w:lang w:val="en-US"/>
+        </w:rPr>
+      </w:pPr>
+      <w:r>
+        <w:rPr>
+          <w:szCs w:val="28"/>
+          <w:lang w:val="en-US"/>
+        </w:rPr>
+        <w:t>entire journey of request becomes visible.</w:t>
+      </w:r>
+    </w:p>
+    <w:p>
+      <w:pPr>
+        <w:rPr>
+          <w:szCs w:val="28"/>
+        </w:rPr>
+      </w:pPr>
+    </w:p>
+    <w:p>
+      <w:pPr>
+        <w:pStyle w:val="Heading1"/>
+      </w:pPr>
+      <w:r>
+        <w:t>Cloud-Native</w:t>
+      </w:r>
+    </w:p>
+    <w:p>
+      <w:pPr>
+        <w:rPr>
+          <w:szCs w:val="28"/>
+          <w:lang w:val="en-US"/>
+        </w:rPr>
+      </w:pPr>
+      <w:r>
+        <w:rPr>
+          <w:szCs w:val="28"/>
+          <w:lang w:val="en-US"/>
+        </w:rPr>
+        <w:t>Cloud native is the software approach of building, deploying, and managing modern applications in cloud computing environments.</w:t>
+      </w:r>
+    </w:p>
+    <w:p>
+      <w:pPr>
+        <w:rPr>
+          <w:szCs w:val="28"/>
+          <w:lang w:val="en-US"/>
+        </w:rPr>
+      </w:pPr>
+      <w:r>
+        <w:rPr>
+          <w:szCs w:val="28"/>
+          <w:lang w:val="en-US"/>
+        </w:rPr>
+        <w:t>Why is it called "Cloud-Native</w:t>
+      </w:r>
+      <w:proofErr w:type="gramStart"/>
+      <w:r>
+        <w:rPr>
+          <w:szCs w:val="28"/>
+          <w:lang w:val="en-US"/>
+        </w:rPr>
+        <w:t>" ?</w:t>
+      </w:r>
+      <w:proofErr w:type="gramEnd"/>
+    </w:p>
+    <w:p>
+      <w:pPr>
+        <w:rPr>
+          <w:szCs w:val="28"/>
+          <w:lang w:val="en-US"/>
+        </w:rPr>
+      </w:pPr>
+      <w:r>
+        <w:rPr>
+          <w:szCs w:val="28"/>
+          <w:lang w:val="en-US"/>
+        </w:rPr>
+        <w:t>Unlike older software that was built to run on physical office servers (on-premises) and later just "lifted and shifted" to the cloud, cloud-native apps are designed from day one to exploit the elasticity, scalability, and resilience of the cloud.</w:t>
+      </w:r>
+    </w:p>
+    <w:p>
+      <w:pPr>
+        <w:rPr>
+          <w:szCs w:val="28"/>
+          <w:lang w:val="en-US"/>
+        </w:rPr>
+      </w:pPr>
+      <w:r>
+        <w:rPr>
+          <w:szCs w:val="28"/>
+          <w:lang w:val="en-US"/>
+        </w:rPr>
+        <w:t> </w:t>
+      </w:r>
+    </w:p>
+    <w:p>
+      <w:pPr>
+        <w:rPr>
+          <w:szCs w:val="28"/>
+          <w:lang w:val="en-US"/>
+        </w:rPr>
+      </w:pPr>
+    </w:p>
+    <w:p>
+      <w:pPr>
+        <w:pStyle w:val="Heading1"/>
+      </w:pPr>
+      <w:r>
+        <w:lastRenderedPageBreak/>
+        <w:t>Kubernetes</w:t>
+      </w:r>
+    </w:p>
+    <w:p>
+      <w:pPr>
+        <w:rPr>
+          <w:szCs w:val="28"/>
+          <w:lang w:val="en-US"/>
+        </w:rPr>
+      </w:pPr>
+      <w:r>
+        <w:rPr>
+          <w:noProof/>
+        </w:rPr>
+        <w:drawing>
+          <wp:inline distT="0" distB="0" distL="0" distR="0" wp14:anchorId="52E33031" wp14:editId="4144D597">
+            <wp:extent cx="5731510" cy="3186430"/>
+            <wp:effectExtent l="0" t="0" r="0" b="1270"/>
+            <wp:docPr id="2136814833" name="Picture 1" descr="kubernetes-dashboard.crew.dev1.awsusw2.swacorp.com/#/search?namespace=purple-if&amp;q=service-rmi &#10;Q &#10;... &#10;kubernetes &#10;purple-if &#10;service-rmi &#10;+ &#10;= Search for service-rmi &#10;&quot;You are logged into crew-dev1&quot; &#10;Workloads N &#10;Workloads &#10;Cron Jobs &#10;Deployments &#10;Daemon Sets &#10;Labels &#10;Pods &#10;Created ^ &#10;Deployments &#10;Name &#10;Images &#10;290503755741.dkr.ecr.us-west-2.amazonaws.com/csr/service &#10;Jobs &#10;s/css-service-rmi:019fffe7 &#10;DEPLOY_ALLOWED: true &#10;DisableInStandbyBGEnv: false &#10;... &#10;css-service-rmi &#10;2 / 2 &#10;3 months ago &#10;Pods &#10;290503755741.dkr.ecr.us-west-2.amazonaws.com/csr/infra/in &#10;DisableInStandbyRegion: true &#10;Show all &#10;fra-lib/crew-infra-opentelemetry-collector:1.0.1 &#10;Replica Sets &#10;290503755741.dkr.ecr.us-west-2.amazonaws.com/csr/service &#10;Replication Controllers &#10;s/css-service-rmi:019fffe7 &#10;DEPLOY_ALLOWED: true &#10;DisableInStandbyBGEnv: false &#10;... &#10;cssclient-service-rmi &#10;2/2 &#10;3 months ago &#10;Stateful Sets &#10;290503755741.dkr.ecr.us-west-2.amazonaws.com/csr/infra/in &#10;fra-lib/crew-infra-opentelemetry-collector:1.0.1 &#10;DisableInStandbyRegion: true &#10;Show all &#10;Service &#10;Pods &#10;Ingresses N &#10;s) Memory Usage &#10;Ingress Classes &#10;Name &#10;Images &#10;Labels &#10;Node &#10;Status &#10;Restarts &#10;CPU Usage (cores) ( &#10;(bytes) &#10;Created ™ &#10;Services N &#10;290503755741.dkr.ecr.us-west-2.amaz &#10;s.com/csr/services/css-service-r &#10;DisableInStandbyBGEnv: false &#10;mi:019fffe7 &#10;... &#10;Config and Storage &#10;css-service-rmi-78c7d9c68f-nwmvw &#10;DisableInStandbyRegion: true &#10;ip-10-106-235-21.us-west- &#10;290503755741.dkr.ecr.us-west-2.amaz &#10;2.compute.internal &#10;Running &#10;0 &#10;7.00m &#10;1.28G &#10;2 days ago &#10;Config Maps N &#10;onaws.com/csr/infra/infra-lib/cre &#10;pentelem &#10;elemetry-collector-1 0 1 &#10;ra-opentelemetry-collector:1.0.1 &#10;app: css-service-rmi &#10;Show all &#10;Persistent Volume Claims N &#10;290503755741.dkr.ecr.us-west-2.amaz &#10;onaws.com/csr/services/css-service-r &#10;DisableInStandbyBGEnv: false &#10;Secrets N &#10;mi:019fffe7 &#10;cssclient-service-rmi-97d8d554f-w5d8g &#10;ip-10-106-226-62.us-west- &#10;... &#10;DisableInStandbyRegion: true &#10;Running &#10;0 &#10;6.00m &#10;1.64Gi &#10;2.compute.internal &#10;2 days ago &#10;Storage Classes &#10;290503755741.dkr.ecr.us-west-2.amaz &#10;onaws.com/csr/infra/infra-lib/crew-inf &#10;app: cssclient-service-rmi &#10;Show all &#10;ra-opentelemetry-collector:1.0.1 &#10;Cluster &#10;290503755741.dkr.ecr.us-west-2.amaz &#10;onaws.com/csr/services/css-service-r &#10;DisableInStandbyBGEnv: false &#10;Cluster Role Bindings &#10;mi:019fffe7 &#10;cssclient-service-rmi-97d8d554f-h78qf &#10;DisableInStandbyRegion: true &#10;ip-10-106-224-229.us-west- &#10;... &#10;0 &#10;. &#10;Cluster Roles &#10;290503755741.dkr.ecr.us-west-2.amaz &#10;2.compute.internal &#10;Running &#10;7.00m &#10;2.52Gi &#10;3days ago &#10;onaws.com/csr/infra/infra-lib/crew-inf &#10;ra-opentelemetry-collector:1.0.1 &#10;app: cssclient-service-rmi &#10;Show all &#10;Events N &#10;Namespaces &#10;290503755741.dkr.ecr.us-west-2.amaz &#10;onaws.com/csr/services/css-service-r &#10;DisableInStandbyBGEnv: false &#10;mi:019fffe7 &#10;css-service-rmi-78c7d9c68f-ccwxf &#10;DisableInStandbyRegion: true &#10;ip-10-106-224-229.us-west- &#10;... &#10;Network Policies N &#10;2.compute.internal &#10;Running &#10;0 &#10;7.00m &#10;1.34G &#10;days ago &#10;. &#10;290503755741.dkr.ecr.us-west-2.amaz &#10;Nodes &#10;onaws.com/csr/infra/infra-lib/crew-in &#10;Show a &#10;ra-opentelemetry-collector: 1.0.1 &#10;app: css-service-rmi "/>
+            <wp:cNvGraphicFramePr>
+              <a:graphicFrameLocks xmlns:a="http://schemas.openxmlformats.org/drawingml/2006/main" noChangeAspect="1"/>
+            </wp:cNvGraphicFramePr>
+            <a:graphic xmlns:a="http://schemas.openxmlformats.org/drawingml/2006/main">
+              <a:graphicData uri="http://schemas.openxmlformats.org/drawingml/2006/picture">
+                <pic:pic xmlns:pic="http://schemas.openxmlformats.org/drawingml/2006/picture">
+                  <pic:nvPicPr>
+                    <pic:cNvPr id="0" name="Picture 1" descr="kubernetes-dashboard.crew.dev1.awsusw2.swacorp.com/#/search?namespace=purple-if&amp;q=service-rmi &#10;Q &#10;... &#10;kubernetes &#10;purple-if &#10;service-rmi &#10;+ &#10;= Search for service-rmi &#10;&quot;You are logged into crew-dev1&quot; &#10;Workloads N &#10;Workloads &#10;Cron Jobs &#10;Deployments &#10;Daemon Sets &#10;Labels &#10;Pods &#10;Created ^ &#10;Deployments &#10;Name &#10;Images &#10;290503755741.dkr.ecr.us-west-2.amazonaws.com/csr/service &#10;Jobs &#10;s/css-service-rmi:019fffe7 &#10;DEPLOY_ALLOWED: true &#10;DisableInStandbyBGEnv: false &#10;... &#10;css-service-rmi &#10;2 / 2 &#10;3 months ago &#10;Pods &#10;290503755741.dkr.ecr.us-west-2.amazonaws.com/csr/infra/in &#10;DisableInStandbyRegion: true &#10;Show all &#10;fra-lib/crew-infra-opentelemetry-collector:1.0.1 &#10;Replica Sets &#10;290503755741.dkr.ecr.us-west-2.amazonaws.com/csr/service &#10;Replication Controllers &#10;s/css-service-rmi:019fffe7 &#10;DEPLOY_ALLOWED: true &#10;DisableInStandbyBGEnv: false &#10;... &#10;cssclient-service-rmi &#10;2/2 &#10;3 months ago &#10;Stateful Sets &#10;290503755741.dkr.ecr.us-west-2.amazonaws.com/csr/infra/in &#10;fra-lib/crew-infra-opentelemetry-collector:1.0.1 &#10;DisableInStandbyRegion: true &#10;Show all &#10;Service &#10;Pods &#10;Ingresses N &#10;s) Memory Usage &#10;Ingress Classes &#10;Name &#10;Images &#10;Labels &#10;Node &#10;Status &#10;Restarts &#10;CPU Usage (cores) ( &#10;(bytes) &#10;Created ™ &#10;Services N &#10;290503755741.dkr.ecr.us-west-2.amaz &#10;s.com/csr/services/css-service-r &#10;DisableInStandbyBGEnv: false &#10;mi:019fffe7 &#10;... &#10;Config and Storage &#10;css-service-rmi-78c7d9c68f-nwmvw &#10;DisableInStandbyRegion: true &#10;ip-10-106-235-21.us-west- &#10;290503755741.dkr.ecr.us-west-2.amaz &#10;2.compute.internal &#10;Running &#10;0 &#10;7.00m &#10;1.28G &#10;2 days ago &#10;Config Maps N &#10;onaws.com/csr/infra/infra-lib/cre &#10;pentelem &#10;elemetry-collector-1 0 1 &#10;ra-opentelemetry-collector:1.0.1 &#10;app: css-service-rmi &#10;Show all &#10;Persistent Volume Claims N &#10;290503755741.dkr.ecr.us-west-2.amaz &#10;onaws.com/csr/services/css-service-r &#10;DisableInStandbyBGEnv: false &#10;Secrets N &#10;mi:019fffe7 &#10;cssclient-service-rmi-97d8d554f-w5d8g &#10;ip-10-106-226-62.us-west- &#10;... &#10;DisableInStandbyRegion: true &#10;Running &#10;0 &#10;6.00m &#10;1.64Gi &#10;2.compute.internal &#10;2 days ago &#10;Storage Classes &#10;290503755741.dkr.ecr.us-west-2.amaz &#10;onaws.com/csr/infra/infra-lib/crew-inf &#10;app: cssclient-service-rmi &#10;Show all &#10;ra-opentelemetry-collector:1.0.1 &#10;Cluster &#10;290503755741.dkr.ecr.us-west-2.amaz &#10;onaws.com/csr/services/css-service-r &#10;DisableInStandbyBGEnv: false &#10;Cluster Role Bindings &#10;mi:019fffe7 &#10;cssclient-service-rmi-97d8d554f-h78qf &#10;DisableInStandbyRegion: true &#10;ip-10-106-224-229.us-west- &#10;... &#10;0 &#10;. &#10;Cluster Roles &#10;290503755741.dkr.ecr.us-west-2.amaz &#10;2.compute.internal &#10;Running &#10;7.00m &#10;2.52Gi &#10;3days ago &#10;onaws.com/csr/infra/infra-lib/crew-inf &#10;ra-opentelemetry-collector:1.0.1 &#10;app: cssclient-service-rmi &#10;Show all &#10;Events N &#10;Namespaces &#10;290503755741.dkr.ecr.us-west-2.amaz &#10;onaws.com/csr/services/css-service-r &#10;DisableInStandbyBGEnv: false &#10;mi:019fffe7 &#10;css-service-rmi-78c7d9c68f-ccwxf &#10;DisableInStandbyRegion: true &#10;ip-10-106-224-229.us-west- &#10;... &#10;Network Policies N &#10;2.compute.internal &#10;Running &#10;0 &#10;7.00m &#10;1.34G &#10;days ago &#10;. &#10;290503755741.dkr.ecr.us-west-2.amaz &#10;Nodes &#10;onaws.com/csr/infra/infra-lib/crew-in &#10;Show a &#10;ra-opentelemetry-collector: 1.0.1 &#10;app: css-service-rmi "/>
+                    <pic:cNvPicPr>
+                      <a:picLocks noChangeAspect="1" noChangeArrowheads="1"/>
+                    </pic:cNvPicPr>
+                  </pic:nvPicPr>
+                  <pic:blipFill>
+                    <a:blip r:embed="rId11" cstate="print">
+                      <a:extLst>
+                        <a:ext uri="{28A0092B-C50C-407E-A947-70E740481C1C}">
+                          <a14:useLocalDpi xmlns:a14="http://schemas.microsoft.com/office/drawing/2010/main" val="0"/>
+                        </a:ext>
+                      </a:extLst>
+                    </a:blip>
+                    <a:srcRect/>
+                    <a:stretch>
+                      <a:fillRect/>
+                    </a:stretch>
+                  </pic:blipFill>
+                  <pic:spPr bwMode="auto">
+                    <a:xfrm>
+                      <a:off x="0" y="0"/>
+                      <a:ext cx="5731510" cy="3186430"/>
+                    </a:xfrm>
+                    <a:prstGeom prst="rect">
+                      <a:avLst/>
+                    </a:prstGeom>
+                    <a:noFill/>
+                    <a:ln>
+                      <a:noFill/>
+                    </a:ln>
+                  </pic:spPr>
+                </pic:pic>
+              </a:graphicData>
+            </a:graphic>
+          </wp:inline>
+        </w:drawing>
+      </w:r>
+    </w:p>
+    <w:p>
+      <w:pPr>
+        <w:rPr>
+          <w:szCs w:val="28"/>
+          <w:lang w:val="en-US"/>
+        </w:rPr>
+      </w:pPr>
+    </w:p>
+    <w:p>
+      <w:pPr>
+        <w:spacing w:after="0" w:line="240" w:lineRule="auto"/>
+        <w:rPr>
+          <w:rFonts w:eastAsia="Times New Roman" w:cs="Times New Roman"/>
+          <w:kern w:val="0"/>
+          <w:sz w:val="24"/>
+          <w:lang w:val="en-US"/>
+          <w14:ligatures w14:val="none"/>
+        </w:rPr>
+      </w:pPr>
+      <w:r>
+        <w:rPr>
+          <w:rFonts w:eastAsia="Times New Roman" w:cs="Times New Roman"/>
+          <w:kern w:val="0"/>
+          <w:sz w:val="24"/>
+          <w:lang w:val="en-US"/>
+          <w14:ligatures w14:val="none"/>
+        </w:rPr>
+        <w:t xml:space="preserve">Kubernetes is an open-source platform used to </w:t>
+      </w:r>
+      <w:r>
+        <w:rPr>
+          <w:rFonts w:eastAsia="Times New Roman" w:cs="Times New Roman"/>
+          <w:b/>
+          <w:bCs/>
+          <w:kern w:val="0"/>
+          <w:sz w:val="24"/>
+          <w:lang w:val="en-US"/>
+          <w14:ligatures w14:val="none"/>
+        </w:rPr>
+        <w:t>deploy, manage, scale, and monitor containerized applications</w:t>
+      </w:r>
+      <w:r>
+        <w:rPr>
+          <w:rFonts w:eastAsia="Times New Roman" w:cs="Times New Roman"/>
+          <w:kern w:val="0"/>
+          <w:sz w:val="24"/>
+          <w:lang w:val="en-US"/>
+          <w14:ligatures w14:val="none"/>
+        </w:rPr>
+        <w:t xml:space="preserve"> automatically.</w:t>
+      </w:r>
+    </w:p>
+    <w:p>
+      <w:pPr>
+        <w:spacing w:after="0" w:line="240" w:lineRule="auto"/>
+        <w:rPr>
+          <w:rFonts w:eastAsia="Times New Roman" w:cs="Times New Roman"/>
+          <w:kern w:val="0"/>
+          <w:sz w:val="24"/>
+          <w:lang w:val="en-US"/>
+          <w14:ligatures w14:val="none"/>
+        </w:rPr>
+      </w:pPr>
+      <w:r>
+        <w:rPr>
+          <w:rFonts w:eastAsia="Times New Roman" w:cs="Times New Roman"/>
+          <w:kern w:val="0"/>
+          <w:sz w:val="24"/>
+          <w:lang w:val="en-US"/>
+          <w14:ligatures w14:val="none"/>
+        </w:rPr>
+        <w:t> </w:t>
+      </w:r>
+    </w:p>
+    <w:p>
+      <w:pPr>
+        <w:spacing w:after="0" w:line="240" w:lineRule="auto"/>
+        <w:rPr>
+          <w:rFonts w:eastAsia="Times New Roman" w:cs="Times New Roman"/>
+          <w:kern w:val="0"/>
+          <w:sz w:val="24"/>
+          <w:lang w:val="en-US"/>
+          <w14:ligatures w14:val="none"/>
+        </w:rPr>
+      </w:pPr>
+      <w:r>
+        <w:rPr>
+          <w:rFonts w:eastAsia="Times New Roman" w:cs="Times New Roman"/>
+          <w:kern w:val="0"/>
+          <w:sz w:val="24"/>
+          <w:lang w:val="en-US"/>
+          <w14:ligatures w14:val="none"/>
+        </w:rPr>
+        <w:t xml:space="preserve">If Docker helps you </w:t>
+      </w:r>
+      <w:r>
+        <w:rPr>
+          <w:rFonts w:eastAsia="Times New Roman" w:cs="Times New Roman"/>
+          <w:b/>
+          <w:bCs/>
+          <w:kern w:val="0"/>
+          <w:sz w:val="24"/>
+          <w:lang w:val="en-US"/>
+          <w14:ligatures w14:val="none"/>
+        </w:rPr>
+        <w:t>run one container</w:t>
+      </w:r>
+      <w:r>
+        <w:rPr>
+          <w:rFonts w:eastAsia="Times New Roman" w:cs="Times New Roman"/>
+          <w:kern w:val="0"/>
+          <w:sz w:val="24"/>
+          <w:lang w:val="en-US"/>
+          <w14:ligatures w14:val="none"/>
+        </w:rPr>
+        <w:t xml:space="preserve">, Kubernetes helps you </w:t>
+      </w:r>
+      <w:r>
+        <w:rPr>
+          <w:rFonts w:eastAsia="Times New Roman" w:cs="Times New Roman"/>
+          <w:b/>
+          <w:bCs/>
+          <w:kern w:val="0"/>
+          <w:sz w:val="24"/>
+          <w:lang w:val="en-US"/>
+          <w14:ligatures w14:val="none"/>
+        </w:rPr>
+        <w:t>manage thousands of containers reliably</w:t>
+      </w:r>
+      <w:r>
+        <w:rPr>
+          <w:rFonts w:eastAsia="Times New Roman" w:cs="Times New Roman"/>
+          <w:kern w:val="0"/>
+          <w:sz w:val="24"/>
+          <w:lang w:val="en-US"/>
+          <w14:ligatures w14:val="none"/>
+        </w:rPr>
+        <w:t>.</w:t>
+      </w:r>
+    </w:p>
+    <w:p>
+      <w:pPr>
+        <w:rPr>
+          <w:szCs w:val="28"/>
+          <w:lang w:val="en-US"/>
+        </w:rPr>
+      </w:pPr>
+    </w:p>
+    <w:p>
+      <w:pPr>
+        <w:pStyle w:val="Heading2"/>
+        <w:rPr>
+          <w:rFonts w:eastAsia="Times New Roman"/>
+          <w:lang w:val="en-US"/>
+        </w:rPr>
+      </w:pPr>
+      <w:r>
+        <w:rPr>
+          <w:rFonts w:eastAsia="Times New Roman"/>
+          <w:lang w:val="en-US"/>
+        </w:rPr>
+        <w:t>Cluster</w:t>
+      </w:r>
+    </w:p>
+    <w:p>
+      <w:pPr>
+        <w:spacing w:after="0" w:line="240" w:lineRule="auto"/>
+        <w:rPr>
+          <w:rFonts w:eastAsia="Times New Roman" w:cs="Times New Roman"/>
+          <w:kern w:val="0"/>
+          <w:sz w:val="24"/>
+          <w:lang w:val="en-US"/>
+          <w14:ligatures w14:val="none"/>
+        </w:rPr>
+      </w:pPr>
+      <w:r>
+        <w:rPr>
+          <w:rFonts w:eastAsia="Times New Roman" w:cs="Times New Roman"/>
+          <w:kern w:val="0"/>
+          <w:sz w:val="24"/>
+          <w:lang w:val="en-US"/>
+          <w14:ligatures w14:val="none"/>
+        </w:rPr>
+        <w:t> </w:t>
+      </w:r>
+    </w:p>
+    <w:p>
+      <w:pPr>
+        <w:spacing w:after="0" w:line="240" w:lineRule="auto"/>
+        <w:rPr>
+          <w:rFonts w:eastAsia="Times New Roman" w:cs="Times New Roman"/>
+          <w:kern w:val="0"/>
+          <w:sz w:val="24"/>
+          <w:lang w:val="en-US"/>
+          <w14:ligatures w14:val="none"/>
+        </w:rPr>
+      </w:pPr>
+      <w:r>
+        <w:rPr>
+          <w:rFonts w:eastAsia="Times New Roman" w:cs="Times New Roman"/>
+          <w:kern w:val="0"/>
+          <w:sz w:val="24"/>
+          <w:lang w:val="en-US"/>
+          <w14:ligatures w14:val="none"/>
+        </w:rPr>
+        <w:t xml:space="preserve">A Kubernetes system is called a </w:t>
+      </w:r>
+      <w:r>
+        <w:rPr>
+          <w:rFonts w:eastAsia="Times New Roman" w:cs="Times New Roman"/>
+          <w:b/>
+          <w:bCs/>
+          <w:kern w:val="0"/>
+          <w:sz w:val="24"/>
+          <w:lang w:val="en-US"/>
+          <w14:ligatures w14:val="none"/>
+        </w:rPr>
+        <w:t>Cluster</w:t>
+      </w:r>
+      <w:r>
+        <w:rPr>
+          <w:rFonts w:eastAsia="Times New Roman" w:cs="Times New Roman"/>
+          <w:kern w:val="0"/>
+          <w:sz w:val="24"/>
+          <w:lang w:val="en-US"/>
+          <w14:ligatures w14:val="none"/>
+        </w:rPr>
+        <w:t>.</w:t>
+      </w:r>
+    </w:p>
+    <w:p>
+      <w:pPr>
+        <w:spacing w:after="0" w:line="240" w:lineRule="auto"/>
+        <w:rPr>
+          <w:rFonts w:eastAsia="Times New Roman" w:cs="Times New Roman"/>
+          <w:kern w:val="0"/>
+          <w:sz w:val="24"/>
+          <w:lang w:val="en-US"/>
+          <w14:ligatures w14:val="none"/>
+        </w:rPr>
+      </w:pPr>
+      <w:r>
+        <w:rPr>
+          <w:rFonts w:eastAsia="Times New Roman" w:cs="Times New Roman"/>
+          <w:kern w:val="0"/>
+          <w:sz w:val="24"/>
+          <w:lang w:val="en-US"/>
+          <w14:ligatures w14:val="none"/>
+        </w:rPr>
+        <w:t>A cluster contains:</w:t>
+      </w:r>
+    </w:p>
+    <w:p>
+      <w:pPr>
+        <w:numPr>
+          <w:ilvl w:val="0"/>
+          <w:numId w:val="32"/>
+        </w:numPr>
+        <w:spacing w:after="0" w:line="240" w:lineRule="auto"/>
+        <w:textAlignment w:val="center"/>
+        <w:rPr>
+          <w:rFonts w:eastAsia="Times New Roman" w:cs="Times New Roman"/>
+          <w:b/>
+          <w:bCs/>
+          <w:kern w:val="0"/>
+          <w:sz w:val="24"/>
+          <w:lang w:val="en-US"/>
+          <w14:ligatures w14:val="none"/>
+        </w:rPr>
+      </w:pPr>
+      <w:r>
+        <w:rPr>
+          <w:rFonts w:eastAsia="Times New Roman" w:cs="Times New Roman"/>
+          <w:b/>
+          <w:bCs/>
+          <w:kern w:val="0"/>
+          <w:sz w:val="24"/>
+          <w:lang w:val="en-US"/>
+          <w14:ligatures w14:val="none"/>
+        </w:rPr>
+        <w:t xml:space="preserve">Master Node </w:t>
+      </w:r>
+      <w:proofErr w:type="gramStart"/>
+      <w:r>
+        <w:rPr>
+          <w:rFonts w:eastAsia="Times New Roman" w:cs="Times New Roman"/>
+          <w:b/>
+          <w:bCs/>
+          <w:kern w:val="0"/>
+          <w:sz w:val="24"/>
+          <w:lang w:val="en-US"/>
+          <w14:ligatures w14:val="none"/>
+        </w:rPr>
+        <w:t>( Control</w:t>
+      </w:r>
+      <w:proofErr w:type="gramEnd"/>
+      <w:r>
+        <w:rPr>
+          <w:rFonts w:eastAsia="Times New Roman" w:cs="Times New Roman"/>
+          <w:b/>
+          <w:bCs/>
+          <w:kern w:val="0"/>
+          <w:sz w:val="24"/>
+          <w:lang w:val="en-US"/>
+          <w14:ligatures w14:val="none"/>
+        </w:rPr>
+        <w:t xml:space="preserve"> </w:t>
+      </w:r>
+      <w:proofErr w:type="gramStart"/>
+      <w:r>
+        <w:rPr>
+          <w:rFonts w:eastAsia="Times New Roman" w:cs="Times New Roman"/>
+          <w:b/>
+          <w:bCs/>
+          <w:kern w:val="0"/>
+          <w:sz w:val="24"/>
+          <w:lang w:val="en-US"/>
+          <w14:ligatures w14:val="none"/>
+        </w:rPr>
+        <w:t>Plane )</w:t>
+      </w:r>
+      <w:proofErr w:type="gramEnd"/>
+      <w:r>
+        <w:rPr>
+          <w:rFonts w:eastAsia="Times New Roman" w:cs="Times New Roman"/>
+          <w:b/>
+          <w:bCs/>
+          <w:kern w:val="0"/>
+          <w:sz w:val="24"/>
+          <w:lang w:val="en-US"/>
+          <w14:ligatures w14:val="none"/>
+        </w:rPr>
+        <w:br/>
+      </w:r>
+      <w:r>
+        <w:rPr>
+          <w:rFonts w:eastAsia="Times New Roman" w:cs="Times New Roman"/>
+          <w:kern w:val="0"/>
+          <w:sz w:val="24"/>
+          <w:lang w:val="en-US"/>
+          <w14:ligatures w14:val="none"/>
+        </w:rPr>
+        <w:t xml:space="preserve">→ Brain of Kubernetes </w:t>
+      </w:r>
+    </w:p>
+    <w:p>
+      <w:pPr>
+        <w:numPr>
+          <w:ilvl w:val="0"/>
+          <w:numId w:val="32"/>
+        </w:numPr>
+        <w:spacing w:after="0" w:line="240" w:lineRule="auto"/>
+        <w:textAlignment w:val="center"/>
+        <w:rPr>
+          <w:rFonts w:eastAsia="Times New Roman" w:cs="Times New Roman"/>
+          <w:b/>
+          <w:bCs/>
+          <w:kern w:val="0"/>
+          <w:sz w:val="24"/>
+          <w:lang w:val="en-US"/>
+          <w14:ligatures w14:val="none"/>
+        </w:rPr>
+      </w:pPr>
+      <w:r>
+        <w:rPr>
+          <w:rFonts w:eastAsia="Times New Roman" w:cs="Times New Roman"/>
+          <w:b/>
+          <w:bCs/>
+          <w:kern w:val="0"/>
+          <w:sz w:val="24"/>
+          <w:lang w:val="en-US"/>
+          <w14:ligatures w14:val="none"/>
+        </w:rPr>
+        <w:t>Worker Nodes</w:t>
+      </w:r>
+      <w:r>
+        <w:rPr>
+          <w:rFonts w:eastAsia="Times New Roman" w:cs="Times New Roman"/>
+          <w:b/>
+          <w:bCs/>
+          <w:kern w:val="0"/>
+          <w:sz w:val="24"/>
+          <w:lang w:val="en-US"/>
+          <w14:ligatures w14:val="none"/>
+        </w:rPr>
+        <w:br/>
+      </w:r>
+      <w:r>
+        <w:rPr>
+          <w:rFonts w:eastAsia="Times New Roman" w:cs="Times New Roman"/>
+          <w:kern w:val="0"/>
+          <w:sz w:val="24"/>
+          <w:lang w:val="en-US"/>
+          <w14:ligatures w14:val="none"/>
+        </w:rPr>
+        <w:t>→ Machines where applications run</w:t>
+      </w:r>
+    </w:p>
+    <w:p>
+      <w:pPr>
+        <w:spacing w:after="0" w:line="240" w:lineRule="auto"/>
+        <w:rPr>
+          <w:rFonts w:eastAsia="Times New Roman" w:cs="Times New Roman"/>
+          <w:kern w:val="0"/>
+          <w:sz w:val="24"/>
+          <w:lang w:val="en-US"/>
+          <w14:ligatures w14:val="none"/>
+        </w:rPr>
+      </w:pPr>
+      <w:r>
+        <w:rPr>
+          <w:rFonts w:eastAsia="Times New Roman" w:cs="Times New Roman"/>
+          <w:kern w:val="0"/>
+          <w:sz w:val="24"/>
+          <w:lang w:val="en-US"/>
+          <w14:ligatures w14:val="none"/>
+        </w:rPr>
+        <w:t> </w:t>
+      </w:r>
+    </w:p>
+    <w:p>
+      <w:pPr>
+        <w:pStyle w:val="Heading2"/>
+        <w:rPr>
+          <w:rFonts w:eastAsia="Times New Roman"/>
+          <w:lang w:val="en-US"/>
+        </w:rPr>
+      </w:pPr>
+      <w:r>
+        <w:rPr>
+          <w:rFonts w:eastAsia="Times New Roman"/>
+          <w:lang w:val="en-US"/>
+        </w:rPr>
+        <w:t>Node</w:t>
+      </w:r>
+    </w:p>
+    <w:p>
+      <w:pPr>
+        <w:spacing w:after="0" w:line="240" w:lineRule="auto"/>
+        <w:rPr>
+          <w:rFonts w:eastAsia="Times New Roman" w:cs="Times New Roman"/>
+          <w:kern w:val="0"/>
+          <w:sz w:val="24"/>
+          <w:lang w:val="en-US"/>
+          <w14:ligatures w14:val="none"/>
+        </w:rPr>
+      </w:pPr>
+      <w:r>
+        <w:rPr>
+          <w:rFonts w:eastAsia="Times New Roman" w:cs="Times New Roman"/>
+          <w:kern w:val="0"/>
+          <w:sz w:val="24"/>
+          <w:lang w:val="en-US"/>
+          <w14:ligatures w14:val="none"/>
+        </w:rPr>
+        <w:t> </w:t>
+      </w:r>
+    </w:p>
+    <w:p>
+      <w:pPr>
+        <w:spacing w:after="0" w:line="240" w:lineRule="auto"/>
+        <w:rPr>
+          <w:rFonts w:eastAsia="Times New Roman" w:cs="Times New Roman"/>
+          <w:kern w:val="0"/>
+          <w:sz w:val="24"/>
+          <w:lang w:val="en-US"/>
+          <w14:ligatures w14:val="none"/>
+        </w:rPr>
+      </w:pPr>
+      <w:r>
+        <w:rPr>
+          <w:rFonts w:eastAsia="Times New Roman" w:cs="Times New Roman"/>
+          <w:kern w:val="0"/>
+          <w:sz w:val="24"/>
+          <w:lang w:val="en-US"/>
+          <w14:ligatures w14:val="none"/>
+        </w:rPr>
+        <w:t xml:space="preserve">A </w:t>
+      </w:r>
+      <w:r>
+        <w:rPr>
+          <w:rFonts w:eastAsia="Times New Roman" w:cs="Times New Roman"/>
+          <w:b/>
+          <w:bCs/>
+          <w:kern w:val="0"/>
+          <w:sz w:val="24"/>
+          <w:lang w:val="en-US"/>
+          <w14:ligatures w14:val="none"/>
+        </w:rPr>
+        <w:t>Node</w:t>
+      </w:r>
+      <w:r>
+        <w:rPr>
+          <w:rFonts w:eastAsia="Times New Roman" w:cs="Times New Roman"/>
+          <w:kern w:val="0"/>
+          <w:sz w:val="24"/>
+          <w:lang w:val="en-US"/>
+          <w14:ligatures w14:val="none"/>
+        </w:rPr>
+        <w:t xml:space="preserve"> is a machine (VM or physical server) inside the cluster.</w:t>
+      </w:r>
+    </w:p>
+    <w:p>
+      <w:pPr>
+        <w:spacing w:after="0" w:line="240" w:lineRule="auto"/>
+        <w:rPr>
+          <w:rFonts w:eastAsia="Times New Roman" w:cs="Times New Roman"/>
+          <w:kern w:val="0"/>
+          <w:sz w:val="24"/>
+          <w:lang w:val="en-US"/>
+          <w14:ligatures w14:val="none"/>
+        </w:rPr>
+      </w:pPr>
+      <w:r>
+        <w:rPr>
+          <w:rFonts w:eastAsia="Times New Roman" w:cs="Times New Roman"/>
+          <w:kern w:val="0"/>
+          <w:sz w:val="24"/>
+          <w:lang w:val="en-US"/>
+          <w14:ligatures w14:val="none"/>
+        </w:rPr>
+        <w:t>It runs your applications.</w:t>
+      </w:r>
+    </w:p>
+    <w:p>
+      <w:pPr>
+        <w:spacing w:after="0" w:line="240" w:lineRule="auto"/>
+        <w:rPr>
+          <w:rFonts w:eastAsia="Times New Roman" w:cs="Times New Roman"/>
+          <w:kern w:val="0"/>
+          <w:sz w:val="24"/>
+          <w:lang w:val="en-US"/>
+          <w14:ligatures w14:val="none"/>
+        </w:rPr>
+      </w:pPr>
+      <w:r>
+        <w:rPr>
+          <w:rFonts w:eastAsia="Times New Roman" w:cs="Times New Roman"/>
+          <w:kern w:val="0"/>
+          <w:sz w:val="24"/>
+          <w:lang w:val="en-US"/>
+          <w14:ligatures w14:val="none"/>
+        </w:rPr>
+        <w:t> </w:t>
+      </w:r>
+    </w:p>
+    <w:p>
+      <w:pPr>
+        <w:spacing w:after="0" w:line="240" w:lineRule="auto"/>
+        <w:rPr>
+          <w:rFonts w:eastAsia="Times New Roman" w:cs="Times New Roman"/>
+          <w:kern w:val="0"/>
+          <w:sz w:val="24"/>
+          <w:lang w:val="en-US"/>
+          <w14:ligatures w14:val="none"/>
+        </w:rPr>
+      </w:pPr>
+      <w:r>
+        <w:rPr>
+          <w:rFonts w:eastAsia="Times New Roman" w:cs="Times New Roman"/>
+          <w:kern w:val="0"/>
+          <w:sz w:val="24"/>
+          <w:lang w:val="en-US"/>
+          <w14:ligatures w14:val="none"/>
+        </w:rPr>
+        <w:t>Types:</w:t>
+      </w:r>
+    </w:p>
+    <w:p>
+      <w:pPr>
+        <w:numPr>
+          <w:ilvl w:val="0"/>
+          <w:numId w:val="33"/>
+        </w:numPr>
+        <w:spacing w:after="0" w:line="240" w:lineRule="auto"/>
+        <w:textAlignment w:val="center"/>
+        <w:rPr>
+          <w:rFonts w:eastAsia="Times New Roman" w:cs="Times New Roman"/>
+          <w:kern w:val="0"/>
+          <w:sz w:val="24"/>
+          <w:lang w:val="en-US"/>
+          <w14:ligatures w14:val="none"/>
+        </w:rPr>
+      </w:pPr>
+      <w:r>
+        <w:rPr>
+          <w:rFonts w:eastAsia="Times New Roman" w:cs="Times New Roman"/>
+          <w:kern w:val="0"/>
+          <w:sz w:val="24"/>
+          <w:lang w:val="en-US"/>
+          <w14:ligatures w14:val="none"/>
+        </w:rPr>
+        <w:t xml:space="preserve">Master Node / Control Plane Node </w:t>
+      </w:r>
+    </w:p>
+    <w:p>
+      <w:pPr>
+        <w:numPr>
+          <w:ilvl w:val="0"/>
+          <w:numId w:val="33"/>
+        </w:numPr>
+        <w:spacing w:after="0" w:line="240" w:lineRule="auto"/>
+        <w:textAlignment w:val="center"/>
+        <w:rPr>
+          <w:rFonts w:eastAsia="Times New Roman" w:cs="Times New Roman"/>
+          <w:kern w:val="0"/>
+          <w:sz w:val="24"/>
+          <w:lang w:val="en-US"/>
+          <w14:ligatures w14:val="none"/>
+        </w:rPr>
+      </w:pPr>
+      <w:r>
+        <w:rPr>
+          <w:rFonts w:eastAsia="Times New Roman" w:cs="Times New Roman"/>
+          <w:kern w:val="0"/>
+          <w:sz w:val="24"/>
+          <w:lang w:val="en-US"/>
+          <w14:ligatures w14:val="none"/>
+        </w:rPr>
+        <w:t xml:space="preserve">Worker Node </w:t>
+      </w:r>
+    </w:p>
+    <w:p>
+      <w:pPr>
+        <w:spacing w:after="0" w:line="240" w:lineRule="auto"/>
+        <w:rPr>
+          <w:rFonts w:eastAsia="Times New Roman" w:cs="Times New Roman"/>
+          <w:kern w:val="0"/>
+          <w:sz w:val="24"/>
+          <w:lang w:val="en-US"/>
+          <w14:ligatures w14:val="none"/>
+        </w:rPr>
+      </w:pPr>
+      <w:r>
+        <w:rPr>
+          <w:rFonts w:eastAsia="Times New Roman" w:cs="Times New Roman"/>
+          <w:kern w:val="0"/>
+          <w:sz w:val="24"/>
+          <w:lang w:val="en-US"/>
+          <w14:ligatures w14:val="none"/>
+        </w:rPr>
+        <w:t>Example:</w:t>
+      </w:r>
+    </w:p>
+    <w:p>
+      <w:pPr>
+        <w:numPr>
+          <w:ilvl w:val="0"/>
+          <w:numId w:val="34"/>
+        </w:numPr>
+        <w:spacing w:after="0" w:line="240" w:lineRule="auto"/>
+        <w:textAlignment w:val="center"/>
+        <w:rPr>
+          <w:rFonts w:eastAsia="Times New Roman" w:cs="Times New Roman"/>
+          <w:kern w:val="0"/>
+          <w:sz w:val="24"/>
+          <w:lang w:val="en-US"/>
+          <w14:ligatures w14:val="none"/>
+        </w:rPr>
+      </w:pPr>
+      <w:r>
+        <w:rPr>
+          <w:rFonts w:eastAsia="Times New Roman" w:cs="Times New Roman"/>
+          <w:kern w:val="0"/>
+          <w:sz w:val="24"/>
+          <w:lang w:val="en-US"/>
+          <w14:ligatures w14:val="none"/>
+        </w:rPr>
+        <w:t xml:space="preserve">EC2 instance </w:t>
+      </w:r>
+    </w:p>
+    <w:p>
+      <w:pPr>
+        <w:numPr>
+          <w:ilvl w:val="0"/>
+          <w:numId w:val="34"/>
+        </w:numPr>
+        <w:spacing w:after="0" w:line="240" w:lineRule="auto"/>
+        <w:textAlignment w:val="center"/>
+        <w:rPr>
+          <w:rFonts w:eastAsia="Times New Roman" w:cs="Times New Roman"/>
+          <w:kern w:val="0"/>
+          <w:sz w:val="24"/>
+          <w:lang w:val="en-US"/>
+          <w14:ligatures w14:val="none"/>
+        </w:rPr>
+      </w:pPr>
+      <w:r>
+        <w:rPr>
+          <w:rFonts w:eastAsia="Times New Roman" w:cs="Times New Roman"/>
+          <w:kern w:val="0"/>
+          <w:sz w:val="24"/>
+          <w:lang w:val="en-US"/>
+          <w14:ligatures w14:val="none"/>
+        </w:rPr>
+        <w:lastRenderedPageBreak/>
+        <w:t xml:space="preserve">Azure VM </w:t>
+      </w:r>
+    </w:p>
+    <w:p>
+      <w:pPr>
+        <w:numPr>
+          <w:ilvl w:val="0"/>
+          <w:numId w:val="34"/>
+        </w:numPr>
+        <w:spacing w:after="0" w:line="240" w:lineRule="auto"/>
+        <w:textAlignment w:val="center"/>
+        <w:rPr>
+          <w:rFonts w:eastAsia="Times New Roman" w:cs="Times New Roman"/>
+          <w:kern w:val="0"/>
+          <w:sz w:val="24"/>
+          <w:lang w:val="en-US"/>
+          <w14:ligatures w14:val="none"/>
+        </w:rPr>
+      </w:pPr>
+      <w:r>
+        <w:rPr>
+          <w:rFonts w:eastAsia="Times New Roman" w:cs="Times New Roman"/>
+          <w:kern w:val="0"/>
+          <w:sz w:val="24"/>
+          <w:lang w:val="en-US"/>
+          <w14:ligatures w14:val="none"/>
+        </w:rPr>
+        <w:t>GCP VM</w:t>
+      </w:r>
+    </w:p>
+    <w:p>
+      <w:pPr>
+        <w:rPr>
+          <w:szCs w:val="28"/>
+          <w:lang w:val="en-US"/>
+        </w:rPr>
+      </w:pPr>
+    </w:p>
+    <w:p>
+      <w:pPr>
+        <w:pStyle w:val="Heading2"/>
+        <w:rPr>
+          <w:rFonts w:eastAsia="Times New Roman"/>
+          <w:lang w:val="en-US"/>
+        </w:rPr>
+      </w:pPr>
+      <w:r>
+        <w:rPr>
+          <w:rFonts w:eastAsia="Times New Roman"/>
+          <w:lang w:val="en-US"/>
+        </w:rPr>
+        <w:t>Container</w:t>
+      </w:r>
+    </w:p>
+    <w:p>
+      <w:pPr>
+        <w:spacing w:after="0" w:line="240" w:lineRule="auto"/>
+        <w:rPr>
+          <w:rFonts w:eastAsia="Times New Roman" w:cs="Times New Roman"/>
+          <w:kern w:val="0"/>
+          <w:sz w:val="24"/>
+          <w:lang w:val="en-US"/>
+          <w14:ligatures w14:val="none"/>
+        </w:rPr>
+      </w:pPr>
+      <w:r>
+        <w:rPr>
+          <w:rFonts w:eastAsia="Times New Roman" w:cs="Times New Roman"/>
+          <w:kern w:val="0"/>
+          <w:sz w:val="24"/>
+          <w:lang w:val="en-US"/>
+          <w14:ligatures w14:val="none"/>
+        </w:rPr>
+        <w:t> </w:t>
+      </w:r>
+    </w:p>
+    <w:p>
+      <w:pPr>
+        <w:spacing w:after="0" w:line="240" w:lineRule="auto"/>
+        <w:rPr>
+          <w:rFonts w:eastAsia="Times New Roman" w:cs="Times New Roman"/>
+          <w:kern w:val="0"/>
+          <w:sz w:val="24"/>
+          <w:lang w:val="en-US"/>
+          <w14:ligatures w14:val="none"/>
+        </w:rPr>
+      </w:pPr>
+      <w:r>
+        <w:rPr>
+          <w:rFonts w:eastAsia="Times New Roman" w:cs="Times New Roman"/>
+          <w:kern w:val="0"/>
+          <w:sz w:val="24"/>
+          <w:lang w:val="en-US"/>
+          <w14:ligatures w14:val="none"/>
+        </w:rPr>
+        <w:t xml:space="preserve">A </w:t>
+      </w:r>
+      <w:r>
+        <w:rPr>
+          <w:rFonts w:eastAsia="Times New Roman" w:cs="Times New Roman"/>
+          <w:b/>
+          <w:bCs/>
+          <w:kern w:val="0"/>
+          <w:sz w:val="24"/>
+          <w:lang w:val="en-US"/>
+          <w14:ligatures w14:val="none"/>
+        </w:rPr>
+        <w:t>Container</w:t>
+      </w:r>
+      <w:r>
+        <w:rPr>
+          <w:rFonts w:eastAsia="Times New Roman" w:cs="Times New Roman"/>
+          <w:kern w:val="0"/>
+          <w:sz w:val="24"/>
+          <w:lang w:val="en-US"/>
+          <w14:ligatures w14:val="none"/>
+        </w:rPr>
+        <w:t xml:space="preserve"> packages:</w:t>
+      </w:r>
+    </w:p>
+    <w:p>
+      <w:pPr>
+        <w:numPr>
+          <w:ilvl w:val="0"/>
+          <w:numId w:val="35"/>
+        </w:numPr>
+        <w:spacing w:after="0" w:line="240" w:lineRule="auto"/>
+        <w:textAlignment w:val="center"/>
+        <w:rPr>
+          <w:rFonts w:eastAsia="Times New Roman" w:cs="Times New Roman"/>
+          <w:kern w:val="0"/>
+          <w:sz w:val="24"/>
+          <w:lang w:val="en-US"/>
+          <w14:ligatures w14:val="none"/>
+        </w:rPr>
+      </w:pPr>
+      <w:r>
+        <w:rPr>
+          <w:rFonts w:eastAsia="Times New Roman" w:cs="Times New Roman"/>
+          <w:kern w:val="0"/>
+          <w:sz w:val="24"/>
+          <w:lang w:val="en-US"/>
+          <w14:ligatures w14:val="none"/>
+        </w:rPr>
+        <w:t xml:space="preserve">Application code </w:t>
+      </w:r>
+    </w:p>
+    <w:p>
+      <w:pPr>
+        <w:numPr>
+          <w:ilvl w:val="0"/>
+          <w:numId w:val="35"/>
+        </w:numPr>
+        <w:spacing w:after="0" w:line="240" w:lineRule="auto"/>
+        <w:textAlignment w:val="center"/>
+        <w:rPr>
+          <w:rFonts w:eastAsia="Times New Roman" w:cs="Times New Roman"/>
+          <w:kern w:val="0"/>
+          <w:sz w:val="24"/>
+          <w:lang w:val="en-US"/>
+          <w14:ligatures w14:val="none"/>
+        </w:rPr>
+      </w:pPr>
+      <w:r>
+        <w:rPr>
+          <w:rFonts w:eastAsia="Times New Roman" w:cs="Times New Roman"/>
+          <w:kern w:val="0"/>
+          <w:sz w:val="24"/>
+          <w:lang w:val="en-US"/>
+          <w14:ligatures w14:val="none"/>
+        </w:rPr>
+        <w:t xml:space="preserve">Runtime </w:t>
+      </w:r>
+    </w:p>
+    <w:p>
+      <w:pPr>
+        <w:numPr>
+          <w:ilvl w:val="0"/>
+          <w:numId w:val="35"/>
+        </w:numPr>
+        <w:spacing w:after="0" w:line="240" w:lineRule="auto"/>
+        <w:textAlignment w:val="center"/>
+        <w:rPr>
+          <w:rFonts w:eastAsia="Times New Roman" w:cs="Times New Roman"/>
+          <w:kern w:val="0"/>
+          <w:sz w:val="24"/>
+          <w:lang w:val="en-US"/>
+          <w14:ligatures w14:val="none"/>
+        </w:rPr>
+      </w:pPr>
+      <w:r>
+        <w:rPr>
+          <w:rFonts w:eastAsia="Times New Roman" w:cs="Times New Roman"/>
+          <w:kern w:val="0"/>
+          <w:sz w:val="24"/>
+          <w:lang w:val="en-US"/>
+          <w14:ligatures w14:val="none"/>
+        </w:rPr>
+        <w:t xml:space="preserve">Libraries </w:t>
+      </w:r>
+    </w:p>
+    <w:p>
+      <w:pPr>
+        <w:numPr>
+          <w:ilvl w:val="0"/>
+          <w:numId w:val="35"/>
+        </w:numPr>
+        <w:spacing w:after="0" w:line="240" w:lineRule="auto"/>
+        <w:textAlignment w:val="center"/>
+        <w:rPr>
+          <w:rFonts w:eastAsia="Times New Roman" w:cs="Times New Roman"/>
+          <w:kern w:val="0"/>
+          <w:sz w:val="24"/>
+          <w:lang w:val="en-US"/>
+          <w14:ligatures w14:val="none"/>
+        </w:rPr>
+      </w:pPr>
+      <w:r>
+        <w:rPr>
+          <w:rFonts w:eastAsia="Times New Roman" w:cs="Times New Roman"/>
+          <w:kern w:val="0"/>
+          <w:sz w:val="24"/>
+          <w:lang w:val="en-US"/>
+          <w14:ligatures w14:val="none"/>
+        </w:rPr>
+        <w:t>Dependencies</w:t>
+      </w:r>
+    </w:p>
+    <w:p>
+      <w:pPr>
+        <w:rPr>
+          <w:szCs w:val="28"/>
+          <w:lang w:val="en-US"/>
+        </w:rPr>
+      </w:pPr>
+    </w:p>
+    <w:p>
+      <w:pPr>
+        <w:pStyle w:val="Heading2"/>
+        <w:rPr>
+          <w:rFonts w:eastAsia="Times New Roman"/>
+          <w:lang w:val="en-US"/>
+        </w:rPr>
+      </w:pPr>
+      <w:r>
+        <w:rPr>
+          <w:rFonts w:eastAsia="Times New Roman"/>
+          <w:lang w:val="en-US"/>
+        </w:rPr>
+        <w:t>Pod</w:t>
+      </w:r>
+    </w:p>
+    <w:p>
+      <w:pPr>
+        <w:spacing w:after="0" w:line="240" w:lineRule="auto"/>
+        <w:rPr>
+          <w:rFonts w:eastAsia="Times New Roman" w:cs="Times New Roman"/>
+          <w:kern w:val="0"/>
+          <w:sz w:val="24"/>
+          <w:lang w:val="en-US"/>
+          <w14:ligatures w14:val="none"/>
+        </w:rPr>
+      </w:pPr>
+      <w:r>
+        <w:rPr>
+          <w:rFonts w:eastAsia="Times New Roman" w:cs="Times New Roman"/>
+          <w:kern w:val="0"/>
+          <w:sz w:val="24"/>
+          <w:lang w:val="en-US"/>
+          <w14:ligatures w14:val="none"/>
+        </w:rPr>
+        <w:t> </w:t>
+      </w:r>
+    </w:p>
+    <w:p>
+      <w:pPr>
+        <w:spacing w:after="0" w:line="240" w:lineRule="auto"/>
+        <w:rPr>
+          <w:rFonts w:eastAsia="Times New Roman" w:cs="Times New Roman"/>
+          <w:kern w:val="0"/>
+          <w:sz w:val="24"/>
+          <w:lang w:val="en-US"/>
+          <w14:ligatures w14:val="none"/>
+        </w:rPr>
+      </w:pPr>
+      <w:r>
+        <w:rPr>
+          <w:rFonts w:eastAsia="Times New Roman" w:cs="Times New Roman"/>
+          <w:kern w:val="0"/>
+          <w:sz w:val="24"/>
+          <w:lang w:val="en-US"/>
+          <w14:ligatures w14:val="none"/>
+        </w:rPr>
+        <w:t xml:space="preserve">A </w:t>
+      </w:r>
+      <w:r>
+        <w:rPr>
+          <w:rFonts w:eastAsia="Times New Roman" w:cs="Times New Roman"/>
+          <w:b/>
+          <w:bCs/>
+          <w:kern w:val="0"/>
+          <w:sz w:val="24"/>
+          <w:lang w:val="en-US"/>
+          <w14:ligatures w14:val="none"/>
+        </w:rPr>
+        <w:t>Pod</w:t>
+      </w:r>
+      <w:r>
+        <w:rPr>
+          <w:rFonts w:eastAsia="Times New Roman" w:cs="Times New Roman"/>
+          <w:kern w:val="0"/>
+          <w:sz w:val="24"/>
+          <w:lang w:val="en-US"/>
+          <w14:ligatures w14:val="none"/>
+        </w:rPr>
+        <w:t xml:space="preserve"> is the </w:t>
+      </w:r>
+      <w:r>
+        <w:rPr>
+          <w:rFonts w:eastAsia="Times New Roman" w:cs="Times New Roman"/>
+          <w:b/>
+          <w:bCs/>
+          <w:kern w:val="0"/>
+          <w:sz w:val="24"/>
+          <w:lang w:val="en-US"/>
+          <w14:ligatures w14:val="none"/>
+        </w:rPr>
+        <w:t>smallest deployable unit in Kubernetes</w:t>
+      </w:r>
+      <w:r>
+        <w:rPr>
+          <w:rFonts w:eastAsia="Times New Roman" w:cs="Times New Roman"/>
+          <w:kern w:val="0"/>
+          <w:sz w:val="24"/>
+          <w:lang w:val="en-US"/>
+          <w14:ligatures w14:val="none"/>
+        </w:rPr>
+        <w:t>.</w:t>
+      </w:r>
+    </w:p>
+    <w:p>
+      <w:pPr>
+        <w:spacing w:after="0" w:line="240" w:lineRule="auto"/>
+        <w:rPr>
+          <w:rFonts w:eastAsia="Times New Roman" w:cs="Times New Roman"/>
+          <w:kern w:val="0"/>
+          <w:sz w:val="24"/>
+          <w:lang w:val="en-US"/>
+          <w14:ligatures w14:val="none"/>
+        </w:rPr>
+      </w:pPr>
+      <w:r>
+        <w:rPr>
+          <w:rFonts w:eastAsia="Times New Roman" w:cs="Times New Roman"/>
+          <w:kern w:val="0"/>
+          <w:sz w:val="24"/>
+          <w:lang w:val="en-US"/>
+          <w14:ligatures w14:val="none"/>
+        </w:rPr>
+        <w:t>A Pod usually contains:</w:t>
+      </w:r>
+    </w:p>
+    <w:p>
+      <w:pPr>
+        <w:numPr>
+          <w:ilvl w:val="0"/>
+          <w:numId w:val="36"/>
+        </w:numPr>
+        <w:spacing w:after="0" w:line="240" w:lineRule="auto"/>
+        <w:textAlignment w:val="center"/>
+        <w:rPr>
+          <w:rFonts w:eastAsia="Times New Roman" w:cs="Times New Roman"/>
+          <w:kern w:val="0"/>
+          <w:sz w:val="24"/>
+          <w:lang w:val="en-US"/>
+          <w14:ligatures w14:val="none"/>
+        </w:rPr>
+      </w:pPr>
+      <w:r>
+        <w:rPr>
+          <w:rFonts w:eastAsia="Times New Roman" w:cs="Times New Roman"/>
+          <w:kern w:val="0"/>
+          <w:sz w:val="24"/>
+          <w:lang w:val="en-US"/>
+          <w14:ligatures w14:val="none"/>
+        </w:rPr>
+        <w:t xml:space="preserve">One container </w:t>
+      </w:r>
+    </w:p>
+    <w:p>
+      <w:pPr>
+        <w:numPr>
+          <w:ilvl w:val="0"/>
+          <w:numId w:val="36"/>
+        </w:numPr>
+        <w:spacing w:after="0" w:line="240" w:lineRule="auto"/>
+        <w:textAlignment w:val="center"/>
+        <w:rPr>
+          <w:rFonts w:eastAsia="Times New Roman" w:cs="Times New Roman"/>
+          <w:kern w:val="0"/>
+          <w:sz w:val="24"/>
+          <w:lang w:val="en-US"/>
+          <w14:ligatures w14:val="none"/>
+        </w:rPr>
+      </w:pPr>
+      <w:r>
+        <w:rPr>
+          <w:rFonts w:eastAsia="Times New Roman" w:cs="Times New Roman"/>
+          <w:kern w:val="0"/>
+          <w:sz w:val="24"/>
+          <w:lang w:val="en-US"/>
+          <w14:ligatures w14:val="none"/>
+        </w:rPr>
+        <w:t xml:space="preserve">Shared network </w:t>
+      </w:r>
+    </w:p>
+    <w:p>
+      <w:pPr>
+        <w:numPr>
+          <w:ilvl w:val="0"/>
+          <w:numId w:val="36"/>
+        </w:numPr>
+        <w:spacing w:after="0" w:line="240" w:lineRule="auto"/>
+        <w:textAlignment w:val="center"/>
+        <w:rPr>
+          <w:rFonts w:eastAsia="Times New Roman" w:cs="Times New Roman"/>
+          <w:kern w:val="0"/>
+          <w:sz w:val="24"/>
+          <w:lang w:val="en-US"/>
+          <w14:ligatures w14:val="none"/>
+        </w:rPr>
+      </w:pPr>
+      <w:r>
+        <w:rPr>
+          <w:rFonts w:eastAsia="Times New Roman" w:cs="Times New Roman"/>
+          <w:kern w:val="0"/>
+          <w:sz w:val="24"/>
+          <w:lang w:val="en-US"/>
+          <w14:ligatures w14:val="none"/>
+        </w:rPr>
+        <w:t>Shared storage</w:t>
+      </w:r>
+    </w:p>
+    <w:p>
+      <w:pPr>
+        <w:rPr>
+          <w:szCs w:val="28"/>
+          <w:lang w:val="en-US"/>
+        </w:rPr>
+      </w:pPr>
+    </w:p>
+    <w:p>
+      <w:pPr>
+        <w:pStyle w:val="Heading2"/>
+        <w:rPr>
+          <w:rFonts w:eastAsia="Times New Roman"/>
+          <w:lang w:val="en-US"/>
+        </w:rPr>
+      </w:pPr>
+      <w:r>
+        <w:rPr>
+          <w:rFonts w:eastAsia="Times New Roman"/>
+          <w:lang w:val="en-US"/>
+        </w:rPr>
+        <w:t>Why not directly run containers?</w:t>
+      </w:r>
+    </w:p>
+    <w:p>
+      <w:pPr>
+        <w:spacing w:after="0" w:line="240" w:lineRule="auto"/>
+        <w:rPr>
+          <w:rFonts w:eastAsia="Times New Roman" w:cs="Times New Roman"/>
+          <w:kern w:val="0"/>
+          <w:sz w:val="24"/>
+          <w:lang w:val="en-US"/>
+          <w14:ligatures w14:val="none"/>
+        </w:rPr>
+      </w:pPr>
+      <w:r>
+        <w:rPr>
+          <w:rFonts w:eastAsia="Times New Roman" w:cs="Times New Roman"/>
+          <w:kern w:val="0"/>
+          <w:sz w:val="24"/>
+          <w:lang w:val="en-US"/>
+          <w14:ligatures w14:val="none"/>
+        </w:rPr>
+        <w:t>Kubernetes manages Pods instead of containers because Pods provide:</w:t>
+      </w:r>
+    </w:p>
+    <w:p>
+      <w:pPr>
+        <w:numPr>
+          <w:ilvl w:val="0"/>
+          <w:numId w:val="37"/>
+        </w:numPr>
+        <w:spacing w:after="0" w:line="240" w:lineRule="auto"/>
+        <w:textAlignment w:val="center"/>
+        <w:rPr>
+          <w:rFonts w:eastAsia="Times New Roman" w:cs="Times New Roman"/>
+          <w:kern w:val="0"/>
+          <w:sz w:val="24"/>
+          <w:lang w:val="en-US"/>
+          <w14:ligatures w14:val="none"/>
+        </w:rPr>
+      </w:pPr>
+      <w:r>
+        <w:rPr>
+          <w:rFonts w:eastAsia="Times New Roman" w:cs="Times New Roman"/>
+          <w:kern w:val="0"/>
+          <w:sz w:val="24"/>
+          <w:lang w:val="en-US"/>
+          <w14:ligatures w14:val="none"/>
+        </w:rPr>
+        <w:t xml:space="preserve">Networking identity </w:t>
+      </w:r>
+    </w:p>
+    <w:p>
+      <w:pPr>
+        <w:numPr>
+          <w:ilvl w:val="0"/>
+          <w:numId w:val="37"/>
+        </w:numPr>
+        <w:spacing w:after="0" w:line="240" w:lineRule="auto"/>
+        <w:textAlignment w:val="center"/>
+        <w:rPr>
+          <w:rFonts w:eastAsia="Times New Roman" w:cs="Times New Roman"/>
+          <w:kern w:val="0"/>
+          <w:sz w:val="24"/>
+          <w:lang w:val="en-US"/>
+          <w14:ligatures w14:val="none"/>
+        </w:rPr>
+      </w:pPr>
+      <w:r>
+        <w:rPr>
+          <w:rFonts w:eastAsia="Times New Roman" w:cs="Times New Roman"/>
+          <w:kern w:val="0"/>
+          <w:sz w:val="24"/>
+          <w:lang w:val="en-US"/>
+          <w14:ligatures w14:val="none"/>
+        </w:rPr>
+        <w:t xml:space="preserve">Storage sharing </w:t>
+      </w:r>
+    </w:p>
+    <w:p>
+      <w:pPr>
+        <w:numPr>
+          <w:ilvl w:val="0"/>
+          <w:numId w:val="37"/>
+        </w:numPr>
+        <w:spacing w:after="0" w:line="240" w:lineRule="auto"/>
+        <w:textAlignment w:val="center"/>
+        <w:rPr>
+          <w:rFonts w:eastAsia="Times New Roman" w:cs="Times New Roman"/>
+          <w:kern w:val="0"/>
+          <w:sz w:val="24"/>
+          <w:lang w:val="en-US"/>
+          <w14:ligatures w14:val="none"/>
+        </w:rPr>
+      </w:pPr>
+      <w:r>
+        <w:rPr>
+          <w:rFonts w:eastAsia="Times New Roman" w:cs="Times New Roman"/>
+          <w:kern w:val="0"/>
+          <w:sz w:val="24"/>
+          <w:lang w:val="en-US"/>
+          <w14:ligatures w14:val="none"/>
+        </w:rPr>
+        <w:t>Lifecycle management</w:t>
+      </w:r>
+    </w:p>
+    <w:p>
+      <w:pPr>
+        <w:rPr>
+          <w:szCs w:val="28"/>
+          <w:lang w:val="en-US"/>
+        </w:rPr>
+      </w:pPr>
+    </w:p>
+    <w:p>
+      <w:pPr>
+        <w:pStyle w:val="Heading2"/>
+        <w:rPr>
+          <w:rFonts w:eastAsia="Times New Roman"/>
+          <w:lang w:val="en-US"/>
+        </w:rPr>
+      </w:pPr>
+      <w:r>
+        <w:rPr>
+          <w:rFonts w:eastAsia="Times New Roman"/>
+          <w:lang w:val="en-US"/>
+        </w:rPr>
+        <w:t xml:space="preserve">Pod Sizing </w:t>
+      </w:r>
+    </w:p>
+    <w:p>
+      <w:pPr>
+        <w:spacing w:after="0" w:line="240" w:lineRule="auto"/>
+        <w:rPr>
+          <w:rFonts w:eastAsia="Times New Roman" w:cs="Times New Roman"/>
+          <w:kern w:val="0"/>
+          <w:sz w:val="24"/>
+          <w:lang w:val="en-US"/>
+          <w14:ligatures w14:val="none"/>
+        </w:rPr>
+      </w:pPr>
+      <w:r>
+        <w:rPr>
+          <w:rFonts w:eastAsia="Times New Roman" w:cs="Times New Roman"/>
+          <w:kern w:val="0"/>
+          <w:sz w:val="24"/>
+          <w:lang w:val="en-US"/>
+          <w14:ligatures w14:val="none"/>
+        </w:rPr>
+        <w:t>You do not directly configure a fixed size for a Pod. Instead, you configure the size (CPU and memory) of the individual containers inside that Pod.</w:t>
+      </w:r>
+    </w:p>
+    <w:p>
+      <w:pPr>
+        <w:spacing w:after="0" w:line="240" w:lineRule="auto"/>
+        <w:rPr>
+          <w:rFonts w:eastAsia="Times New Roman" w:cs="Times New Roman"/>
+          <w:kern w:val="0"/>
+          <w:sz w:val="24"/>
+          <w:lang w:val="en-US"/>
+          <w14:ligatures w14:val="none"/>
+        </w:rPr>
+      </w:pPr>
+      <w:r>
+        <w:rPr>
+          <w:rFonts w:eastAsia="Times New Roman" w:cs="Times New Roman"/>
+          <w:kern w:val="0"/>
+          <w:sz w:val="24"/>
+          <w:lang w:val="en-US"/>
+          <w14:ligatures w14:val="none"/>
+        </w:rPr>
+        <w:t> </w:t>
+      </w:r>
+    </w:p>
+    <w:p>
+      <w:pPr>
+        <w:spacing w:after="0" w:line="240" w:lineRule="auto"/>
+        <w:rPr>
+          <w:rFonts w:eastAsia="Times New Roman" w:cs="Times New Roman"/>
+          <w:kern w:val="0"/>
+          <w:sz w:val="24"/>
+          <w:lang w:val="en-US"/>
+          <w14:ligatures w14:val="none"/>
+        </w:rPr>
+      </w:pPr>
+      <w:r>
+        <w:rPr>
+          <w:rFonts w:eastAsia="Times New Roman" w:cs="Times New Roman"/>
+          <w:kern w:val="0"/>
+          <w:sz w:val="24"/>
+          <w:lang w:val="en-US"/>
+          <w14:ligatures w14:val="none"/>
+        </w:rPr>
+        <w:t>Kubernetes then adds these container sizes together to determine the total size of the Pod.</w:t>
+      </w:r>
+    </w:p>
+    <w:p>
+      <w:pPr>
+        <w:spacing w:after="0" w:line="240" w:lineRule="auto"/>
+        <w:rPr>
+          <w:rFonts w:eastAsia="Times New Roman" w:cs="Times New Roman"/>
+          <w:kern w:val="0"/>
+          <w:sz w:val="24"/>
+          <w:lang w:val="en-US"/>
+          <w14:ligatures w14:val="none"/>
+        </w:rPr>
+      </w:pPr>
+      <w:r>
+        <w:rPr>
+          <w:rFonts w:eastAsia="Times New Roman" w:cs="Times New Roman"/>
+          <w:kern w:val="0"/>
+          <w:sz w:val="24"/>
+          <w:lang w:val="en-US"/>
+          <w14:ligatures w14:val="none"/>
+        </w:rPr>
+        <w:t> </w:t>
+      </w:r>
+    </w:p>
+    <w:p>
+      <w:pPr>
+        <w:spacing w:after="0" w:line="240" w:lineRule="auto"/>
+        <w:rPr>
+          <w:rFonts w:eastAsia="Times New Roman" w:cs="Times New Roman"/>
+          <w:kern w:val="0"/>
+          <w:sz w:val="24"/>
+          <w:lang w:val="en-US"/>
+          <w14:ligatures w14:val="none"/>
+        </w:rPr>
+      </w:pPr>
+      <w:r>
+        <w:rPr>
+          <w:rFonts w:eastAsia="Times New Roman" w:cs="Times New Roman"/>
+          <w:kern w:val="0"/>
+          <w:sz w:val="24"/>
+          <w:lang w:val="en-US"/>
+          <w14:ligatures w14:val="none"/>
+        </w:rPr>
+        <w:t xml:space="preserve">Requests: The minimum </w:t>
+      </w:r>
+      <w:proofErr w:type="gramStart"/>
+      <w:r>
+        <w:rPr>
+          <w:rFonts w:eastAsia="Times New Roman" w:cs="Times New Roman"/>
+          <w:kern w:val="0"/>
+          <w:sz w:val="24"/>
+          <w:lang w:val="en-US"/>
+          <w14:ligatures w14:val="none"/>
+        </w:rPr>
+        <w:t>amount</w:t>
+      </w:r>
+      <w:proofErr w:type="gramEnd"/>
+      <w:r>
+        <w:rPr>
+          <w:rFonts w:eastAsia="Times New Roman" w:cs="Times New Roman"/>
+          <w:kern w:val="0"/>
+          <w:sz w:val="24"/>
+          <w:lang w:val="en-US"/>
+          <w14:ligatures w14:val="none"/>
+        </w:rPr>
+        <w:t xml:space="preserve"> of resources the container guaranteed needs to start running.</w:t>
+      </w:r>
+    </w:p>
+    <w:p>
+      <w:pPr>
+        <w:spacing w:after="0" w:line="240" w:lineRule="auto"/>
+        <w:rPr>
+          <w:rFonts w:eastAsia="Times New Roman" w:cs="Times New Roman"/>
+          <w:kern w:val="0"/>
+          <w:sz w:val="24"/>
+          <w:lang w:val="en-US"/>
+          <w14:ligatures w14:val="none"/>
+        </w:rPr>
+      </w:pPr>
+      <w:r>
+        <w:rPr>
+          <w:rFonts w:eastAsia="Times New Roman" w:cs="Times New Roman"/>
+          <w:kern w:val="0"/>
+          <w:sz w:val="24"/>
+          <w:lang w:val="en-US"/>
+          <w14:ligatures w14:val="none"/>
+        </w:rPr>
+        <w:t xml:space="preserve">Limits: The maximum </w:t>
+      </w:r>
+      <w:proofErr w:type="gramStart"/>
+      <w:r>
+        <w:rPr>
+          <w:rFonts w:eastAsia="Times New Roman" w:cs="Times New Roman"/>
+          <w:kern w:val="0"/>
+          <w:sz w:val="24"/>
+          <w:lang w:val="en-US"/>
+          <w14:ligatures w14:val="none"/>
+        </w:rPr>
+        <w:t>amount</w:t>
+      </w:r>
+      <w:proofErr w:type="gramEnd"/>
+      <w:r>
+        <w:rPr>
+          <w:rFonts w:eastAsia="Times New Roman" w:cs="Times New Roman"/>
+          <w:kern w:val="0"/>
+          <w:sz w:val="24"/>
+          <w:lang w:val="en-US"/>
+          <w14:ligatures w14:val="none"/>
+        </w:rPr>
+        <w:t xml:space="preserve"> of resources the container is allowed to consume.</w:t>
+      </w:r>
+    </w:p>
+    <w:p>
+      <w:pPr>
+        <w:spacing w:after="0" w:line="240" w:lineRule="auto"/>
+        <w:rPr>
+          <w:rFonts w:eastAsia="Times New Roman" w:cs="Times New Roman"/>
+          <w:kern w:val="0"/>
+          <w:sz w:val="24"/>
+          <w:lang w:val="en-US"/>
+          <w14:ligatures w14:val="none"/>
+        </w:rPr>
+      </w:pPr>
+      <w:r>
+        <w:rPr>
+          <w:rFonts w:eastAsia="Times New Roman" w:cs="Times New Roman"/>
+          <w:kern w:val="0"/>
+          <w:sz w:val="24"/>
+          <w:lang w:val="en-US"/>
+          <w14:ligatures w14:val="none"/>
+        </w:rPr>
+        <w:t> </w:t>
+      </w:r>
+    </w:p>
+    <w:p>
+      <w:pPr>
+        <w:spacing w:after="0" w:line="240" w:lineRule="auto"/>
+        <w:rPr>
+          <w:rFonts w:eastAsia="Times New Roman" w:cs="Times New Roman"/>
+          <w:kern w:val="0"/>
+          <w:sz w:val="24"/>
+          <w:lang w:val="en-US"/>
+          <w14:ligatures w14:val="none"/>
+        </w:rPr>
+      </w:pPr>
+      <w:proofErr w:type="gramStart"/>
+      <w:r>
+        <w:rPr>
+          <w:rFonts w:eastAsia="Times New Roman" w:cs="Times New Roman"/>
+          <w:kern w:val="0"/>
+          <w:sz w:val="24"/>
+          <w:lang w:val="en-US"/>
+          <w14:ligatures w14:val="none"/>
+        </w:rPr>
+        <w:t>Example :</w:t>
+      </w:r>
+      <w:proofErr w:type="gramEnd"/>
+      <w:r>
+        <w:rPr>
+          <w:rFonts w:eastAsia="Times New Roman" w:cs="Times New Roman"/>
+          <w:kern w:val="0"/>
+          <w:sz w:val="24"/>
+          <w:lang w:val="en-US"/>
+          <w14:ligatures w14:val="none"/>
+        </w:rPr>
+        <w:t xml:space="preserve"> </w:t>
+      </w:r>
+    </w:p>
+    <w:p>
+      <w:pPr>
+        <w:spacing w:after="0" w:line="240" w:lineRule="auto"/>
+        <w:rPr>
+          <w:rFonts w:eastAsia="Times New Roman" w:cs="Times New Roman"/>
+          <w:kern w:val="0"/>
+          <w:sz w:val="24"/>
+          <w:lang w:val="en-US"/>
+          <w14:ligatures w14:val="none"/>
+        </w:rPr>
+      </w:pPr>
+      <w:r>
+        <w:rPr>
+          <w:rFonts w:eastAsia="Times New Roman" w:cs="Times New Roman"/>
+          <w:kern w:val="0"/>
+          <w:sz w:val="24"/>
+          <w:lang w:val="en-US"/>
+          <w14:ligatures w14:val="none"/>
+        </w:rPr>
+        <w:t> </w:t>
+      </w:r>
+    </w:p>
+    <w:p>
+      <w:pPr>
+        <w:spacing w:after="0" w:line="240" w:lineRule="auto"/>
+        <w:rPr>
+          <w:rFonts w:eastAsia="Times New Roman" w:cs="Times New Roman"/>
+          <w:kern w:val="0"/>
+          <w:sz w:val="24"/>
+          <w:lang w:val="en-US"/>
+          <w14:ligatures w14:val="none"/>
+        </w:rPr>
+      </w:pPr>
+      <w:proofErr w:type="spellStart"/>
+      <w:r>
+        <w:rPr>
+          <w:rFonts w:eastAsia="Times New Roman" w:cs="Times New Roman"/>
+          <w:kern w:val="0"/>
+          <w:sz w:val="24"/>
+          <w:lang w:val="en-US"/>
+          <w14:ligatures w14:val="none"/>
+        </w:rPr>
+        <w:t>apiVersion</w:t>
+      </w:r>
+      <w:proofErr w:type="spellEnd"/>
+      <w:r>
+        <w:rPr>
+          <w:rFonts w:eastAsia="Times New Roman" w:cs="Times New Roman"/>
+          <w:kern w:val="0"/>
+          <w:sz w:val="24"/>
+          <w:lang w:val="en-US"/>
+          <w14:ligatures w14:val="none"/>
+        </w:rPr>
+        <w:t>: v1</w:t>
+      </w:r>
+    </w:p>
+    <w:p>
+      <w:pPr>
+        <w:spacing w:after="0" w:line="240" w:lineRule="auto"/>
+        <w:rPr>
+          <w:rFonts w:eastAsia="Times New Roman" w:cs="Times New Roman"/>
+          <w:kern w:val="0"/>
+          <w:sz w:val="24"/>
+          <w:lang w:val="en-US"/>
+          <w14:ligatures w14:val="none"/>
+        </w:rPr>
+      </w:pPr>
+      <w:r>
+        <w:rPr>
+          <w:rFonts w:eastAsia="Times New Roman" w:cs="Times New Roman"/>
+          <w:kern w:val="0"/>
+          <w:sz w:val="24"/>
+          <w:lang w:val="en-US"/>
+          <w14:ligatures w14:val="none"/>
+        </w:rPr>
+        <w:t>kind: Pod</w:t>
+      </w:r>
+    </w:p>
+    <w:p>
+      <w:pPr>
+        <w:spacing w:after="0" w:line="240" w:lineRule="auto"/>
+        <w:rPr>
+          <w:rFonts w:eastAsia="Times New Roman" w:cs="Times New Roman"/>
+          <w:kern w:val="0"/>
+          <w:sz w:val="24"/>
+          <w:lang w:val="en-US"/>
+          <w14:ligatures w14:val="none"/>
+        </w:rPr>
+      </w:pPr>
+      <w:r>
+        <w:rPr>
+          <w:rFonts w:eastAsia="Times New Roman" w:cs="Times New Roman"/>
+          <w:kern w:val="0"/>
+          <w:sz w:val="24"/>
+          <w:lang w:val="en-US"/>
+          <w14:ligatures w14:val="none"/>
+        </w:rPr>
+        <w:t>metadata:</w:t>
+      </w:r>
+    </w:p>
+    <w:p>
+      <w:pPr>
+        <w:spacing w:after="0" w:line="240" w:lineRule="auto"/>
+        <w:rPr>
+          <w:rFonts w:eastAsia="Times New Roman" w:cs="Times New Roman"/>
+          <w:kern w:val="0"/>
+          <w:sz w:val="24"/>
+          <w:lang w:val="en-US"/>
+          <w14:ligatures w14:val="none"/>
+        </w:rPr>
+      </w:pPr>
+      <w:r>
+        <w:rPr>
+          <w:rFonts w:eastAsia="Times New Roman" w:cs="Times New Roman"/>
+          <w:kern w:val="0"/>
+          <w:sz w:val="24"/>
+          <w:lang w:val="en-US"/>
+          <w14:ligatures w14:val="none"/>
+        </w:rPr>
+        <w:t xml:space="preserve">  name: web-app-pod</w:t>
+      </w:r>
+    </w:p>
+    <w:p>
+      <w:pPr>
+        <w:spacing w:after="0" w:line="240" w:lineRule="auto"/>
+        <w:rPr>
+          <w:rFonts w:eastAsia="Times New Roman" w:cs="Times New Roman"/>
+          <w:kern w:val="0"/>
+          <w:sz w:val="24"/>
+          <w:lang w:val="en-US"/>
+          <w14:ligatures w14:val="none"/>
+        </w:rPr>
+      </w:pPr>
+      <w:r>
+        <w:rPr>
+          <w:rFonts w:eastAsia="Times New Roman" w:cs="Times New Roman"/>
+          <w:kern w:val="0"/>
+          <w:sz w:val="24"/>
+          <w:lang w:val="en-US"/>
+          <w14:ligatures w14:val="none"/>
+        </w:rPr>
+        <w:t>spec:</w:t>
+      </w:r>
+    </w:p>
+    <w:p>
+      <w:pPr>
+        <w:spacing w:after="0" w:line="240" w:lineRule="auto"/>
+        <w:rPr>
+          <w:rFonts w:eastAsia="Times New Roman" w:cs="Times New Roman"/>
+          <w:kern w:val="0"/>
+          <w:sz w:val="24"/>
+          <w:lang w:val="en-US"/>
+          <w14:ligatures w14:val="none"/>
+        </w:rPr>
+      </w:pPr>
+      <w:r>
+        <w:rPr>
+          <w:rFonts w:eastAsia="Times New Roman" w:cs="Times New Roman"/>
+          <w:kern w:val="0"/>
+          <w:sz w:val="24"/>
+          <w:lang w:val="en-US"/>
+          <w14:ligatures w14:val="none"/>
+        </w:rPr>
+        <w:lastRenderedPageBreak/>
+        <w:t xml:space="preserve">  containers:</w:t>
+      </w:r>
+    </w:p>
+    <w:p>
+      <w:pPr>
+        <w:spacing w:after="0" w:line="240" w:lineRule="auto"/>
+        <w:rPr>
+          <w:rFonts w:eastAsia="Times New Roman" w:cs="Times New Roman"/>
+          <w:kern w:val="0"/>
+          <w:sz w:val="24"/>
+          <w:lang w:val="en-US"/>
+          <w14:ligatures w14:val="none"/>
+        </w:rPr>
+      </w:pPr>
+      <w:r>
+        <w:rPr>
+          <w:rFonts w:eastAsia="Times New Roman" w:cs="Times New Roman"/>
+          <w:kern w:val="0"/>
+          <w:sz w:val="24"/>
+          <w:lang w:val="en-US"/>
+          <w14:ligatures w14:val="none"/>
+        </w:rPr>
+        <w:t xml:space="preserve">  - name: web-container</w:t>
+      </w:r>
+    </w:p>
+    <w:p>
+      <w:pPr>
+        <w:spacing w:after="0" w:line="240" w:lineRule="auto"/>
+        <w:rPr>
+          <w:rFonts w:eastAsia="Times New Roman" w:cs="Times New Roman"/>
+          <w:kern w:val="0"/>
+          <w:sz w:val="24"/>
+          <w:lang w:val="en-US"/>
+          <w14:ligatures w14:val="none"/>
+        </w:rPr>
+      </w:pPr>
+      <w:r>
+        <w:rPr>
+          <w:rFonts w:eastAsia="Times New Roman" w:cs="Times New Roman"/>
+          <w:kern w:val="0"/>
+          <w:sz w:val="24"/>
+          <w:lang w:val="en-US"/>
+          <w14:ligatures w14:val="none"/>
+        </w:rPr>
+        <w:t xml:space="preserve">    image: nginx</w:t>
+      </w:r>
+    </w:p>
+    <w:p>
+      <w:pPr>
+        <w:spacing w:after="0" w:line="240" w:lineRule="auto"/>
+        <w:rPr>
+          <w:rFonts w:eastAsia="Times New Roman" w:cs="Times New Roman"/>
+          <w:kern w:val="0"/>
+          <w:sz w:val="24"/>
+          <w:lang w:val="en-US"/>
+          <w14:ligatures w14:val="none"/>
+        </w:rPr>
+      </w:pPr>
+      <w:r>
+        <w:rPr>
+          <w:rFonts w:eastAsia="Times New Roman" w:cs="Times New Roman"/>
+          <w:kern w:val="0"/>
+          <w:sz w:val="24"/>
+          <w:lang w:val="en-US"/>
+          <w14:ligatures w14:val="none"/>
+        </w:rPr>
+        <w:t xml:space="preserve">    resources:</w:t>
+      </w:r>
+    </w:p>
+    <w:p>
+      <w:pPr>
+        <w:spacing w:after="0" w:line="240" w:lineRule="auto"/>
+        <w:rPr>
+          <w:rFonts w:eastAsia="Times New Roman" w:cs="Times New Roman"/>
+          <w:kern w:val="0"/>
+          <w:sz w:val="24"/>
+          <w:lang w:val="en-US"/>
+          <w14:ligatures w14:val="none"/>
+        </w:rPr>
+      </w:pPr>
+      <w:r>
+        <w:rPr>
+          <w:rFonts w:eastAsia="Times New Roman" w:cs="Times New Roman"/>
+          <w:kern w:val="0"/>
+          <w:sz w:val="24"/>
+          <w:lang w:val="en-US"/>
+          <w14:ligatures w14:val="none"/>
+        </w:rPr>
+        <w:t xml:space="preserve">      requests:</w:t>
+      </w:r>
+    </w:p>
+    <w:p>
+      <w:pPr>
+        <w:spacing w:after="0" w:line="240" w:lineRule="auto"/>
+        <w:rPr>
+          <w:rFonts w:eastAsia="Times New Roman" w:cs="Times New Roman"/>
+          <w:kern w:val="0"/>
+          <w:sz w:val="24"/>
+          <w:lang w:val="en-US"/>
+          <w14:ligatures w14:val="none"/>
+        </w:rPr>
+      </w:pPr>
+      <w:r>
+        <w:rPr>
+          <w:rFonts w:eastAsia="Times New Roman" w:cs="Times New Roman"/>
+          <w:kern w:val="0"/>
+          <w:sz w:val="24"/>
+          <w:lang w:val="en-US"/>
+          <w14:ligatures w14:val="none"/>
+        </w:rPr>
+        <w:t xml:space="preserve">        memory: "64Mi"   # Minimum memory required</w:t>
+      </w:r>
+    </w:p>
+    <w:p>
+      <w:pPr>
+        <w:spacing w:after="0" w:line="240" w:lineRule="auto"/>
+        <w:rPr>
+          <w:rFonts w:eastAsia="Times New Roman" w:cs="Times New Roman"/>
+          <w:kern w:val="0"/>
+          <w:sz w:val="24"/>
+          <w:lang w:val="en-US"/>
+          <w14:ligatures w14:val="none"/>
+        </w:rPr>
+      </w:pPr>
+      <w:r>
+        <w:rPr>
+          <w:rFonts w:eastAsia="Times New Roman" w:cs="Times New Roman"/>
+          <w:kern w:val="0"/>
+          <w:sz w:val="24"/>
+          <w:lang w:val="en-US"/>
+          <w14:ligatures w14:val="none"/>
+        </w:rPr>
+        <w:t xml:space="preserve">        </w:t>
+      </w:r>
+      <w:proofErr w:type="spellStart"/>
+      <w:r>
+        <w:rPr>
+          <w:rFonts w:eastAsia="Times New Roman" w:cs="Times New Roman"/>
+          <w:kern w:val="0"/>
+          <w:sz w:val="24"/>
+          <w:lang w:val="en-US"/>
+          <w14:ligatures w14:val="none"/>
+        </w:rPr>
+        <w:t>cpu</w:t>
+      </w:r>
+      <w:proofErr w:type="spellEnd"/>
+      <w:r>
+        <w:rPr>
+          <w:rFonts w:eastAsia="Times New Roman" w:cs="Times New Roman"/>
+          <w:kern w:val="0"/>
+          <w:sz w:val="24"/>
+          <w:lang w:val="en-US"/>
+          <w14:ligatures w14:val="none"/>
+        </w:rPr>
+        <w:t>: "250m"      # Minimum CPU required (0.25 of a core)</w:t>
+      </w:r>
+    </w:p>
+    <w:p>
+      <w:pPr>
+        <w:spacing w:after="0" w:line="240" w:lineRule="auto"/>
+        <w:rPr>
+          <w:rFonts w:eastAsia="Times New Roman" w:cs="Times New Roman"/>
+          <w:kern w:val="0"/>
+          <w:sz w:val="24"/>
+          <w:lang w:val="en-US"/>
+          <w14:ligatures w14:val="none"/>
+        </w:rPr>
+      </w:pPr>
+      <w:r>
+        <w:rPr>
+          <w:rFonts w:eastAsia="Times New Roman" w:cs="Times New Roman"/>
+          <w:kern w:val="0"/>
+          <w:sz w:val="24"/>
+          <w:lang w:val="en-US"/>
+          <w14:ligatures w14:val="none"/>
+        </w:rPr>
+        <w:t xml:space="preserve">      limits:</w:t>
+      </w:r>
+    </w:p>
+    <w:p>
+      <w:pPr>
+        <w:spacing w:after="0" w:line="240" w:lineRule="auto"/>
+        <w:rPr>
+          <w:rFonts w:eastAsia="Times New Roman" w:cs="Times New Roman"/>
+          <w:kern w:val="0"/>
+          <w:sz w:val="24"/>
+          <w:lang w:val="en-US"/>
+          <w14:ligatures w14:val="none"/>
+        </w:rPr>
+      </w:pPr>
+      <w:r>
+        <w:rPr>
+          <w:rFonts w:eastAsia="Times New Roman" w:cs="Times New Roman"/>
+          <w:kern w:val="0"/>
+          <w:sz w:val="24"/>
+          <w:lang w:val="en-US"/>
+          <w14:ligatures w14:val="none"/>
+        </w:rPr>
+        <w:t xml:space="preserve">        memory: "128Mi</w:t>
+      </w:r>
+      <w:proofErr w:type="gramStart"/>
+      <w:r>
+        <w:rPr>
+          <w:rFonts w:eastAsia="Times New Roman" w:cs="Times New Roman"/>
+          <w:kern w:val="0"/>
+          <w:sz w:val="24"/>
+          <w:lang w:val="en-US"/>
+          <w14:ligatures w14:val="none"/>
+        </w:rPr>
+        <w:t>"  #</w:t>
+      </w:r>
+      <w:proofErr w:type="gramEnd"/>
+      <w:r>
+        <w:rPr>
+          <w:rFonts w:eastAsia="Times New Roman" w:cs="Times New Roman"/>
+          <w:kern w:val="0"/>
+          <w:sz w:val="24"/>
+          <w:lang w:val="en-US"/>
+          <w14:ligatures w14:val="none"/>
+        </w:rPr>
+        <w:t xml:space="preserve"> Maximum memory allowed</w:t>
+      </w:r>
+    </w:p>
+    <w:p>
+      <w:pPr>
+        <w:spacing w:after="0" w:line="240" w:lineRule="auto"/>
+        <w:rPr>
+          <w:rFonts w:eastAsia="Times New Roman" w:cs="Times New Roman"/>
+          <w:kern w:val="0"/>
+          <w:sz w:val="24"/>
+          <w:lang w:val="en-US"/>
+          <w14:ligatures w14:val="none"/>
+        </w:rPr>
+      </w:pPr>
+      <w:r>
+        <w:rPr>
+          <w:rFonts w:eastAsia="Times New Roman" w:cs="Times New Roman"/>
+          <w:kern w:val="0"/>
+          <w:sz w:val="24"/>
+          <w:lang w:val="en-US"/>
+          <w14:ligatures w14:val="none"/>
+        </w:rPr>
+        <w:t xml:space="preserve">        </w:t>
+      </w:r>
+      <w:proofErr w:type="spellStart"/>
+      <w:r>
+        <w:rPr>
+          <w:rFonts w:eastAsia="Times New Roman" w:cs="Times New Roman"/>
+          <w:kern w:val="0"/>
+          <w:sz w:val="24"/>
+          <w:lang w:val="en-US"/>
+          <w14:ligatures w14:val="none"/>
+        </w:rPr>
+        <w:t>cpu</w:t>
+      </w:r>
+      <w:proofErr w:type="spellEnd"/>
+      <w:r>
+        <w:rPr>
+          <w:rFonts w:eastAsia="Times New Roman" w:cs="Times New Roman"/>
+          <w:kern w:val="0"/>
+          <w:sz w:val="24"/>
+          <w:lang w:val="en-US"/>
+          <w14:ligatures w14:val="none"/>
+        </w:rPr>
+        <w:t>: "500m"      # Maximum CPU allowed (0.5 of a core)</w:t>
+      </w:r>
+    </w:p>
+    <w:p>
+      <w:pPr>
+        <w:rPr>
+          <w:szCs w:val="28"/>
+          <w:lang w:val="en-US"/>
+        </w:rPr>
+      </w:pPr>
+    </w:p>
+    <w:p>
+      <w:pPr>
+        <w:pStyle w:val="Heading2"/>
+        <w:rPr>
+          <w:rFonts w:eastAsia="Times New Roman"/>
+          <w:lang w:val="en-US"/>
+        </w:rPr>
+      </w:pPr>
+      <w:r>
+        <w:rPr>
+          <w:rFonts w:eastAsia="Times New Roman"/>
+          <w:lang w:val="en-US"/>
+        </w:rPr>
+        <w:t>Deployment</w:t>
+      </w:r>
+    </w:p>
+    <w:p>
+      <w:pPr>
+        <w:spacing w:after="0" w:line="240" w:lineRule="auto"/>
+        <w:rPr>
+          <w:rFonts w:eastAsia="Times New Roman" w:cs="Times New Roman"/>
+          <w:kern w:val="0"/>
+          <w:sz w:val="24"/>
+          <w:lang w:val="en-US"/>
+          <w14:ligatures w14:val="none"/>
+        </w:rPr>
+      </w:pPr>
+      <w:r>
+        <w:rPr>
+          <w:rFonts w:eastAsia="Times New Roman" w:cs="Times New Roman"/>
+          <w:kern w:val="0"/>
+          <w:sz w:val="24"/>
+          <w:lang w:val="en-US"/>
+          <w14:ligatures w14:val="none"/>
+        </w:rPr>
+        <w:t> </w:t>
+      </w:r>
+    </w:p>
+    <w:p>
+      <w:pPr>
+        <w:spacing w:after="0" w:line="240" w:lineRule="auto"/>
+        <w:rPr>
+          <w:rFonts w:eastAsia="Times New Roman" w:cs="Times New Roman"/>
+          <w:kern w:val="0"/>
+          <w:sz w:val="24"/>
+          <w:lang w:val="en-US"/>
+          <w14:ligatures w14:val="none"/>
+        </w:rPr>
+      </w:pPr>
+      <w:r>
+        <w:rPr>
+          <w:rFonts w:eastAsia="Times New Roman" w:cs="Times New Roman"/>
+          <w:b/>
+          <w:bCs/>
+          <w:kern w:val="0"/>
+          <w:sz w:val="24"/>
+          <w:lang w:val="en-US"/>
+          <w14:ligatures w14:val="none"/>
+        </w:rPr>
+        <w:t>Definition</w:t>
+      </w:r>
+    </w:p>
+    <w:p>
+      <w:pPr>
+        <w:spacing w:after="0" w:line="240" w:lineRule="auto"/>
+        <w:rPr>
+          <w:rFonts w:eastAsia="Times New Roman" w:cs="Times New Roman"/>
+          <w:kern w:val="0"/>
+          <w:sz w:val="24"/>
+          <w:lang w:val="en-US"/>
+          <w14:ligatures w14:val="none"/>
+        </w:rPr>
+      </w:pPr>
+      <w:r>
+        <w:rPr>
+          <w:rFonts w:eastAsia="Times New Roman" w:cs="Times New Roman"/>
+          <w:kern w:val="0"/>
+          <w:sz w:val="24"/>
+          <w:lang w:val="en-US"/>
+          <w14:ligatures w14:val="none"/>
+        </w:rPr>
+        <w:t xml:space="preserve">A </w:t>
+      </w:r>
+      <w:r>
+        <w:rPr>
+          <w:rFonts w:eastAsia="Times New Roman" w:cs="Times New Roman"/>
+          <w:b/>
+          <w:bCs/>
+          <w:kern w:val="0"/>
+          <w:sz w:val="24"/>
+          <w:lang w:val="en-US"/>
+          <w14:ligatures w14:val="none"/>
+        </w:rPr>
+        <w:t>Deployment</w:t>
+      </w:r>
+      <w:r>
+        <w:rPr>
+          <w:rFonts w:eastAsia="Times New Roman" w:cs="Times New Roman"/>
+          <w:kern w:val="0"/>
+          <w:sz w:val="24"/>
+          <w:lang w:val="en-US"/>
+          <w14:ligatures w14:val="none"/>
+        </w:rPr>
+        <w:t xml:space="preserve"> manages Pods automatically.</w:t>
+      </w:r>
+    </w:p>
+    <w:p>
+      <w:pPr>
+        <w:spacing w:after="0" w:line="240" w:lineRule="auto"/>
+        <w:rPr>
+          <w:rFonts w:eastAsia="Times New Roman" w:cs="Times New Roman"/>
+          <w:kern w:val="0"/>
+          <w:sz w:val="24"/>
+          <w:lang w:val="en-US"/>
+          <w14:ligatures w14:val="none"/>
+        </w:rPr>
+      </w:pPr>
+      <w:r>
+        <w:rPr>
+          <w:rFonts w:eastAsia="Times New Roman" w:cs="Times New Roman"/>
+          <w:kern w:val="0"/>
+          <w:sz w:val="24"/>
+          <w:lang w:val="en-US"/>
+          <w14:ligatures w14:val="none"/>
+        </w:rPr>
+        <w:t>It ensures:</w:t>
+      </w:r>
+    </w:p>
+    <w:p>
+      <w:pPr>
+        <w:numPr>
+          <w:ilvl w:val="0"/>
+          <w:numId w:val="38"/>
+        </w:numPr>
+        <w:spacing w:after="0" w:line="240" w:lineRule="auto"/>
+        <w:textAlignment w:val="center"/>
+        <w:rPr>
+          <w:rFonts w:eastAsia="Times New Roman" w:cs="Times New Roman"/>
+          <w:kern w:val="0"/>
+          <w:sz w:val="24"/>
+          <w:lang w:val="en-US"/>
+          <w14:ligatures w14:val="none"/>
+        </w:rPr>
+      </w:pPr>
+      <w:r>
+        <w:rPr>
+          <w:rFonts w:eastAsia="Times New Roman" w:cs="Times New Roman"/>
+          <w:kern w:val="0"/>
+          <w:sz w:val="24"/>
+          <w:lang w:val="en-US"/>
+          <w14:ligatures w14:val="none"/>
+        </w:rPr>
+        <w:t xml:space="preserve">Desired number of Pods run </w:t>
+      </w:r>
+    </w:p>
+    <w:p>
+      <w:pPr>
+        <w:numPr>
+          <w:ilvl w:val="0"/>
+          <w:numId w:val="38"/>
+        </w:numPr>
+        <w:spacing w:after="0" w:line="240" w:lineRule="auto"/>
+        <w:textAlignment w:val="center"/>
+        <w:rPr>
+          <w:rFonts w:eastAsia="Times New Roman" w:cs="Times New Roman"/>
+          <w:kern w:val="0"/>
+          <w:sz w:val="24"/>
+          <w:lang w:val="en-US"/>
+          <w14:ligatures w14:val="none"/>
+        </w:rPr>
+      </w:pPr>
+      <w:r>
+        <w:rPr>
+          <w:rFonts w:eastAsia="Times New Roman" w:cs="Times New Roman"/>
+          <w:kern w:val="0"/>
+          <w:sz w:val="24"/>
+          <w:lang w:val="en-US"/>
+          <w14:ligatures w14:val="none"/>
+        </w:rPr>
+        <w:t xml:space="preserve">Failed Pods restart </w:t>
+      </w:r>
+    </w:p>
+    <w:p>
+      <w:pPr>
+        <w:numPr>
+          <w:ilvl w:val="0"/>
+          <w:numId w:val="38"/>
+        </w:numPr>
+        <w:spacing w:after="0" w:line="240" w:lineRule="auto"/>
+        <w:textAlignment w:val="center"/>
+        <w:rPr>
+          <w:rFonts w:eastAsia="Times New Roman" w:cs="Times New Roman"/>
+          <w:kern w:val="0"/>
+          <w:sz w:val="24"/>
+          <w:lang w:val="en-US"/>
+          <w14:ligatures w14:val="none"/>
+        </w:rPr>
+      </w:pPr>
+      <w:r>
+        <w:rPr>
+          <w:rFonts w:eastAsia="Times New Roman" w:cs="Times New Roman"/>
+          <w:kern w:val="0"/>
+          <w:sz w:val="24"/>
+          <w:lang w:val="en-US"/>
+          <w14:ligatures w14:val="none"/>
+        </w:rPr>
+        <w:t>Updates happen safely</w:t>
+      </w:r>
+    </w:p>
+    <w:p>
+      <w:pPr>
+        <w:rPr>
+          <w:szCs w:val="28"/>
+          <w:lang w:val="en-US"/>
+        </w:rPr>
+      </w:pPr>
+    </w:p>
+    <w:p>
+      <w:pPr>
+        <w:pStyle w:val="Heading2"/>
+        <w:rPr>
+          <w:rFonts w:eastAsia="Times New Roman"/>
+          <w:lang w:val="en-US"/>
+        </w:rPr>
+      </w:pPr>
+      <w:proofErr w:type="spellStart"/>
+      <w:r>
+        <w:rPr>
+          <w:rFonts w:eastAsia="Times New Roman"/>
+          <w:lang w:val="en-US"/>
+        </w:rPr>
+        <w:t>ReplicaSet</w:t>
+      </w:r>
+      <w:proofErr w:type="spellEnd"/>
+    </w:p>
+    <w:p>
+      <w:pPr>
+        <w:spacing w:after="0" w:line="240" w:lineRule="auto"/>
+        <w:rPr>
+          <w:rFonts w:eastAsia="Times New Roman" w:cs="Times New Roman"/>
+          <w:kern w:val="0"/>
+          <w:sz w:val="24"/>
+          <w:lang w:val="en-US"/>
+          <w14:ligatures w14:val="none"/>
+        </w:rPr>
+      </w:pPr>
+      <w:r>
+        <w:rPr>
+          <w:rFonts w:eastAsia="Times New Roman" w:cs="Times New Roman"/>
+          <w:kern w:val="0"/>
+          <w:sz w:val="24"/>
+          <w:lang w:val="en-US"/>
+          <w14:ligatures w14:val="none"/>
+        </w:rPr>
+        <w:t> </w:t>
+      </w:r>
+    </w:p>
+    <w:p>
+      <w:pPr>
+        <w:spacing w:after="0" w:line="240" w:lineRule="auto"/>
+        <w:rPr>
+          <w:rFonts w:eastAsia="Times New Roman" w:cs="Times New Roman"/>
+          <w:kern w:val="0"/>
+          <w:sz w:val="24"/>
+          <w:lang w:val="en-US"/>
+          <w14:ligatures w14:val="none"/>
+        </w:rPr>
+      </w:pPr>
+      <w:r>
+        <w:rPr>
+          <w:rFonts w:eastAsia="Times New Roman" w:cs="Times New Roman"/>
+          <w:kern w:val="0"/>
+          <w:sz w:val="24"/>
+          <w:lang w:val="en-US"/>
+          <w14:ligatures w14:val="none"/>
+        </w:rPr>
+        <w:t xml:space="preserve">A </w:t>
+      </w:r>
+      <w:proofErr w:type="spellStart"/>
+      <w:r>
+        <w:rPr>
+          <w:rFonts w:eastAsia="Times New Roman" w:cs="Times New Roman"/>
+          <w:b/>
+          <w:bCs/>
+          <w:kern w:val="0"/>
+          <w:sz w:val="24"/>
+          <w:lang w:val="en-US"/>
+          <w14:ligatures w14:val="none"/>
+        </w:rPr>
+        <w:t>ReplicaSet</w:t>
+      </w:r>
+      <w:proofErr w:type="spellEnd"/>
+      <w:r>
+        <w:rPr>
+          <w:rFonts w:eastAsia="Times New Roman" w:cs="Times New Roman"/>
+          <w:kern w:val="0"/>
+          <w:sz w:val="24"/>
+          <w:lang w:val="en-US"/>
+          <w14:ligatures w14:val="none"/>
+        </w:rPr>
+        <w:t xml:space="preserve"> ensures a fixed number of Pods exist.</w:t>
+      </w:r>
+    </w:p>
+    <w:p>
+      <w:pPr>
+        <w:spacing w:after="0" w:line="240" w:lineRule="auto"/>
+        <w:rPr>
+          <w:rFonts w:eastAsia="Times New Roman" w:cs="Times New Roman"/>
+          <w:kern w:val="0"/>
+          <w:sz w:val="24"/>
+          <w:lang w:val="en-US"/>
+          <w14:ligatures w14:val="none"/>
+        </w:rPr>
+      </w:pPr>
+      <w:r>
+        <w:rPr>
+          <w:rFonts w:eastAsia="Times New Roman" w:cs="Times New Roman"/>
+          <w:kern w:val="0"/>
+          <w:sz w:val="24"/>
+          <w:lang w:val="en-US"/>
+          <w14:ligatures w14:val="none"/>
+        </w:rPr>
+        <w:t xml:space="preserve">Deployment internally manages </w:t>
+      </w:r>
+      <w:proofErr w:type="spellStart"/>
+      <w:r>
+        <w:rPr>
+          <w:rFonts w:eastAsia="Times New Roman" w:cs="Times New Roman"/>
+          <w:kern w:val="0"/>
+          <w:sz w:val="24"/>
+          <w:lang w:val="en-US"/>
+          <w14:ligatures w14:val="none"/>
+        </w:rPr>
+        <w:t>ReplicaSets</w:t>
+      </w:r>
+      <w:proofErr w:type="spellEnd"/>
+      <w:r>
+        <w:rPr>
+          <w:rFonts w:eastAsia="Times New Roman" w:cs="Times New Roman"/>
+          <w:kern w:val="0"/>
+          <w:sz w:val="24"/>
+          <w:lang w:val="en-US"/>
+          <w14:ligatures w14:val="none"/>
+        </w:rPr>
+        <w:t>.</w:t>
+      </w:r>
+    </w:p>
+    <w:p>
+      <w:pPr>
+        <w:rPr>
+          <w:szCs w:val="28"/>
+          <w:lang w:val="en-US"/>
+        </w:rPr>
+      </w:pPr>
+    </w:p>
+    <w:p>
+      <w:pPr>
+        <w:pStyle w:val="Heading2"/>
+        <w:rPr>
+          <w:rFonts w:eastAsia="Times New Roman"/>
+          <w:lang w:val="en-US"/>
+        </w:rPr>
+      </w:pPr>
+      <w:r>
+        <w:rPr>
+          <w:rFonts w:eastAsia="Times New Roman"/>
+          <w:lang w:val="en-US"/>
+        </w:rPr>
+        <w:t>Service</w:t>
+      </w:r>
+    </w:p>
+    <w:p>
+      <w:pPr>
+        <w:spacing w:after="0" w:line="240" w:lineRule="auto"/>
+        <w:rPr>
+          <w:rFonts w:eastAsia="Times New Roman" w:cs="Times New Roman"/>
+          <w:kern w:val="0"/>
+          <w:sz w:val="24"/>
+          <w:lang w:val="en-US"/>
+          <w14:ligatures w14:val="none"/>
+        </w:rPr>
+      </w:pPr>
+      <w:r>
+        <w:rPr>
+          <w:rFonts w:eastAsia="Times New Roman" w:cs="Times New Roman"/>
+          <w:kern w:val="0"/>
+          <w:sz w:val="24"/>
+          <w:lang w:val="en-US"/>
+          <w14:ligatures w14:val="none"/>
+        </w:rPr>
+        <w:t> </w:t>
+      </w:r>
+    </w:p>
+    <w:p>
+      <w:pPr>
+        <w:spacing w:after="0" w:line="240" w:lineRule="auto"/>
+        <w:rPr>
+          <w:rFonts w:eastAsia="Times New Roman" w:cs="Times New Roman"/>
+          <w:kern w:val="0"/>
+          <w:sz w:val="24"/>
+          <w:lang w:val="en-US"/>
+          <w14:ligatures w14:val="none"/>
+        </w:rPr>
+      </w:pPr>
+      <w:r>
+        <w:rPr>
+          <w:rFonts w:eastAsia="Times New Roman" w:cs="Times New Roman"/>
+          <w:kern w:val="0"/>
+          <w:sz w:val="24"/>
+          <w:lang w:val="en-US"/>
+          <w14:ligatures w14:val="none"/>
+        </w:rPr>
+        <w:t>Pods are temporary.</w:t>
+      </w:r>
+    </w:p>
+    <w:p>
+      <w:pPr>
+        <w:spacing w:after="0" w:line="240" w:lineRule="auto"/>
+        <w:rPr>
+          <w:rFonts w:eastAsia="Times New Roman" w:cs="Times New Roman"/>
+          <w:kern w:val="0"/>
+          <w:sz w:val="24"/>
+          <w:lang w:val="en-US"/>
+          <w14:ligatures w14:val="none"/>
+        </w:rPr>
+      </w:pPr>
+      <w:r>
+        <w:rPr>
+          <w:rFonts w:eastAsia="Times New Roman" w:cs="Times New Roman"/>
+          <w:kern w:val="0"/>
+          <w:sz w:val="24"/>
+          <w:lang w:val="en-US"/>
+          <w14:ligatures w14:val="none"/>
+        </w:rPr>
+        <w:t>Their IP changes frequently.</w:t>
+      </w:r>
+    </w:p>
+    <w:p>
+      <w:pPr>
+        <w:spacing w:after="0" w:line="240" w:lineRule="auto"/>
+        <w:rPr>
+          <w:rFonts w:eastAsia="Times New Roman" w:cs="Times New Roman"/>
+          <w:kern w:val="0"/>
+          <w:sz w:val="24"/>
+          <w:lang w:val="en-US"/>
+          <w14:ligatures w14:val="none"/>
+        </w:rPr>
+      </w:pPr>
+      <w:r>
+        <w:rPr>
+          <w:rFonts w:eastAsia="Times New Roman" w:cs="Times New Roman"/>
+          <w:kern w:val="0"/>
+          <w:sz w:val="24"/>
+          <w:lang w:val="en-US"/>
+          <w14:ligatures w14:val="none"/>
+        </w:rPr>
+        <w:t>So how will other services communicate?</w:t>
+      </w:r>
+    </w:p>
+    <w:p>
+      <w:pPr>
+        <w:spacing w:after="0" w:line="240" w:lineRule="auto"/>
+        <w:rPr>
+          <w:rFonts w:eastAsia="Times New Roman" w:cs="Times New Roman"/>
+          <w:kern w:val="0"/>
+          <w:sz w:val="24"/>
+          <w:lang w:val="en-US"/>
+          <w14:ligatures w14:val="none"/>
+        </w:rPr>
+      </w:pPr>
+      <w:r>
+        <w:rPr>
+          <w:rFonts w:eastAsia="Times New Roman" w:cs="Times New Roman"/>
+          <w:kern w:val="0"/>
+          <w:sz w:val="24"/>
+          <w:lang w:val="en-US"/>
+          <w14:ligatures w14:val="none"/>
+        </w:rPr>
+        <w:t> </w:t>
+      </w:r>
+    </w:p>
+    <w:p>
+      <w:pPr>
+        <w:spacing w:after="0" w:line="240" w:lineRule="auto"/>
+        <w:rPr>
+          <w:rFonts w:eastAsia="Times New Roman" w:cs="Times New Roman"/>
+          <w:kern w:val="0"/>
+          <w:sz w:val="24"/>
+          <w:lang w:val="en-US"/>
+          <w14:ligatures w14:val="none"/>
+        </w:rPr>
+      </w:pPr>
+      <w:r>
+        <w:rPr>
+          <w:rFonts w:eastAsia="Times New Roman" w:cs="Times New Roman"/>
+          <w:kern w:val="0"/>
+          <w:sz w:val="24"/>
+          <w:lang w:val="en-US"/>
+          <w14:ligatures w14:val="none"/>
+        </w:rPr>
+        <w:t>Solution → Service</w:t>
+      </w:r>
+    </w:p>
+    <w:p>
+      <w:pPr>
+        <w:spacing w:after="0" w:line="240" w:lineRule="auto"/>
+        <w:rPr>
+          <w:rFonts w:eastAsia="Times New Roman" w:cs="Times New Roman"/>
+          <w:kern w:val="0"/>
+          <w:sz w:val="24"/>
+          <w:lang w:val="en-US"/>
+          <w14:ligatures w14:val="none"/>
+        </w:rPr>
+      </w:pPr>
+      <w:r>
+        <w:rPr>
+          <w:rFonts w:eastAsia="Times New Roman" w:cs="Times New Roman"/>
+          <w:kern w:val="0"/>
+          <w:sz w:val="24"/>
+          <w:lang w:val="en-US"/>
+          <w14:ligatures w14:val="none"/>
+        </w:rPr>
+        <w:t xml:space="preserve">A </w:t>
+      </w:r>
+      <w:r>
+        <w:rPr>
+          <w:rFonts w:eastAsia="Times New Roman" w:cs="Times New Roman"/>
+          <w:b/>
+          <w:bCs/>
+          <w:kern w:val="0"/>
+          <w:sz w:val="24"/>
+          <w:lang w:val="en-US"/>
+          <w14:ligatures w14:val="none"/>
+        </w:rPr>
+        <w:t>Service</w:t>
+      </w:r>
+      <w:r>
+        <w:rPr>
+          <w:rFonts w:eastAsia="Times New Roman" w:cs="Times New Roman"/>
+          <w:kern w:val="0"/>
+          <w:sz w:val="24"/>
+          <w:lang w:val="en-US"/>
+          <w14:ligatures w14:val="none"/>
+        </w:rPr>
+        <w:t xml:space="preserve"> gives a stable network endpoint and DNS name to Pods.</w:t>
+      </w:r>
+    </w:p>
+    <w:p>
+      <w:pPr>
+        <w:spacing w:after="0" w:line="240" w:lineRule="auto"/>
+        <w:rPr>
+          <w:rFonts w:eastAsia="Times New Roman" w:cs="Times New Roman"/>
+          <w:kern w:val="0"/>
+          <w:sz w:val="24"/>
+          <w:lang w:val="en-US"/>
+          <w14:ligatures w14:val="none"/>
+        </w:rPr>
+      </w:pPr>
+      <w:r>
+        <w:rPr>
+          <w:rFonts w:eastAsia="Times New Roman" w:cs="Times New Roman"/>
+          <w:kern w:val="0"/>
+          <w:sz w:val="24"/>
+          <w:lang w:val="en-US"/>
+          <w14:ligatures w14:val="none"/>
+        </w:rPr>
+        <w:t> </w:t>
+      </w:r>
+    </w:p>
+    <w:p>
+      <w:pPr>
+        <w:spacing w:after="0" w:line="240" w:lineRule="auto"/>
+        <w:rPr>
+          <w:rFonts w:eastAsia="Times New Roman" w:cs="Times New Roman"/>
+          <w:kern w:val="0"/>
+          <w:sz w:val="24"/>
+          <w:lang w:val="en-US"/>
+          <w14:ligatures w14:val="none"/>
+        </w:rPr>
+      </w:pPr>
+      <w:r>
+        <w:rPr>
+          <w:rFonts w:eastAsia="Times New Roman" w:cs="Times New Roman"/>
+          <w:kern w:val="0"/>
+          <w:sz w:val="24"/>
+          <w:lang w:val="en-US"/>
+          <w14:ligatures w14:val="none"/>
+        </w:rPr>
+        <w:t xml:space="preserve">Instead </w:t>
+      </w:r>
+      <w:proofErr w:type="gramStart"/>
+      <w:r>
+        <w:rPr>
+          <w:rFonts w:eastAsia="Times New Roman" w:cs="Times New Roman"/>
+          <w:kern w:val="0"/>
+          <w:sz w:val="24"/>
+          <w:lang w:val="en-US"/>
+          <w14:ligatures w14:val="none"/>
+        </w:rPr>
+        <w:t>of :</w:t>
+      </w:r>
+      <w:proofErr w:type="gramEnd"/>
+      <w:r>
+        <w:rPr>
+          <w:rFonts w:eastAsia="Times New Roman" w:cs="Times New Roman"/>
+          <w:kern w:val="0"/>
+          <w:sz w:val="24"/>
+          <w:lang w:val="en-US"/>
+          <w14:ligatures w14:val="none"/>
+        </w:rPr>
+        <w:t xml:space="preserve">  Call Pod IP directly</w:t>
+      </w:r>
+    </w:p>
+    <w:p>
+      <w:pPr>
+        <w:spacing w:after="0" w:line="240" w:lineRule="auto"/>
+        <w:rPr>
+          <w:rFonts w:eastAsia="Times New Roman" w:cs="Times New Roman"/>
+          <w:kern w:val="0"/>
+          <w:sz w:val="24"/>
+          <w:lang w:val="en-US"/>
+          <w14:ligatures w14:val="none"/>
+        </w:rPr>
+      </w:pPr>
+      <w:proofErr w:type="gramStart"/>
+      <w:r>
+        <w:rPr>
+          <w:rFonts w:eastAsia="Times New Roman" w:cs="Times New Roman"/>
+          <w:kern w:val="0"/>
+          <w:sz w:val="24"/>
+          <w:lang w:val="en-US"/>
+          <w14:ligatures w14:val="none"/>
+        </w:rPr>
+        <w:t>Use :</w:t>
+      </w:r>
+      <w:proofErr w:type="gramEnd"/>
+      <w:r>
+        <w:rPr>
+          <w:rFonts w:eastAsia="Times New Roman" w:cs="Times New Roman"/>
+          <w:kern w:val="0"/>
+          <w:sz w:val="24"/>
+          <w:lang w:val="en-US"/>
+          <w14:ligatures w14:val="none"/>
+        </w:rPr>
+        <w:t xml:space="preserve"> payment-service</w:t>
+      </w:r>
+    </w:p>
+    <w:p>
+      <w:pPr>
+        <w:spacing w:after="0" w:line="240" w:lineRule="auto"/>
+        <w:rPr>
+          <w:rFonts w:eastAsia="Times New Roman" w:cs="Times New Roman"/>
+          <w:kern w:val="0"/>
+          <w:sz w:val="24"/>
+          <w:lang w:val="en-US"/>
+          <w14:ligatures w14:val="none"/>
+        </w:rPr>
+      </w:pPr>
+      <w:r>
+        <w:rPr>
+          <w:rFonts w:eastAsia="Times New Roman" w:cs="Times New Roman"/>
+          <w:kern w:val="0"/>
+          <w:sz w:val="24"/>
+          <w:lang w:val="en-US"/>
+          <w14:ligatures w14:val="none"/>
+        </w:rPr>
+        <w:t> </w:t>
+      </w:r>
+    </w:p>
+    <w:p>
+      <w:pPr>
+        <w:spacing w:after="0" w:line="240" w:lineRule="auto"/>
+        <w:rPr>
+          <w:rFonts w:eastAsia="Times New Roman" w:cs="Times New Roman"/>
+          <w:kern w:val="0"/>
+          <w:sz w:val="24"/>
+          <w:lang w:val="en-US"/>
+          <w14:ligatures w14:val="none"/>
+        </w:rPr>
+      </w:pPr>
+      <w:r>
+        <w:rPr>
+          <w:rFonts w:eastAsia="Times New Roman" w:cs="Times New Roman"/>
+          <w:kern w:val="0"/>
+          <w:sz w:val="24"/>
+          <w:lang w:val="en-US"/>
+          <w14:ligatures w14:val="none"/>
+        </w:rPr>
+        <w:t>Kubernetes routes traffic automatically to Pods.</w:t>
+      </w:r>
+    </w:p>
+    <w:p>
+      <w:pPr>
+        <w:rPr>
+          <w:szCs w:val="28"/>
+          <w:lang w:val="en-US"/>
+        </w:rPr>
+      </w:pPr>
+    </w:p>
+    <w:p>
+      <w:pPr>
+        <w:pStyle w:val="Heading2"/>
+        <w:rPr>
+          <w:rFonts w:eastAsia="Times New Roman"/>
+          <w:lang w:val="en-US"/>
+        </w:rPr>
+      </w:pPr>
+      <w:r>
+        <w:rPr>
+          <w:rFonts w:eastAsia="Times New Roman"/>
+          <w:lang w:val="en-US"/>
+        </w:rPr>
+        <w:t>Namespace</w:t>
+      </w:r>
+    </w:p>
+    <w:p>
+      <w:pPr>
+        <w:spacing w:after="0" w:line="240" w:lineRule="auto"/>
+        <w:rPr>
+          <w:rFonts w:eastAsia="Times New Roman" w:cs="Times New Roman"/>
+          <w:kern w:val="0"/>
+          <w:sz w:val="24"/>
+          <w:lang w:val="en-US"/>
+          <w14:ligatures w14:val="none"/>
+        </w:rPr>
+      </w:pPr>
+      <w:r>
+        <w:rPr>
+          <w:rFonts w:eastAsia="Times New Roman" w:cs="Times New Roman"/>
+          <w:kern w:val="0"/>
+          <w:sz w:val="24"/>
+          <w:lang w:val="en-US"/>
+          <w14:ligatures w14:val="none"/>
+        </w:rPr>
+        <w:t xml:space="preserve">A </w:t>
+      </w:r>
+      <w:r>
+        <w:rPr>
+          <w:rFonts w:eastAsia="Times New Roman" w:cs="Times New Roman"/>
+          <w:b/>
+          <w:bCs/>
+          <w:kern w:val="0"/>
+          <w:sz w:val="24"/>
+          <w:lang w:val="en-US"/>
+          <w14:ligatures w14:val="none"/>
+        </w:rPr>
+        <w:t>Namespace</w:t>
+      </w:r>
+      <w:r>
+        <w:rPr>
+          <w:rFonts w:eastAsia="Times New Roman" w:cs="Times New Roman"/>
+          <w:kern w:val="0"/>
+          <w:sz w:val="24"/>
+          <w:lang w:val="en-US"/>
+          <w14:ligatures w14:val="none"/>
+        </w:rPr>
+        <w:t xml:space="preserve"> logically separates resources inside a cluster.</w:t>
+      </w:r>
+    </w:p>
+    <w:p>
+      <w:pPr>
+        <w:spacing w:after="0" w:line="240" w:lineRule="auto"/>
+        <w:rPr>
+          <w:rFonts w:eastAsia="Times New Roman" w:cs="Times New Roman"/>
+          <w:kern w:val="0"/>
+          <w:sz w:val="24"/>
+          <w:lang w:val="en-US"/>
+          <w14:ligatures w14:val="none"/>
+        </w:rPr>
+      </w:pPr>
+    </w:p>
+    <w:p>
+      <w:pPr>
+        <w:spacing w:after="0" w:line="240" w:lineRule="auto"/>
+        <w:rPr>
+          <w:rFonts w:eastAsia="Times New Roman" w:cs="Times New Roman"/>
+          <w:kern w:val="0"/>
+          <w:sz w:val="24"/>
+          <w:lang w:val="en-US"/>
+          <w14:ligatures w14:val="none"/>
+        </w:rPr>
+      </w:pPr>
+      <w:r>
+        <w:rPr>
+          <w:rFonts w:eastAsia="Times New Roman" w:cs="Times New Roman"/>
+          <w:kern w:val="0"/>
+          <w:sz w:val="24"/>
+          <w:lang w:val="en-US"/>
+          <w14:ligatures w14:val="none"/>
+        </w:rPr>
+        <w:t xml:space="preserve">  </w:t>
+      </w:r>
+    </w:p>
+    <w:p>
+      <w:pPr>
+        <w:spacing w:after="0" w:line="240" w:lineRule="auto"/>
+        <w:rPr>
+          <w:rFonts w:eastAsia="Times New Roman" w:cs="Times New Roman"/>
+          <w:kern w:val="0"/>
+          <w:sz w:val="24"/>
+          <w:lang w:val="en-US"/>
+          <w14:ligatures w14:val="none"/>
+        </w:rPr>
+      </w:pPr>
+      <w:r>
+        <w:rPr>
+          <w:rFonts w:eastAsia="Times New Roman" w:cs="Times New Roman"/>
+          <w:kern w:val="0"/>
+          <w:sz w:val="24"/>
+          <w:lang w:val="en-US"/>
+          <w14:ligatures w14:val="none"/>
+        </w:rPr>
+        <w:lastRenderedPageBreak/>
+        <w:t>Useful for:</w:t>
+      </w:r>
+    </w:p>
+    <w:p>
+      <w:pPr>
+        <w:numPr>
+          <w:ilvl w:val="0"/>
+          <w:numId w:val="39"/>
+        </w:numPr>
+        <w:spacing w:after="0" w:line="240" w:lineRule="auto"/>
+        <w:textAlignment w:val="center"/>
+        <w:rPr>
+          <w:rFonts w:eastAsia="Times New Roman" w:cs="Times New Roman"/>
+          <w:kern w:val="0"/>
+          <w:sz w:val="24"/>
+          <w:lang w:val="en-US"/>
+          <w14:ligatures w14:val="none"/>
+        </w:rPr>
+      </w:pPr>
+      <w:r>
+        <w:rPr>
+          <w:rFonts w:eastAsia="Times New Roman" w:cs="Times New Roman"/>
+          <w:kern w:val="0"/>
+          <w:sz w:val="24"/>
+          <w:lang w:val="en-US"/>
+          <w14:ligatures w14:val="none"/>
+        </w:rPr>
+        <w:t xml:space="preserve">Teams </w:t>
+      </w:r>
+    </w:p>
+    <w:p>
+      <w:pPr>
+        <w:numPr>
+          <w:ilvl w:val="0"/>
+          <w:numId w:val="39"/>
+        </w:numPr>
+        <w:spacing w:after="0" w:line="240" w:lineRule="auto"/>
+        <w:textAlignment w:val="center"/>
+        <w:rPr>
+          <w:rFonts w:eastAsia="Times New Roman" w:cs="Times New Roman"/>
+          <w:kern w:val="0"/>
+          <w:sz w:val="24"/>
+          <w:lang w:val="en-US"/>
+          <w14:ligatures w14:val="none"/>
+        </w:rPr>
+      </w:pPr>
+      <w:r>
+        <w:rPr>
+          <w:rFonts w:eastAsia="Times New Roman" w:cs="Times New Roman"/>
+          <w:kern w:val="0"/>
+          <w:sz w:val="24"/>
+          <w:lang w:val="en-US"/>
+          <w14:ligatures w14:val="none"/>
+        </w:rPr>
+        <w:t xml:space="preserve">Environments </w:t>
+      </w:r>
+      <w:proofErr w:type="gramStart"/>
+      <w:r>
+        <w:rPr>
+          <w:rFonts w:eastAsia="Times New Roman" w:cs="Times New Roman"/>
+          <w:kern w:val="0"/>
+          <w:sz w:val="24"/>
+          <w:lang w:val="en-US"/>
+          <w14:ligatures w14:val="none"/>
+        </w:rPr>
+        <w:t>( dev</w:t>
+      </w:r>
+      <w:proofErr w:type="gramEnd"/>
+      <w:r>
+        <w:rPr>
+          <w:rFonts w:eastAsia="Times New Roman" w:cs="Times New Roman"/>
+          <w:kern w:val="0"/>
+          <w:sz w:val="24"/>
+          <w:lang w:val="en-US"/>
+          <w14:ligatures w14:val="none"/>
+        </w:rPr>
+        <w:t xml:space="preserve"> , </w:t>
+      </w:r>
+      <w:proofErr w:type="spellStart"/>
+      <w:proofErr w:type="gramStart"/>
+      <w:r>
+        <w:rPr>
+          <w:rFonts w:eastAsia="Times New Roman" w:cs="Times New Roman"/>
+          <w:kern w:val="0"/>
+          <w:sz w:val="24"/>
+          <w:lang w:val="en-US"/>
+          <w14:ligatures w14:val="none"/>
+        </w:rPr>
+        <w:t>qa</w:t>
+      </w:r>
+      <w:proofErr w:type="spellEnd"/>
+      <w:r>
+        <w:rPr>
+          <w:rFonts w:eastAsia="Times New Roman" w:cs="Times New Roman"/>
+          <w:kern w:val="0"/>
+          <w:sz w:val="24"/>
+          <w:lang w:val="en-US"/>
+          <w14:ligatures w14:val="none"/>
+        </w:rPr>
+        <w:t xml:space="preserve"> ,</w:t>
+      </w:r>
+      <w:proofErr w:type="gramEnd"/>
+      <w:r>
+        <w:rPr>
+          <w:rFonts w:eastAsia="Times New Roman" w:cs="Times New Roman"/>
+          <w:kern w:val="0"/>
+          <w:sz w:val="24"/>
+          <w:lang w:val="en-US"/>
+          <w14:ligatures w14:val="none"/>
+        </w:rPr>
+        <w:t xml:space="preserve"> </w:t>
+      </w:r>
+      <w:proofErr w:type="gramStart"/>
+      <w:r>
+        <w:rPr>
+          <w:rFonts w:eastAsia="Times New Roman" w:cs="Times New Roman"/>
+          <w:kern w:val="0"/>
+          <w:sz w:val="24"/>
+          <w:lang w:val="en-US"/>
+          <w14:ligatures w14:val="none"/>
+        </w:rPr>
+        <w:t>prod )</w:t>
+      </w:r>
+      <w:proofErr w:type="gramEnd"/>
+      <w:r>
+        <w:rPr>
+          <w:rFonts w:eastAsia="Times New Roman" w:cs="Times New Roman"/>
+          <w:kern w:val="0"/>
+          <w:sz w:val="24"/>
+          <w:lang w:val="en-US"/>
+          <w14:ligatures w14:val="none"/>
+        </w:rPr>
+        <w:t xml:space="preserve"> </w:t>
+      </w:r>
+    </w:p>
+    <w:p>
+      <w:pPr>
+        <w:spacing w:after="0" w:line="240" w:lineRule="auto"/>
+        <w:ind w:left="540"/>
+        <w:rPr>
+          <w:rFonts w:eastAsia="Times New Roman" w:cs="Times New Roman"/>
+          <w:kern w:val="0"/>
+          <w:sz w:val="24"/>
+          <w:lang w:val="en-US"/>
+          <w14:ligatures w14:val="none"/>
+        </w:rPr>
+      </w:pPr>
+      <w:r>
+        <w:rPr>
+          <w:rFonts w:eastAsia="Times New Roman" w:cs="Times New Roman"/>
+          <w:kern w:val="0"/>
+          <w:sz w:val="24"/>
+          <w:lang w:val="en-US"/>
+          <w14:ligatures w14:val="none"/>
+        </w:rPr>
+        <w:t> </w:t>
+      </w:r>
+    </w:p>
+    <w:p>
+      <w:pPr>
+        <w:spacing w:after="0" w:line="240" w:lineRule="auto"/>
+        <w:rPr>
+          <w:rFonts w:eastAsia="Times New Roman" w:cs="Times New Roman"/>
+          <w:kern w:val="0"/>
+          <w:sz w:val="24"/>
+          <w:lang w:val="en-US"/>
+          <w14:ligatures w14:val="none"/>
+        </w:rPr>
+      </w:pPr>
+      <w:r>
+        <w:rPr>
+          <w:rFonts w:eastAsia="Times New Roman" w:cs="Times New Roman"/>
+          <w:kern w:val="0"/>
+          <w:sz w:val="24"/>
+          <w:lang w:val="en-US"/>
+          <w14:ligatures w14:val="none"/>
+        </w:rPr>
+        <w:t> </w:t>
+      </w:r>
+    </w:p>
+    <w:p>
+      <w:pPr>
+        <w:pStyle w:val="Heading2"/>
+        <w:rPr>
+          <w:rFonts w:eastAsia="Times New Roman"/>
+          <w:lang w:val="en-US"/>
+        </w:rPr>
+      </w:pPr>
+      <w:r>
+        <w:rPr>
+          <w:rFonts w:eastAsia="Times New Roman"/>
+          <w:lang w:val="en-US"/>
+        </w:rPr>
+        <w:t>Autoscaling</w:t>
+      </w:r>
+    </w:p>
+    <w:p>
+      <w:pPr>
+        <w:spacing w:after="0" w:line="240" w:lineRule="auto"/>
+        <w:rPr>
+          <w:rFonts w:eastAsia="Times New Roman" w:cs="Times New Roman"/>
+          <w:kern w:val="0"/>
+          <w:sz w:val="24"/>
+          <w:lang w:val="en-US"/>
+          <w14:ligatures w14:val="none"/>
+        </w:rPr>
+      </w:pPr>
+      <w:r>
+        <w:rPr>
+          <w:rFonts w:eastAsia="Times New Roman" w:cs="Times New Roman"/>
+          <w:kern w:val="0"/>
+          <w:sz w:val="24"/>
+          <w:lang w:val="en-US"/>
+          <w14:ligatures w14:val="none"/>
+        </w:rPr>
+        <w:t xml:space="preserve">Kubernetes can scale automatically using </w:t>
+      </w:r>
+      <w:r>
+        <w:rPr>
+          <w:rFonts w:eastAsia="Times New Roman" w:cs="Times New Roman"/>
+          <w:b/>
+          <w:bCs/>
+          <w:kern w:val="0"/>
+          <w:sz w:val="24"/>
+          <w:lang w:val="en-US"/>
+          <w14:ligatures w14:val="none"/>
+        </w:rPr>
+        <w:t xml:space="preserve">Horizontal Pod </w:t>
+      </w:r>
+      <w:proofErr w:type="spellStart"/>
+      <w:r>
+        <w:rPr>
+          <w:rFonts w:eastAsia="Times New Roman" w:cs="Times New Roman"/>
+          <w:b/>
+          <w:bCs/>
+          <w:kern w:val="0"/>
+          <w:sz w:val="24"/>
+          <w:lang w:val="en-US"/>
+          <w14:ligatures w14:val="none"/>
+        </w:rPr>
+        <w:t>Autoscaler</w:t>
+      </w:r>
+      <w:proofErr w:type="spellEnd"/>
+      <w:r>
+        <w:rPr>
+          <w:rFonts w:eastAsia="Times New Roman" w:cs="Times New Roman"/>
+          <w:b/>
+          <w:bCs/>
+          <w:kern w:val="0"/>
+          <w:sz w:val="24"/>
+          <w:lang w:val="en-US"/>
+          <w14:ligatures w14:val="none"/>
+        </w:rPr>
+        <w:t xml:space="preserve"> (HPA).</w:t>
+      </w:r>
+    </w:p>
+    <w:p>
+      <w:pPr>
+        <w:spacing w:after="0" w:line="240" w:lineRule="auto"/>
+        <w:rPr>
+          <w:rFonts w:eastAsia="Times New Roman" w:cs="Times New Roman"/>
+          <w:kern w:val="0"/>
+          <w:sz w:val="24"/>
+          <w:lang w:val="en-US"/>
+          <w14:ligatures w14:val="none"/>
+        </w:rPr>
+      </w:pPr>
+      <w:r>
+        <w:rPr>
+          <w:rFonts w:eastAsia="Times New Roman" w:cs="Times New Roman"/>
+          <w:kern w:val="0"/>
+          <w:sz w:val="24"/>
+          <w:lang w:val="en-US"/>
+          <w14:ligatures w14:val="none"/>
+        </w:rPr>
+        <w:t> </w:t>
+      </w:r>
+    </w:p>
+    <w:p>
+      <w:pPr>
+        <w:spacing w:after="0" w:line="240" w:lineRule="auto"/>
+        <w:rPr>
+          <w:rFonts w:eastAsia="Times New Roman" w:cs="Times New Roman"/>
+          <w:kern w:val="0"/>
+          <w:sz w:val="24"/>
+          <w:lang w:val="en-US"/>
+          <w14:ligatures w14:val="none"/>
+        </w:rPr>
+      </w:pPr>
+      <w:r>
+        <w:rPr>
+          <w:rFonts w:eastAsia="Times New Roman" w:cs="Times New Roman"/>
+          <w:kern w:val="0"/>
+          <w:sz w:val="24"/>
+          <w:lang w:val="en-US"/>
+          <w14:ligatures w14:val="none"/>
+        </w:rPr>
+        <w:t>Example:</w:t>
+      </w:r>
+    </w:p>
+    <w:p>
+      <w:pPr>
+        <w:spacing w:after="0" w:line="240" w:lineRule="auto"/>
+        <w:rPr>
+          <w:rFonts w:eastAsia="Times New Roman" w:cs="Times New Roman"/>
+          <w:kern w:val="0"/>
+          <w:sz w:val="24"/>
+          <w:lang w:val="en-US"/>
+          <w14:ligatures w14:val="none"/>
+        </w:rPr>
+      </w:pPr>
+      <w:r>
+        <w:rPr>
+          <w:rFonts w:eastAsia="Times New Roman" w:cs="Times New Roman"/>
+          <w:kern w:val="0"/>
+          <w:sz w:val="24"/>
+          <w:lang w:val="en-US"/>
+          <w14:ligatures w14:val="none"/>
+        </w:rPr>
+        <w:t> </w:t>
+      </w:r>
+    </w:p>
+    <w:p>
+      <w:pPr>
+        <w:spacing w:after="0" w:line="240" w:lineRule="auto"/>
+        <w:rPr>
+          <w:rFonts w:eastAsia="Times New Roman" w:cs="Times New Roman"/>
+          <w:kern w:val="0"/>
+          <w:sz w:val="24"/>
+          <w:lang w:val="en-US"/>
+          <w14:ligatures w14:val="none"/>
+        </w:rPr>
+      </w:pPr>
+      <w:r>
+        <w:rPr>
+          <w:rFonts w:eastAsia="Times New Roman" w:cs="Times New Roman"/>
+          <w:kern w:val="0"/>
+          <w:sz w:val="24"/>
+          <w:lang w:val="en-US"/>
+          <w14:ligatures w14:val="none"/>
+        </w:rPr>
+        <w:t>CPU &gt; 80%</w:t>
+      </w:r>
+    </w:p>
+    <w:p>
+      <w:pPr>
+        <w:spacing w:after="0" w:line="240" w:lineRule="auto"/>
+        <w:rPr>
+          <w:rFonts w:eastAsia="Times New Roman" w:cs="Times New Roman"/>
+          <w:kern w:val="0"/>
+          <w:sz w:val="24"/>
+          <w:lang w:val="en-US"/>
+          <w14:ligatures w14:val="none"/>
+        </w:rPr>
+      </w:pPr>
+      <w:r>
+        <w:rPr>
+          <w:rFonts w:eastAsia="Times New Roman" w:cs="Times New Roman"/>
+          <w:kern w:val="0"/>
+          <w:sz w:val="24"/>
+          <w:lang w:val="en-US"/>
+          <w14:ligatures w14:val="none"/>
+        </w:rPr>
+        <w:t>Increase Pods from 3 → 10</w:t>
+      </w:r>
+    </w:p>
+    <w:p>
+      <w:pPr>
+        <w:rPr>
+          <w:szCs w:val="28"/>
+          <w:lang w:val="en-US"/>
+        </w:rPr>
+      </w:pPr>
+    </w:p>
+    <w:p>
+      <w:pPr>
+        <w:rPr>
+          <w:szCs w:val="28"/>
+          <w:lang w:val="en-US"/>
+        </w:rPr>
+      </w:pPr>
+    </w:p>
     <w:sectPr>
       <w:pgSz w:w="11906" w:h="16838"/>
       <w:pgMar w:top="1440" w:right="1440" w:bottom="1440" w:left="1440" w:header="708" w:footer="708" w:gutter="0"/>
@@ -15403,6 +18945,155 @@
     </w:lvl>
   </w:abstractNum>
   <w:abstractNum w:abstractNumId="3" w15:restartNumberingAfterBreak="0">
+    <w:nsid w:val="0E1F638E"/>
+    <w:multiLevelType w:val="multilevel"/>
+    <w:tmpl w:val="25E07E56"/>
+    <w:lvl w:ilvl="0">
+      <w:start w:val="1"/>
+      <w:numFmt w:val="bullet"/>
+      <w:lvlText w:val=""/>
+      <w:lvlJc w:val="left"/>
+      <w:pPr>
+        <w:tabs>
+          <w:tab w:val="num" w:pos="720"/>
+        </w:tabs>
+        <w:ind w:left="720" w:hanging="360"/>
+      </w:pPr>
+      <w:rPr>
+        <w:rFonts w:ascii="Symbol" w:hAnsi="Symbol" w:hint="default"/>
+        <w:sz w:val="20"/>
+      </w:rPr>
+    </w:lvl>
+    <w:lvl w:ilvl="1" w:tentative="1">
+      <w:start w:val="1"/>
+      <w:numFmt w:val="bullet"/>
+      <w:lvlText w:val=""/>
+      <w:lvlJc w:val="left"/>
+      <w:pPr>
+        <w:tabs>
+          <w:tab w:val="num" w:pos="1440"/>
+        </w:tabs>
+        <w:ind w:left="1440" w:hanging="360"/>
+      </w:pPr>
+      <w:rPr>
+        <w:rFonts w:ascii="Symbol" w:hAnsi="Symbol" w:hint="default"/>
+        <w:sz w:val="20"/>
+      </w:rPr>
+    </w:lvl>
+    <w:lvl w:ilvl="2" w:tentative="1">
+      <w:start w:val="1"/>
+      <w:numFmt w:val="bullet"/>
+      <w:lvlText w:val=""/>
+      <w:lvlJc w:val="left"/>
+      <w:pPr>
+        <w:tabs>
+          <w:tab w:val="num" w:pos="2160"/>
+        </w:tabs>
+        <w:ind w:left="2160" w:hanging="360"/>
+      </w:pPr>
+      <w:rPr>
+        <w:rFonts w:ascii="Symbol" w:hAnsi="Symbol" w:hint="default"/>
+        <w:sz w:val="20"/>
+      </w:rPr>
+    </w:lvl>
+    <w:lvl w:ilvl="3" w:tentative="1">
+      <w:start w:val="1"/>
+      <w:numFmt w:val="bullet"/>
+      <w:lvlText w:val=""/>
+      <w:lvlJc w:val="left"/>
+      <w:pPr>
+        <w:tabs>
+          <w:tab w:val="num" w:pos="2880"/>
+        </w:tabs>
+        <w:ind w:left="2880" w:hanging="360"/>
+      </w:pPr>
+      <w:rPr>
+        <w:rFonts w:ascii="Symbol" w:hAnsi="Symbol" w:hint="default"/>
+        <w:sz w:val="20"/>
+      </w:rPr>
+    </w:lvl>
+    <w:lvl w:ilvl="4" w:tentative="1">
+      <w:start w:val="1"/>
+      <w:numFmt w:val="bullet"/>
+      <w:lvlText w:val=""/>
+      <w:lvlJc w:val="left"/>
+      <w:pPr>
+        <w:tabs>
+          <w:tab w:val="num" w:pos="3600"/>
+        </w:tabs>
+        <w:ind w:left="3600" w:hanging="360"/>
+      </w:pPr>
+      <w:rPr>
+        <w:rFonts w:ascii="Symbol" w:hAnsi="Symbol" w:hint="default"/>
+        <w:sz w:val="20"/>
+      </w:rPr>
+    </w:lvl>
+    <w:lvl w:ilvl="5" w:tentative="1">
+      <w:start w:val="1"/>
+      <w:numFmt w:val="bullet"/>
+      <w:lvlText w:val=""/>
+      <w:lvlJc w:val="left"/>
+      <w:pPr>
+        <w:tabs>
+          <w:tab w:val="num" w:pos="4320"/>
+        </w:tabs>
+        <w:ind w:left="4320" w:hanging="360"/>
+      </w:pPr>
+      <w:rPr>
+        <w:rFonts w:ascii="Symbol" w:hAnsi="Symbol" w:hint="default"/>
+        <w:sz w:val="20"/>
+      </w:rPr>
+    </w:lvl>
+    <w:lvl w:ilvl="6" w:tentative="1">
+      <w:start w:val="1"/>
+      <w:numFmt w:val="bullet"/>
+      <w:lvlText w:val=""/>
+      <w:lvlJc w:val="left"/>
+      <w:pPr>
+        <w:tabs>
+          <w:tab w:val="num" w:pos="5040"/>
+        </w:tabs>
+        <w:ind w:left="5040" w:hanging="360"/>
+      </w:pPr>
+      <w:rPr>
+        <w:rFonts w:ascii="Symbol" w:hAnsi="Symbol" w:hint="default"/>
+        <w:sz w:val="20"/>
+      </w:rPr>
+    </w:lvl>
+    <w:lvl w:ilvl="7" w:tentative="1">
+      <w:start w:val="1"/>
+      <w:numFmt w:val="bullet"/>
+      <w:lvlText w:val=""/>
+      <w:lvlJc w:val="left"/>
+      <w:pPr>
+        <w:tabs>
+          <w:tab w:val="num" w:pos="5760"/>
+        </w:tabs>
+        <w:ind w:left="5760" w:hanging="360"/>
+      </w:pPr>
+      <w:rPr>
+        <w:rFonts w:ascii="Symbol" w:hAnsi="Symbol" w:hint="default"/>
+        <w:sz w:val="20"/>
+      </w:rPr>
+    </w:lvl>
+    <w:lvl w:ilvl="8" w:tentative="1">
+      <w:start w:val="1"/>
+      <w:numFmt w:val="bullet"/>
+      <w:lvlText w:val=""/>
+      <w:lvlJc w:val="left"/>
+      <w:pPr>
+        <w:tabs>
+          <w:tab w:val="num" w:pos="6480"/>
+        </w:tabs>
+        <w:ind w:left="6480" w:hanging="360"/>
+      </w:pPr>
+      <w:rPr>
+        <w:rFonts w:ascii="Symbol" w:hAnsi="Symbol" w:hint="default"/>
+        <w:sz w:val="20"/>
+      </w:rPr>
+    </w:lvl>
+  </w:abstractNum>
+  <w:abstractNum w:abstractNumId="4" w15:restartNumberingAfterBreak="0">
     <w:nsid w:val="136F4DCB"/>
     <w:multiLevelType w:val="multilevel"/>
     <w:tmpl w:val="559A6A50"/>
@@ -15551,7 +19242,7 @@
       </w:rPr>
     </w:lvl>
   </w:abstractNum>
-  <w:abstractNum w:abstractNumId="4" w15:restartNumberingAfterBreak="0">
+  <w:abstractNum w:abstractNumId="5" w15:restartNumberingAfterBreak="0">
     <w:nsid w:val="17FA007A"/>
     <w:multiLevelType w:val="multilevel"/>
     <w:tmpl w:val="CE44A9F8"/>
@@ -15700,7 +19391,7 @@
       </w:rPr>
     </w:lvl>
   </w:abstractNum>
-  <w:abstractNum w:abstractNumId="5" w15:restartNumberingAfterBreak="0">
+  <w:abstractNum w:abstractNumId="6" w15:restartNumberingAfterBreak="0">
     <w:nsid w:val="1A06199E"/>
     <w:multiLevelType w:val="multilevel"/>
     <w:tmpl w:val="10F4A5C6"/>
@@ -15849,7 +19540,7 @@
       </w:rPr>
     </w:lvl>
   </w:abstractNum>
-  <w:abstractNum w:abstractNumId="6" w15:restartNumberingAfterBreak="0">
+  <w:abstractNum w:abstractNumId="7" w15:restartNumberingAfterBreak="0">
     <w:nsid w:val="1C4F39E1"/>
     <w:multiLevelType w:val="multilevel"/>
     <w:tmpl w:val="3DF080B0"/>
@@ -15998,7 +19689,156 @@
       </w:rPr>
     </w:lvl>
   </w:abstractNum>
-  <w:abstractNum w:abstractNumId="7" w15:restartNumberingAfterBreak="0">
+  <w:abstractNum w:abstractNumId="8" w15:restartNumberingAfterBreak="0">
+    <w:nsid w:val="1F071656"/>
+    <w:multiLevelType w:val="multilevel"/>
+    <w:tmpl w:val="43B86AE6"/>
+    <w:lvl w:ilvl="0">
+      <w:start w:val="1"/>
+      <w:numFmt w:val="bullet"/>
+      <w:lvlText w:val=""/>
+      <w:lvlJc w:val="left"/>
+      <w:pPr>
+        <w:tabs>
+          <w:tab w:val="num" w:pos="720"/>
+        </w:tabs>
+        <w:ind w:left="720" w:hanging="360"/>
+      </w:pPr>
+      <w:rPr>
+        <w:rFonts w:ascii="Symbol" w:hAnsi="Symbol" w:hint="default"/>
+        <w:sz w:val="20"/>
+      </w:rPr>
+    </w:lvl>
+    <w:lvl w:ilvl="1" w:tentative="1">
+      <w:start w:val="1"/>
+      <w:numFmt w:val="bullet"/>
+      <w:lvlText w:val=""/>
+      <w:lvlJc w:val="left"/>
+      <w:pPr>
+        <w:tabs>
+          <w:tab w:val="num" w:pos="1440"/>
+        </w:tabs>
+        <w:ind w:left="1440" w:hanging="360"/>
+      </w:pPr>
+      <w:rPr>
+        <w:rFonts w:ascii="Symbol" w:hAnsi="Symbol" w:hint="default"/>
+        <w:sz w:val="20"/>
+      </w:rPr>
+    </w:lvl>
+    <w:lvl w:ilvl="2" w:tentative="1">
+      <w:start w:val="1"/>
+      <w:numFmt w:val="bullet"/>
+      <w:lvlText w:val=""/>
+      <w:lvlJc w:val="left"/>
+      <w:pPr>
+        <w:tabs>
+          <w:tab w:val="num" w:pos="2160"/>
+        </w:tabs>
+        <w:ind w:left="2160" w:hanging="360"/>
+      </w:pPr>
+      <w:rPr>
+        <w:rFonts w:ascii="Symbol" w:hAnsi="Symbol" w:hint="default"/>
+        <w:sz w:val="20"/>
+      </w:rPr>
+    </w:lvl>
+    <w:lvl w:ilvl="3" w:tentative="1">
+      <w:start w:val="1"/>
+      <w:numFmt w:val="bullet"/>
+      <w:lvlText w:val=""/>
+      <w:lvlJc w:val="left"/>
+      <w:pPr>
+        <w:tabs>
+          <w:tab w:val="num" w:pos="2880"/>
+        </w:tabs>
+        <w:ind w:left="2880" w:hanging="360"/>
+      </w:pPr>
+      <w:rPr>
+        <w:rFonts w:ascii="Symbol" w:hAnsi="Symbol" w:hint="default"/>
+        <w:sz w:val="20"/>
+      </w:rPr>
+    </w:lvl>
+    <w:lvl w:ilvl="4" w:tentative="1">
+      <w:start w:val="1"/>
+      <w:numFmt w:val="bullet"/>
+      <w:lvlText w:val=""/>
+      <w:lvlJc w:val="left"/>
+      <w:pPr>
+        <w:tabs>
+          <w:tab w:val="num" w:pos="3600"/>
+        </w:tabs>
+        <w:ind w:left="3600" w:hanging="360"/>
+      </w:pPr>
+      <w:rPr>
+        <w:rFonts w:ascii="Symbol" w:hAnsi="Symbol" w:hint="default"/>
+        <w:sz w:val="20"/>
+      </w:rPr>
+    </w:lvl>
+    <w:lvl w:ilvl="5" w:tentative="1">
+      <w:start w:val="1"/>
+      <w:numFmt w:val="bullet"/>
+      <w:lvlText w:val=""/>
+      <w:lvlJc w:val="left"/>
+      <w:pPr>
+        <w:tabs>
+          <w:tab w:val="num" w:pos="4320"/>
+        </w:tabs>
+        <w:ind w:left="4320" w:hanging="360"/>
+      </w:pPr>
+      <w:rPr>
+        <w:rFonts w:ascii="Symbol" w:hAnsi="Symbol" w:hint="default"/>
+        <w:sz w:val="20"/>
+      </w:rPr>
+    </w:lvl>
+    <w:lvl w:ilvl="6" w:tentative="1">
+      <w:start w:val="1"/>
+      <w:numFmt w:val="bullet"/>
+      <w:lvlText w:val=""/>
+      <w:lvlJc w:val="left"/>
+      <w:pPr>
+        <w:tabs>
+          <w:tab w:val="num" w:pos="5040"/>
+        </w:tabs>
+        <w:ind w:left="5040" w:hanging="360"/>
+      </w:pPr>
+      <w:rPr>
+        <w:rFonts w:ascii="Symbol" w:hAnsi="Symbol" w:hint="default"/>
+        <w:sz w:val="20"/>
+      </w:rPr>
+    </w:lvl>
+    <w:lvl w:ilvl="7" w:tentative="1">
+      <w:start w:val="1"/>
+      <w:numFmt w:val="bullet"/>
+      <w:lvlText w:val=""/>
+      <w:lvlJc w:val="left"/>
+      <w:pPr>
+        <w:tabs>
+          <w:tab w:val="num" w:pos="5760"/>
+        </w:tabs>
+        <w:ind w:left="5760" w:hanging="360"/>
+      </w:pPr>
+      <w:rPr>
+        <w:rFonts w:ascii="Symbol" w:hAnsi="Symbol" w:hint="default"/>
+        <w:sz w:val="20"/>
+      </w:rPr>
+    </w:lvl>
+    <w:lvl w:ilvl="8" w:tentative="1">
+      <w:start w:val="1"/>
+      <w:numFmt w:val="bullet"/>
+      <w:lvlText w:val=""/>
+      <w:lvlJc w:val="left"/>
+      <w:pPr>
+        <w:tabs>
+          <w:tab w:val="num" w:pos="6480"/>
+        </w:tabs>
+        <w:ind w:left="6480" w:hanging="360"/>
+      </w:pPr>
+      <w:rPr>
+        <w:rFonts w:ascii="Symbol" w:hAnsi="Symbol" w:hint="default"/>
+        <w:sz w:val="20"/>
+      </w:rPr>
+    </w:lvl>
+  </w:abstractNum>
+  <w:abstractNum w:abstractNumId="9" w15:restartNumberingAfterBreak="0">
     <w:nsid w:val="210A2804"/>
     <w:multiLevelType w:val="multilevel"/>
     <w:tmpl w:val="1856FE3E"/>
@@ -16117,7 +19957,7 @@
       </w:rPr>
     </w:lvl>
   </w:abstractNum>
-  <w:abstractNum w:abstractNumId="8" w15:restartNumberingAfterBreak="0">
+  <w:abstractNum w:abstractNumId="10" w15:restartNumberingAfterBreak="0">
     <w:nsid w:val="23B04E8D"/>
     <w:multiLevelType w:val="multilevel"/>
     <w:tmpl w:val="62B8C1CC"/>
@@ -16266,7 +20106,156 @@
       </w:rPr>
     </w:lvl>
   </w:abstractNum>
-  <w:abstractNum w:abstractNumId="9" w15:restartNumberingAfterBreak="0">
+  <w:abstractNum w:abstractNumId="11" w15:restartNumberingAfterBreak="0">
+    <w:nsid w:val="268B63B2"/>
+    <w:multiLevelType w:val="multilevel"/>
+    <w:tmpl w:val="CF3A59A6"/>
+    <w:lvl w:ilvl="0">
+      <w:start w:val="1"/>
+      <w:numFmt w:val="bullet"/>
+      <w:lvlText w:val=""/>
+      <w:lvlJc w:val="left"/>
+      <w:pPr>
+        <w:tabs>
+          <w:tab w:val="num" w:pos="720"/>
+        </w:tabs>
+        <w:ind w:left="720" w:hanging="360"/>
+      </w:pPr>
+      <w:rPr>
+        <w:rFonts w:ascii="Symbol" w:hAnsi="Symbol" w:hint="default"/>
+        <w:sz w:val="20"/>
+      </w:rPr>
+    </w:lvl>
+    <w:lvl w:ilvl="1" w:tentative="1">
+      <w:start w:val="1"/>
+      <w:numFmt w:val="bullet"/>
+      <w:lvlText w:val=""/>
+      <w:lvlJc w:val="left"/>
+      <w:pPr>
+        <w:tabs>
+          <w:tab w:val="num" w:pos="1440"/>
+        </w:tabs>
+        <w:ind w:left="1440" w:hanging="360"/>
+      </w:pPr>
+      <w:rPr>
+        <w:rFonts w:ascii="Symbol" w:hAnsi="Symbol" w:hint="default"/>
+        <w:sz w:val="20"/>
+      </w:rPr>
+    </w:lvl>
+    <w:lvl w:ilvl="2" w:tentative="1">
+      <w:start w:val="1"/>
+      <w:numFmt w:val="bullet"/>
+      <w:lvlText w:val=""/>
+      <w:lvlJc w:val="left"/>
+      <w:pPr>
+        <w:tabs>
+          <w:tab w:val="num" w:pos="2160"/>
+        </w:tabs>
+        <w:ind w:left="2160" w:hanging="360"/>
+      </w:pPr>
+      <w:rPr>
+        <w:rFonts w:ascii="Symbol" w:hAnsi="Symbol" w:hint="default"/>
+        <w:sz w:val="20"/>
+      </w:rPr>
+    </w:lvl>
+    <w:lvl w:ilvl="3" w:tentative="1">
+      <w:start w:val="1"/>
+      <w:numFmt w:val="bullet"/>
+      <w:lvlText w:val=""/>
+      <w:lvlJc w:val="left"/>
+      <w:pPr>
+        <w:tabs>
+          <w:tab w:val="num" w:pos="2880"/>
+        </w:tabs>
+        <w:ind w:left="2880" w:hanging="360"/>
+      </w:pPr>
+      <w:rPr>
+        <w:rFonts w:ascii="Symbol" w:hAnsi="Symbol" w:hint="default"/>
+        <w:sz w:val="20"/>
+      </w:rPr>
+    </w:lvl>
+    <w:lvl w:ilvl="4" w:tentative="1">
+      <w:start w:val="1"/>
+      <w:numFmt w:val="bullet"/>
+      <w:lvlText w:val=""/>
+      <w:lvlJc w:val="left"/>
+      <w:pPr>
+        <w:tabs>
+          <w:tab w:val="num" w:pos="3600"/>
+        </w:tabs>
+        <w:ind w:left="3600" w:hanging="360"/>
+      </w:pPr>
+      <w:rPr>
+        <w:rFonts w:ascii="Symbol" w:hAnsi="Symbol" w:hint="default"/>
+        <w:sz w:val="20"/>
+      </w:rPr>
+    </w:lvl>
+    <w:lvl w:ilvl="5" w:tentative="1">
+      <w:start w:val="1"/>
+      <w:numFmt w:val="bullet"/>
+      <w:lvlText w:val=""/>
+      <w:lvlJc w:val="left"/>
+      <w:pPr>
+        <w:tabs>
+          <w:tab w:val="num" w:pos="4320"/>
+        </w:tabs>
+        <w:ind w:left="4320" w:hanging="360"/>
+      </w:pPr>
+      <w:rPr>
+        <w:rFonts w:ascii="Symbol" w:hAnsi="Symbol" w:hint="default"/>
+        <w:sz w:val="20"/>
+      </w:rPr>
+    </w:lvl>
+    <w:lvl w:ilvl="6" w:tentative="1">
+      <w:start w:val="1"/>
+      <w:numFmt w:val="bullet"/>
+      <w:lvlText w:val=""/>
+      <w:lvlJc w:val="left"/>
+      <w:pPr>
+        <w:tabs>
+          <w:tab w:val="num" w:pos="5040"/>
+        </w:tabs>
+        <w:ind w:left="5040" w:hanging="360"/>
+      </w:pPr>
+      <w:rPr>
+        <w:rFonts w:ascii="Symbol" w:hAnsi="Symbol" w:hint="default"/>
+        <w:sz w:val="20"/>
+      </w:rPr>
+    </w:lvl>
+    <w:lvl w:ilvl="7" w:tentative="1">
+      <w:start w:val="1"/>
+      <w:numFmt w:val="bullet"/>
+      <w:lvlText w:val=""/>
+      <w:lvlJc w:val="left"/>
+      <w:pPr>
+        <w:tabs>
+          <w:tab w:val="num" w:pos="5760"/>
+        </w:tabs>
+        <w:ind w:left="5760" w:hanging="360"/>
+      </w:pPr>
+      <w:rPr>
+        <w:rFonts w:ascii="Symbol" w:hAnsi="Symbol" w:hint="default"/>
+        <w:sz w:val="20"/>
+      </w:rPr>
+    </w:lvl>
+    <w:lvl w:ilvl="8" w:tentative="1">
+      <w:start w:val="1"/>
+      <w:numFmt w:val="bullet"/>
+      <w:lvlText w:val=""/>
+      <w:lvlJc w:val="left"/>
+      <w:pPr>
+        <w:tabs>
+          <w:tab w:val="num" w:pos="6480"/>
+        </w:tabs>
+        <w:ind w:left="6480" w:hanging="360"/>
+      </w:pPr>
+      <w:rPr>
+        <w:rFonts w:ascii="Symbol" w:hAnsi="Symbol" w:hint="default"/>
+        <w:sz w:val="20"/>
+      </w:rPr>
+    </w:lvl>
+  </w:abstractNum>
+  <w:abstractNum w:abstractNumId="12" w15:restartNumberingAfterBreak="0">
     <w:nsid w:val="29945C2C"/>
     <w:multiLevelType w:val="multilevel"/>
     <w:tmpl w:val="99B89A86"/>
@@ -16415,7 +20404,7 @@
       </w:rPr>
     </w:lvl>
   </w:abstractNum>
-  <w:abstractNum w:abstractNumId="10" w15:restartNumberingAfterBreak="0">
+  <w:abstractNum w:abstractNumId="13" w15:restartNumberingAfterBreak="0">
     <w:nsid w:val="2C160AB1"/>
     <w:multiLevelType w:val="multilevel"/>
     <w:tmpl w:val="D3F29F6A"/>
@@ -16564,7 +20553,7 @@
       </w:rPr>
     </w:lvl>
   </w:abstractNum>
-  <w:abstractNum w:abstractNumId="11" w15:restartNumberingAfterBreak="0">
+  <w:abstractNum w:abstractNumId="14" w15:restartNumberingAfterBreak="0">
     <w:nsid w:val="3458436A"/>
     <w:multiLevelType w:val="multilevel"/>
     <w:tmpl w:val="12A49BFA"/>
@@ -16713,7 +20702,7 @@
       </w:rPr>
     </w:lvl>
   </w:abstractNum>
-  <w:abstractNum w:abstractNumId="12" w15:restartNumberingAfterBreak="0">
+  <w:abstractNum w:abstractNumId="15" w15:restartNumberingAfterBreak="0">
     <w:nsid w:val="34A85D4B"/>
     <w:multiLevelType w:val="multilevel"/>
     <w:tmpl w:val="7F9848B8"/>
@@ -16862,7 +20851,7 @@
       </w:rPr>
     </w:lvl>
   </w:abstractNum>
-  <w:abstractNum w:abstractNumId="13" w15:restartNumberingAfterBreak="0">
+  <w:abstractNum w:abstractNumId="16" w15:restartNumberingAfterBreak="0">
     <w:nsid w:val="37ED37A3"/>
     <w:multiLevelType w:val="multilevel"/>
     <w:tmpl w:val="36B6496C"/>
@@ -17011,7 +21000,156 @@
       </w:rPr>
     </w:lvl>
   </w:abstractNum>
-  <w:abstractNum w:abstractNumId="14" w15:restartNumberingAfterBreak="0">
+  <w:abstractNum w:abstractNumId="17" w15:restartNumberingAfterBreak="0">
+    <w:nsid w:val="3B003F31"/>
+    <w:multiLevelType w:val="multilevel"/>
+    <w:tmpl w:val="0E5E71D4"/>
+    <w:lvl w:ilvl="0">
+      <w:start w:val="1"/>
+      <w:numFmt w:val="bullet"/>
+      <w:lvlText w:val=""/>
+      <w:lvlJc w:val="left"/>
+      <w:pPr>
+        <w:tabs>
+          <w:tab w:val="num" w:pos="720"/>
+        </w:tabs>
+        <w:ind w:left="720" w:hanging="360"/>
+      </w:pPr>
+      <w:rPr>
+        <w:rFonts w:ascii="Symbol" w:hAnsi="Symbol" w:hint="default"/>
+        <w:sz w:val="20"/>
+      </w:rPr>
+    </w:lvl>
+    <w:lvl w:ilvl="1" w:tentative="1">
+      <w:start w:val="1"/>
+      <w:numFmt w:val="bullet"/>
+      <w:lvlText w:val=""/>
+      <w:lvlJc w:val="left"/>
+      <w:pPr>
+        <w:tabs>
+          <w:tab w:val="num" w:pos="1440"/>
+        </w:tabs>
+        <w:ind w:left="1440" w:hanging="360"/>
+      </w:pPr>
+      <w:rPr>
+        <w:rFonts w:ascii="Symbol" w:hAnsi="Symbol" w:hint="default"/>
+        <w:sz w:val="20"/>
+      </w:rPr>
+    </w:lvl>
+    <w:lvl w:ilvl="2" w:tentative="1">
+      <w:start w:val="1"/>
+      <w:numFmt w:val="bullet"/>
+      <w:lvlText w:val=""/>
+      <w:lvlJc w:val="left"/>
+      <w:pPr>
+        <w:tabs>
+          <w:tab w:val="num" w:pos="2160"/>
+        </w:tabs>
+        <w:ind w:left="2160" w:hanging="360"/>
+      </w:pPr>
+      <w:rPr>
+        <w:rFonts w:ascii="Symbol" w:hAnsi="Symbol" w:hint="default"/>
+        <w:sz w:val="20"/>
+      </w:rPr>
+    </w:lvl>
+    <w:lvl w:ilvl="3" w:tentative="1">
+      <w:start w:val="1"/>
+      <w:numFmt w:val="bullet"/>
+      <w:lvlText w:val=""/>
+      <w:lvlJc w:val="left"/>
+      <w:pPr>
+        <w:tabs>
+          <w:tab w:val="num" w:pos="2880"/>
+        </w:tabs>
+        <w:ind w:left="2880" w:hanging="360"/>
+      </w:pPr>
+      <w:rPr>
+        <w:rFonts w:ascii="Symbol" w:hAnsi="Symbol" w:hint="default"/>
+        <w:sz w:val="20"/>
+      </w:rPr>
+    </w:lvl>
+    <w:lvl w:ilvl="4" w:tentative="1">
+      <w:start w:val="1"/>
+      <w:numFmt w:val="bullet"/>
+      <w:lvlText w:val=""/>
+      <w:lvlJc w:val="left"/>
+      <w:pPr>
+        <w:tabs>
+          <w:tab w:val="num" w:pos="3600"/>
+        </w:tabs>
+        <w:ind w:left="3600" w:hanging="360"/>
+      </w:pPr>
+      <w:rPr>
+        <w:rFonts w:ascii="Symbol" w:hAnsi="Symbol" w:hint="default"/>
+        <w:sz w:val="20"/>
+      </w:rPr>
+    </w:lvl>
+    <w:lvl w:ilvl="5" w:tentative="1">
+      <w:start w:val="1"/>
+      <w:numFmt w:val="bullet"/>
+      <w:lvlText w:val=""/>
+      <w:lvlJc w:val="left"/>
+      <w:pPr>
+        <w:tabs>
+          <w:tab w:val="num" w:pos="4320"/>
+        </w:tabs>
+        <w:ind w:left="4320" w:hanging="360"/>
+      </w:pPr>
+      <w:rPr>
+        <w:rFonts w:ascii="Symbol" w:hAnsi="Symbol" w:hint="default"/>
+        <w:sz w:val="20"/>
+      </w:rPr>
+    </w:lvl>
+    <w:lvl w:ilvl="6" w:tentative="1">
+      <w:start w:val="1"/>
+      <w:numFmt w:val="bullet"/>
+      <w:lvlText w:val=""/>
+      <w:lvlJc w:val="left"/>
+      <w:pPr>
+        <w:tabs>
+          <w:tab w:val="num" w:pos="5040"/>
+        </w:tabs>
+        <w:ind w:left="5040" w:hanging="360"/>
+      </w:pPr>
+      <w:rPr>
+        <w:rFonts w:ascii="Symbol" w:hAnsi="Symbol" w:hint="default"/>
+        <w:sz w:val="20"/>
+      </w:rPr>
+    </w:lvl>
+    <w:lvl w:ilvl="7" w:tentative="1">
+      <w:start w:val="1"/>
+      <w:numFmt w:val="bullet"/>
+      <w:lvlText w:val=""/>
+      <w:lvlJc w:val="left"/>
+      <w:pPr>
+        <w:tabs>
+          <w:tab w:val="num" w:pos="5760"/>
+        </w:tabs>
+        <w:ind w:left="5760" w:hanging="360"/>
+      </w:pPr>
+      <w:rPr>
+        <w:rFonts w:ascii="Symbol" w:hAnsi="Symbol" w:hint="default"/>
+        <w:sz w:val="20"/>
+      </w:rPr>
+    </w:lvl>
+    <w:lvl w:ilvl="8" w:tentative="1">
+      <w:start w:val="1"/>
+      <w:numFmt w:val="bullet"/>
+      <w:lvlText w:val=""/>
+      <w:lvlJc w:val="left"/>
+      <w:pPr>
+        <w:tabs>
+          <w:tab w:val="num" w:pos="6480"/>
+        </w:tabs>
+        <w:ind w:left="6480" w:hanging="360"/>
+      </w:pPr>
+      <w:rPr>
+        <w:rFonts w:ascii="Symbol" w:hAnsi="Symbol" w:hint="default"/>
+        <w:sz w:val="20"/>
+      </w:rPr>
+    </w:lvl>
+  </w:abstractNum>
+  <w:abstractNum w:abstractNumId="18" w15:restartNumberingAfterBreak="0">
     <w:nsid w:val="3DCD2486"/>
     <w:multiLevelType w:val="multilevel"/>
     <w:tmpl w:val="C48A5EF2"/>
@@ -17160,7 +21298,156 @@
       </w:rPr>
     </w:lvl>
   </w:abstractNum>
-  <w:abstractNum w:abstractNumId="15" w15:restartNumberingAfterBreak="0">
+  <w:abstractNum w:abstractNumId="19" w15:restartNumberingAfterBreak="0">
+    <w:nsid w:val="3E270BDC"/>
+    <w:multiLevelType w:val="multilevel"/>
+    <w:tmpl w:val="68285338"/>
+    <w:lvl w:ilvl="0">
+      <w:start w:val="1"/>
+      <w:numFmt w:val="bullet"/>
+      <w:lvlText w:val=""/>
+      <w:lvlJc w:val="left"/>
+      <w:pPr>
+        <w:tabs>
+          <w:tab w:val="num" w:pos="720"/>
+        </w:tabs>
+        <w:ind w:left="720" w:hanging="360"/>
+      </w:pPr>
+      <w:rPr>
+        <w:rFonts w:ascii="Symbol" w:hAnsi="Symbol" w:hint="default"/>
+        <w:sz w:val="20"/>
+      </w:rPr>
+    </w:lvl>
+    <w:lvl w:ilvl="1" w:tentative="1">
+      <w:start w:val="1"/>
+      <w:numFmt w:val="bullet"/>
+      <w:lvlText w:val=""/>
+      <w:lvlJc w:val="left"/>
+      <w:pPr>
+        <w:tabs>
+          <w:tab w:val="num" w:pos="1440"/>
+        </w:tabs>
+        <w:ind w:left="1440" w:hanging="360"/>
+      </w:pPr>
+      <w:rPr>
+        <w:rFonts w:ascii="Symbol" w:hAnsi="Symbol" w:hint="default"/>
+        <w:sz w:val="20"/>
+      </w:rPr>
+    </w:lvl>
+    <w:lvl w:ilvl="2" w:tentative="1">
+      <w:start w:val="1"/>
+      <w:numFmt w:val="bullet"/>
+      <w:lvlText w:val=""/>
+      <w:lvlJc w:val="left"/>
+      <w:pPr>
+        <w:tabs>
+          <w:tab w:val="num" w:pos="2160"/>
+        </w:tabs>
+        <w:ind w:left="2160" w:hanging="360"/>
+      </w:pPr>
+      <w:rPr>
+        <w:rFonts w:ascii="Symbol" w:hAnsi="Symbol" w:hint="default"/>
+        <w:sz w:val="20"/>
+      </w:rPr>
+    </w:lvl>
+    <w:lvl w:ilvl="3" w:tentative="1">
+      <w:start w:val="1"/>
+      <w:numFmt w:val="bullet"/>
+      <w:lvlText w:val=""/>
+      <w:lvlJc w:val="left"/>
+      <w:pPr>
+        <w:tabs>
+          <w:tab w:val="num" w:pos="2880"/>
+        </w:tabs>
+        <w:ind w:left="2880" w:hanging="360"/>
+      </w:pPr>
+      <w:rPr>
+        <w:rFonts w:ascii="Symbol" w:hAnsi="Symbol" w:hint="default"/>
+        <w:sz w:val="20"/>
+      </w:rPr>
+    </w:lvl>
+    <w:lvl w:ilvl="4" w:tentative="1">
+      <w:start w:val="1"/>
+      <w:numFmt w:val="bullet"/>
+      <w:lvlText w:val=""/>
+      <w:lvlJc w:val="left"/>
+      <w:pPr>
+        <w:tabs>
+          <w:tab w:val="num" w:pos="3600"/>
+        </w:tabs>
+        <w:ind w:left="3600" w:hanging="360"/>
+      </w:pPr>
+      <w:rPr>
+        <w:rFonts w:ascii="Symbol" w:hAnsi="Symbol" w:hint="default"/>
+        <w:sz w:val="20"/>
+      </w:rPr>
+    </w:lvl>
+    <w:lvl w:ilvl="5" w:tentative="1">
+      <w:start w:val="1"/>
+      <w:numFmt w:val="bullet"/>
+      <w:lvlText w:val=""/>
+      <w:lvlJc w:val="left"/>
+      <w:pPr>
+        <w:tabs>
+          <w:tab w:val="num" w:pos="4320"/>
+        </w:tabs>
+        <w:ind w:left="4320" w:hanging="360"/>
+      </w:pPr>
+      <w:rPr>
+        <w:rFonts w:ascii="Symbol" w:hAnsi="Symbol" w:hint="default"/>
+        <w:sz w:val="20"/>
+      </w:rPr>
+    </w:lvl>
+    <w:lvl w:ilvl="6" w:tentative="1">
+      <w:start w:val="1"/>
+      <w:numFmt w:val="bullet"/>
+      <w:lvlText w:val=""/>
+      <w:lvlJc w:val="left"/>
+      <w:pPr>
+        <w:tabs>
+          <w:tab w:val="num" w:pos="5040"/>
+        </w:tabs>
+        <w:ind w:left="5040" w:hanging="360"/>
+      </w:pPr>
+      <w:rPr>
+        <w:rFonts w:ascii="Symbol" w:hAnsi="Symbol" w:hint="default"/>
+        <w:sz w:val="20"/>
+      </w:rPr>
+    </w:lvl>
+    <w:lvl w:ilvl="7" w:tentative="1">
+      <w:start w:val="1"/>
+      <w:numFmt w:val="bullet"/>
+      <w:lvlText w:val=""/>
+      <w:lvlJc w:val="left"/>
+      <w:pPr>
+        <w:tabs>
+          <w:tab w:val="num" w:pos="5760"/>
+        </w:tabs>
+        <w:ind w:left="5760" w:hanging="360"/>
+      </w:pPr>
+      <w:rPr>
+        <w:rFonts w:ascii="Symbol" w:hAnsi="Symbol" w:hint="default"/>
+        <w:sz w:val="20"/>
+      </w:rPr>
+    </w:lvl>
+    <w:lvl w:ilvl="8" w:tentative="1">
+      <w:start w:val="1"/>
+      <w:numFmt w:val="bullet"/>
+      <w:lvlText w:val=""/>
+      <w:lvlJc w:val="left"/>
+      <w:pPr>
+        <w:tabs>
+          <w:tab w:val="num" w:pos="6480"/>
+        </w:tabs>
+        <w:ind w:left="6480" w:hanging="360"/>
+      </w:pPr>
+      <w:rPr>
+        <w:rFonts w:ascii="Symbol" w:hAnsi="Symbol" w:hint="default"/>
+        <w:sz w:val="20"/>
+      </w:rPr>
+    </w:lvl>
+  </w:abstractNum>
+  <w:abstractNum w:abstractNumId="20" w15:restartNumberingAfterBreak="0">
     <w:nsid w:val="3F734EE6"/>
     <w:multiLevelType w:val="multilevel"/>
     <w:tmpl w:val="0728F000"/>
@@ -17309,7 +21596,7 @@
       </w:rPr>
     </w:lvl>
   </w:abstractNum>
-  <w:abstractNum w:abstractNumId="16" w15:restartNumberingAfterBreak="0">
+  <w:abstractNum w:abstractNumId="21" w15:restartNumberingAfterBreak="0">
     <w:nsid w:val="41C96C8D"/>
     <w:multiLevelType w:val="multilevel"/>
     <w:tmpl w:val="7242D648"/>
@@ -17458,7 +21745,7 @@
       </w:rPr>
     </w:lvl>
   </w:abstractNum>
-  <w:abstractNum w:abstractNumId="17" w15:restartNumberingAfterBreak="0">
+  <w:abstractNum w:abstractNumId="22" w15:restartNumberingAfterBreak="0">
     <w:nsid w:val="4EE62364"/>
     <w:multiLevelType w:val="multilevel"/>
     <w:tmpl w:val="B2D8BA44"/>
@@ -17607,7 +21894,7 @@
       </w:rPr>
     </w:lvl>
   </w:abstractNum>
-  <w:abstractNum w:abstractNumId="18" w15:restartNumberingAfterBreak="0">
+  <w:abstractNum w:abstractNumId="23" w15:restartNumberingAfterBreak="0">
     <w:nsid w:val="5038467A"/>
     <w:multiLevelType w:val="multilevel"/>
     <w:tmpl w:val="05EA2B0E"/>
@@ -17756,7 +22043,7 @@
       </w:rPr>
     </w:lvl>
   </w:abstractNum>
-  <w:abstractNum w:abstractNumId="19" w15:restartNumberingAfterBreak="0">
+  <w:abstractNum w:abstractNumId="24" w15:restartNumberingAfterBreak="0">
     <w:nsid w:val="59875957"/>
     <w:multiLevelType w:val="multilevel"/>
     <w:tmpl w:val="66F09798"/>
@@ -17905,7 +22192,7 @@
       </w:rPr>
     </w:lvl>
   </w:abstractNum>
-  <w:abstractNum w:abstractNumId="20" w15:restartNumberingAfterBreak="0">
+  <w:abstractNum w:abstractNumId="25" w15:restartNumberingAfterBreak="0">
     <w:nsid w:val="598C1630"/>
     <w:multiLevelType w:val="multilevel"/>
     <w:tmpl w:val="A44A5B0E"/>
@@ -18054,7 +22341,120 @@
       </w:rPr>
     </w:lvl>
   </w:abstractNum>
-  <w:abstractNum w:abstractNumId="21" w15:restartNumberingAfterBreak="0">
+  <w:abstractNum w:abstractNumId="26" w15:restartNumberingAfterBreak="0">
+    <w:nsid w:val="5DB82F09"/>
+    <w:multiLevelType w:val="multilevel"/>
+    <w:tmpl w:val="743ED08C"/>
+    <w:lvl w:ilvl="0">
+      <w:start w:val="1"/>
+      <w:numFmt w:val="decimal"/>
+      <w:lvlText w:val="%1."/>
+      <w:lvlJc w:val="left"/>
+      <w:pPr>
+        <w:tabs>
+          <w:tab w:val="num" w:pos="720"/>
+        </w:tabs>
+        <w:ind w:left="720" w:hanging="360"/>
+      </w:pPr>
+    </w:lvl>
+    <w:lvl w:ilvl="1" w:tentative="1">
+      <w:start w:val="1"/>
+      <w:numFmt w:val="decimal"/>
+      <w:lvlText w:val="%2."/>
+      <w:lvlJc w:val="left"/>
+      <w:pPr>
+        <w:tabs>
+          <w:tab w:val="num" w:pos="1440"/>
+        </w:tabs>
+        <w:ind w:left="1440" w:hanging="360"/>
+      </w:pPr>
+    </w:lvl>
+    <w:lvl w:ilvl="2" w:tentative="1">
+      <w:start w:val="1"/>
+      <w:numFmt w:val="decimal"/>
+      <w:lvlText w:val="%3."/>
+      <w:lvlJc w:val="left"/>
+      <w:pPr>
+        <w:tabs>
+          <w:tab w:val="num" w:pos="2160"/>
+        </w:tabs>
+        <w:ind w:left="2160" w:hanging="360"/>
+      </w:pPr>
+    </w:lvl>
+    <w:lvl w:ilvl="3" w:tentative="1">
+      <w:start w:val="1"/>
+      <w:numFmt w:val="decimal"/>
+      <w:lvlText w:val="%4."/>
+      <w:lvlJc w:val="left"/>
+      <w:pPr>
+        <w:tabs>
+          <w:tab w:val="num" w:pos="2880"/>
+        </w:tabs>
+        <w:ind w:left="2880" w:hanging="360"/>
+      </w:pPr>
+    </w:lvl>
+    <w:lvl w:ilvl="4" w:tentative="1">
+      <w:start w:val="1"/>
+      <w:numFmt w:val="decimal"/>
+      <w:lvlText w:val="%5."/>
+      <w:lvlJc w:val="left"/>
+      <w:pPr>
+        <w:tabs>
+          <w:tab w:val="num" w:pos="3600"/>
+        </w:tabs>
+        <w:ind w:left="3600" w:hanging="360"/>
+      </w:pPr>
+    </w:lvl>
+    <w:lvl w:ilvl="5" w:tentative="1">
+      <w:start w:val="1"/>
+      <w:numFmt w:val="decimal"/>
+      <w:lvlText w:val="%6."/>
+      <w:lvlJc w:val="left"/>
+      <w:pPr>
+        <w:tabs>
+          <w:tab w:val="num" w:pos="4320"/>
+        </w:tabs>
+        <w:ind w:left="4320" w:hanging="360"/>
+      </w:pPr>
+    </w:lvl>
+    <w:lvl w:ilvl="6" w:tentative="1">
+      <w:start w:val="1"/>
+      <w:numFmt w:val="decimal"/>
+      <w:lvlText w:val="%7."/>
+      <w:lvlJc w:val="left"/>
+      <w:pPr>
+        <w:tabs>
+          <w:tab w:val="num" w:pos="5040"/>
+        </w:tabs>
+        <w:ind w:left="5040" w:hanging="360"/>
+      </w:pPr>
+    </w:lvl>
+    <w:lvl w:ilvl="7" w:tentative="1">
+      <w:start w:val="1"/>
+      <w:numFmt w:val="decimal"/>
+      <w:lvlText w:val="%8."/>
+      <w:lvlJc w:val="left"/>
+      <w:pPr>
+        <w:tabs>
+          <w:tab w:val="num" w:pos="5760"/>
+        </w:tabs>
+        <w:ind w:left="5760" w:hanging="360"/>
+      </w:pPr>
+    </w:lvl>
+    <w:lvl w:ilvl="8" w:tentative="1">
+      <w:start w:val="1"/>
+      <w:numFmt w:val="decimal"/>
+      <w:lvlText w:val="%9."/>
+      <w:lvlJc w:val="left"/>
+      <w:pPr>
+        <w:tabs>
+          <w:tab w:val="num" w:pos="6480"/>
+        </w:tabs>
+        <w:ind w:left="6480" w:hanging="360"/>
+      </w:pPr>
+    </w:lvl>
+  </w:abstractNum>
+  <w:abstractNum w:abstractNumId="27" w15:restartNumberingAfterBreak="0">
     <w:nsid w:val="639C2C91"/>
     <w:multiLevelType w:val="multilevel"/>
     <w:tmpl w:val="FA6463D2"/>
@@ -18203,7 +22603,7 @@
       </w:rPr>
     </w:lvl>
   </w:abstractNum>
-  <w:abstractNum w:abstractNumId="22" w15:restartNumberingAfterBreak="0">
+  <w:abstractNum w:abstractNumId="28" w15:restartNumberingAfterBreak="0">
     <w:nsid w:val="64072D4E"/>
     <w:multiLevelType w:val="multilevel"/>
     <w:tmpl w:val="94A4D1EE"/>
@@ -18352,7 +22752,305 @@
       </w:rPr>
     </w:lvl>
   </w:abstractNum>
-  <w:abstractNum w:abstractNumId="23" w15:restartNumberingAfterBreak="0">
+  <w:abstractNum w:abstractNumId="29" w15:restartNumberingAfterBreak="0">
+    <w:nsid w:val="65077F9B"/>
+    <w:multiLevelType w:val="multilevel"/>
+    <w:tmpl w:val="6F9E6F7E"/>
+    <w:lvl w:ilvl="0">
+      <w:start w:val="1"/>
+      <w:numFmt w:val="bullet"/>
+      <w:lvlText w:val=""/>
+      <w:lvlJc w:val="left"/>
+      <w:pPr>
+        <w:tabs>
+          <w:tab w:val="num" w:pos="720"/>
+        </w:tabs>
+        <w:ind w:left="720" w:hanging="360"/>
+      </w:pPr>
+      <w:rPr>
+        <w:rFonts w:ascii="Symbol" w:hAnsi="Symbol" w:hint="default"/>
+        <w:sz w:val="20"/>
+      </w:rPr>
+    </w:lvl>
+    <w:lvl w:ilvl="1" w:tentative="1">
+      <w:start w:val="1"/>
+      <w:numFmt w:val="bullet"/>
+      <w:lvlText w:val=""/>
+      <w:lvlJc w:val="left"/>
+      <w:pPr>
+        <w:tabs>
+          <w:tab w:val="num" w:pos="1440"/>
+        </w:tabs>
+        <w:ind w:left="1440" w:hanging="360"/>
+      </w:pPr>
+      <w:rPr>
+        <w:rFonts w:ascii="Symbol" w:hAnsi="Symbol" w:hint="default"/>
+        <w:sz w:val="20"/>
+      </w:rPr>
+    </w:lvl>
+    <w:lvl w:ilvl="2" w:tentative="1">
+      <w:start w:val="1"/>
+      <w:numFmt w:val="bullet"/>
+      <w:lvlText w:val=""/>
+      <w:lvlJc w:val="left"/>
+      <w:pPr>
+        <w:tabs>
+          <w:tab w:val="num" w:pos="2160"/>
+        </w:tabs>
+        <w:ind w:left="2160" w:hanging="360"/>
+      </w:pPr>
+      <w:rPr>
+        <w:rFonts w:ascii="Symbol" w:hAnsi="Symbol" w:hint="default"/>
+        <w:sz w:val="20"/>
+      </w:rPr>
+    </w:lvl>
+    <w:lvl w:ilvl="3" w:tentative="1">
+      <w:start w:val="1"/>
+      <w:numFmt w:val="bullet"/>
+      <w:lvlText w:val=""/>
+      <w:lvlJc w:val="left"/>
+      <w:pPr>
+        <w:tabs>
+          <w:tab w:val="num" w:pos="2880"/>
+        </w:tabs>
+        <w:ind w:left="2880" w:hanging="360"/>
+      </w:pPr>
+      <w:rPr>
+        <w:rFonts w:ascii="Symbol" w:hAnsi="Symbol" w:hint="default"/>
+        <w:sz w:val="20"/>
+      </w:rPr>
+    </w:lvl>
+    <w:lvl w:ilvl="4" w:tentative="1">
+      <w:start w:val="1"/>
+      <w:numFmt w:val="bullet"/>
+      <w:lvlText w:val=""/>
+      <w:lvlJc w:val="left"/>
+      <w:pPr>
+        <w:tabs>
+          <w:tab w:val="num" w:pos="3600"/>
+        </w:tabs>
+        <w:ind w:left="3600" w:hanging="360"/>
+      </w:pPr>
+      <w:rPr>
+        <w:rFonts w:ascii="Symbol" w:hAnsi="Symbol" w:hint="default"/>
+        <w:sz w:val="20"/>
+      </w:rPr>
+    </w:lvl>
+    <w:lvl w:ilvl="5" w:tentative="1">
+      <w:start w:val="1"/>
+      <w:numFmt w:val="bullet"/>
+      <w:lvlText w:val=""/>
+      <w:lvlJc w:val="left"/>
+      <w:pPr>
+        <w:tabs>
+          <w:tab w:val="num" w:pos="4320"/>
+        </w:tabs>
+        <w:ind w:left="4320" w:hanging="360"/>
+      </w:pPr>
+      <w:rPr>
+        <w:rFonts w:ascii="Symbol" w:hAnsi="Symbol" w:hint="default"/>
+        <w:sz w:val="20"/>
+      </w:rPr>
+    </w:lvl>
+    <w:lvl w:ilvl="6" w:tentative="1">
+      <w:start w:val="1"/>
+      <w:numFmt w:val="bullet"/>
+      <w:lvlText w:val=""/>
+      <w:lvlJc w:val="left"/>
+      <w:pPr>
+        <w:tabs>
+          <w:tab w:val="num" w:pos="5040"/>
+        </w:tabs>
+        <w:ind w:left="5040" w:hanging="360"/>
+      </w:pPr>
+      <w:rPr>
+        <w:rFonts w:ascii="Symbol" w:hAnsi="Symbol" w:hint="default"/>
+        <w:sz w:val="20"/>
+      </w:rPr>
+    </w:lvl>
+    <w:lvl w:ilvl="7" w:tentative="1">
+      <w:start w:val="1"/>
+      <w:numFmt w:val="bullet"/>
+      <w:lvlText w:val=""/>
+      <w:lvlJc w:val="left"/>
+      <w:pPr>
+        <w:tabs>
+          <w:tab w:val="num" w:pos="5760"/>
+        </w:tabs>
+        <w:ind w:left="5760" w:hanging="360"/>
+      </w:pPr>
+      <w:rPr>
+        <w:rFonts w:ascii="Symbol" w:hAnsi="Symbol" w:hint="default"/>
+        <w:sz w:val="20"/>
+      </w:rPr>
+    </w:lvl>
+    <w:lvl w:ilvl="8" w:tentative="1">
+      <w:start w:val="1"/>
+      <w:numFmt w:val="bullet"/>
+      <w:lvlText w:val=""/>
+      <w:lvlJc w:val="left"/>
+      <w:pPr>
+        <w:tabs>
+          <w:tab w:val="num" w:pos="6480"/>
+        </w:tabs>
+        <w:ind w:left="6480" w:hanging="360"/>
+      </w:pPr>
+      <w:rPr>
+        <w:rFonts w:ascii="Symbol" w:hAnsi="Symbol" w:hint="default"/>
+        <w:sz w:val="20"/>
+      </w:rPr>
+    </w:lvl>
+  </w:abstractNum>
+  <w:abstractNum w:abstractNumId="30" w15:restartNumberingAfterBreak="0">
+    <w:nsid w:val="67DF35D1"/>
+    <w:multiLevelType w:val="multilevel"/>
+    <w:tmpl w:val="B2B2DCC4"/>
+    <w:lvl w:ilvl="0">
+      <w:start w:val="1"/>
+      <w:numFmt w:val="bullet"/>
+      <w:lvlText w:val=""/>
+      <w:lvlJc w:val="left"/>
+      <w:pPr>
+        <w:tabs>
+          <w:tab w:val="num" w:pos="720"/>
+        </w:tabs>
+        <w:ind w:left="720" w:hanging="360"/>
+      </w:pPr>
+      <w:rPr>
+        <w:rFonts w:ascii="Symbol" w:hAnsi="Symbol" w:hint="default"/>
+        <w:sz w:val="20"/>
+      </w:rPr>
+    </w:lvl>
+    <w:lvl w:ilvl="1" w:tentative="1">
+      <w:start w:val="1"/>
+      <w:numFmt w:val="bullet"/>
+      <w:lvlText w:val=""/>
+      <w:lvlJc w:val="left"/>
+      <w:pPr>
+        <w:tabs>
+          <w:tab w:val="num" w:pos="1440"/>
+        </w:tabs>
+        <w:ind w:left="1440" w:hanging="360"/>
+      </w:pPr>
+      <w:rPr>
+        <w:rFonts w:ascii="Symbol" w:hAnsi="Symbol" w:hint="default"/>
+        <w:sz w:val="20"/>
+      </w:rPr>
+    </w:lvl>
+    <w:lvl w:ilvl="2" w:tentative="1">
+      <w:start w:val="1"/>
+      <w:numFmt w:val="bullet"/>
+      <w:lvlText w:val=""/>
+      <w:lvlJc w:val="left"/>
+      <w:pPr>
+        <w:tabs>
+          <w:tab w:val="num" w:pos="2160"/>
+        </w:tabs>
+        <w:ind w:left="2160" w:hanging="360"/>
+      </w:pPr>
+      <w:rPr>
+        <w:rFonts w:ascii="Symbol" w:hAnsi="Symbol" w:hint="default"/>
+        <w:sz w:val="20"/>
+      </w:rPr>
+    </w:lvl>
+    <w:lvl w:ilvl="3" w:tentative="1">
+      <w:start w:val="1"/>
+      <w:numFmt w:val="bullet"/>
+      <w:lvlText w:val=""/>
+      <w:lvlJc w:val="left"/>
+      <w:pPr>
+        <w:tabs>
+          <w:tab w:val="num" w:pos="2880"/>
+        </w:tabs>
+        <w:ind w:left="2880" w:hanging="360"/>
+      </w:pPr>
+      <w:rPr>
+        <w:rFonts w:ascii="Symbol" w:hAnsi="Symbol" w:hint="default"/>
+        <w:sz w:val="20"/>
+      </w:rPr>
+    </w:lvl>
+    <w:lvl w:ilvl="4" w:tentative="1">
+      <w:start w:val="1"/>
+      <w:numFmt w:val="bullet"/>
+      <w:lvlText w:val=""/>
+      <w:lvlJc w:val="left"/>
+      <w:pPr>
+        <w:tabs>
+          <w:tab w:val="num" w:pos="3600"/>
+        </w:tabs>
+        <w:ind w:left="3600" w:hanging="360"/>
+      </w:pPr>
+      <w:rPr>
+        <w:rFonts w:ascii="Symbol" w:hAnsi="Symbol" w:hint="default"/>
+        <w:sz w:val="20"/>
+      </w:rPr>
+    </w:lvl>
+    <w:lvl w:ilvl="5" w:tentative="1">
+      <w:start w:val="1"/>
+      <w:numFmt w:val="bullet"/>
+      <w:lvlText w:val=""/>
+      <w:lvlJc w:val="left"/>
+      <w:pPr>
+        <w:tabs>
+          <w:tab w:val="num" w:pos="4320"/>
+        </w:tabs>
+        <w:ind w:left="4320" w:hanging="360"/>
+      </w:pPr>
+      <w:rPr>
+        <w:rFonts w:ascii="Symbol" w:hAnsi="Symbol" w:hint="default"/>
+        <w:sz w:val="20"/>
+      </w:rPr>
+    </w:lvl>
+    <w:lvl w:ilvl="6" w:tentative="1">
+      <w:start w:val="1"/>
+      <w:numFmt w:val="bullet"/>
+      <w:lvlText w:val=""/>
+      <w:lvlJc w:val="left"/>
+      <w:pPr>
+        <w:tabs>
+          <w:tab w:val="num" w:pos="5040"/>
+        </w:tabs>
+        <w:ind w:left="5040" w:hanging="360"/>
+      </w:pPr>
+      <w:rPr>
+        <w:rFonts w:ascii="Symbol" w:hAnsi="Symbol" w:hint="default"/>
+        <w:sz w:val="20"/>
+      </w:rPr>
+    </w:lvl>
+    <w:lvl w:ilvl="7" w:tentative="1">
+      <w:start w:val="1"/>
+      <w:numFmt w:val="bullet"/>
+      <w:lvlText w:val=""/>
+      <w:lvlJc w:val="left"/>
+      <w:pPr>
+        <w:tabs>
+          <w:tab w:val="num" w:pos="5760"/>
+        </w:tabs>
+        <w:ind w:left="5760" w:hanging="360"/>
+      </w:pPr>
+      <w:rPr>
+        <w:rFonts w:ascii="Symbol" w:hAnsi="Symbol" w:hint="default"/>
+        <w:sz w:val="20"/>
+      </w:rPr>
+    </w:lvl>
+    <w:lvl w:ilvl="8" w:tentative="1">
+      <w:start w:val="1"/>
+      <w:numFmt w:val="bullet"/>
+      <w:lvlText w:val=""/>
+      <w:lvlJc w:val="left"/>
+      <w:pPr>
+        <w:tabs>
+          <w:tab w:val="num" w:pos="6480"/>
+        </w:tabs>
+        <w:ind w:left="6480" w:hanging="360"/>
+      </w:pPr>
+      <w:rPr>
+        <w:rFonts w:ascii="Symbol" w:hAnsi="Symbol" w:hint="default"/>
+        <w:sz w:val="20"/>
+      </w:rPr>
+    </w:lvl>
+  </w:abstractNum>
+  <w:abstractNum w:abstractNumId="31" w15:restartNumberingAfterBreak="0">
     <w:nsid w:val="68990506"/>
     <w:multiLevelType w:val="multilevel"/>
     <w:tmpl w:val="C5EED61C"/>
@@ -18501,7 +23199,7 @@
       </w:rPr>
     </w:lvl>
   </w:abstractNum>
-  <w:abstractNum w:abstractNumId="24" w15:restartNumberingAfterBreak="0">
+  <w:abstractNum w:abstractNumId="32" w15:restartNumberingAfterBreak="0">
     <w:nsid w:val="6BB12CDC"/>
     <w:multiLevelType w:val="multilevel"/>
     <w:tmpl w:val="7A2C8D36"/>
@@ -18650,7 +23348,7 @@
       </w:rPr>
     </w:lvl>
   </w:abstractNum>
-  <w:abstractNum w:abstractNumId="25" w15:restartNumberingAfterBreak="0">
+  <w:abstractNum w:abstractNumId="33" w15:restartNumberingAfterBreak="0">
     <w:nsid w:val="6E2550D4"/>
     <w:multiLevelType w:val="multilevel"/>
     <w:tmpl w:val="20D4E98E"/>
@@ -18799,7 +23497,7 @@
       </w:rPr>
     </w:lvl>
   </w:abstractNum>
-  <w:abstractNum w:abstractNumId="26" w15:restartNumberingAfterBreak="0">
+  <w:abstractNum w:abstractNumId="34" w15:restartNumberingAfterBreak="0">
     <w:nsid w:val="6E5E52B3"/>
     <w:multiLevelType w:val="multilevel"/>
     <w:tmpl w:val="CFA81EC2"/>
@@ -18948,7 +23646,7 @@
       </w:rPr>
     </w:lvl>
   </w:abstractNum>
-  <w:abstractNum w:abstractNumId="27" w15:restartNumberingAfterBreak="0">
+  <w:abstractNum w:abstractNumId="35" w15:restartNumberingAfterBreak="0">
     <w:nsid w:val="755B045E"/>
     <w:multiLevelType w:val="multilevel"/>
     <w:tmpl w:val="7EDC5D8C"/>
@@ -19097,7 +23795,120 @@
       </w:rPr>
     </w:lvl>
   </w:abstractNum>
-  <w:abstractNum w:abstractNumId="28" w15:restartNumberingAfterBreak="0">
+  <w:abstractNum w:abstractNumId="36" w15:restartNumberingAfterBreak="0">
+    <w:nsid w:val="75801322"/>
+    <w:multiLevelType w:val="hybridMultilevel"/>
+    <w:tmpl w:val="6FF6C19C"/>
+    <w:lvl w:ilvl="0" w:tplc="04090001">
+      <w:start w:val="1"/>
+      <w:numFmt w:val="bullet"/>
+      <w:lvlText w:val=""/>
+      <w:lvlJc w:val="left"/>
+      <w:pPr>
+        <w:ind w:left="720" w:hanging="360"/>
+      </w:pPr>
+      <w:rPr>
+        <w:rFonts w:ascii="Symbol" w:hAnsi="Symbol" w:hint="default"/>
+      </w:rPr>
+    </w:lvl>
+    <w:lvl w:ilvl="1" w:tplc="04090003" w:tentative="1">
+      <w:start w:val="1"/>
+      <w:numFmt w:val="bullet"/>
+      <w:lvlText w:val="o"/>
+      <w:lvlJc w:val="left"/>
+      <w:pPr>
+        <w:ind w:left="1440" w:hanging="360"/>
+      </w:pPr>
+      <w:rPr>
+        <w:rFonts w:ascii="Courier New" w:hAnsi="Courier New" w:hint="default"/>
+      </w:rPr>
+    </w:lvl>
+    <w:lvl w:ilvl="2" w:tplc="04090005" w:tentative="1">
+      <w:start w:val="1"/>
+      <w:numFmt w:val="bullet"/>
+      <w:lvlText w:val=""/>
+      <w:lvlJc w:val="left"/>
+      <w:pPr>
+        <w:ind w:left="2160" w:hanging="360"/>
+      </w:pPr>
+      <w:rPr>
+        <w:rFonts w:ascii="Wingdings" w:hAnsi="Wingdings" w:hint="default"/>
+      </w:rPr>
+    </w:lvl>
+    <w:lvl w:ilvl="3" w:tplc="04090001" w:tentative="1">
+      <w:start w:val="1"/>
+      <w:numFmt w:val="bullet"/>
+      <w:lvlText w:val=""/>
+      <w:lvlJc w:val="left"/>
+      <w:pPr>
+        <w:ind w:left="2880" w:hanging="360"/>
+      </w:pPr>
+      <w:rPr>
+        <w:rFonts w:ascii="Symbol" w:hAnsi="Symbol" w:hint="default"/>
+      </w:rPr>
+    </w:lvl>
+    <w:lvl w:ilvl="4" w:tplc="04090003" w:tentative="1">
+      <w:start w:val="1"/>
+      <w:numFmt w:val="bullet"/>
+      <w:lvlText w:val="o"/>
+      <w:lvlJc w:val="left"/>
+      <w:pPr>
+        <w:ind w:left="3600" w:hanging="360"/>
+      </w:pPr>
+      <w:rPr>
+        <w:rFonts w:ascii="Courier New" w:hAnsi="Courier New" w:hint="default"/>
+      </w:rPr>
+    </w:lvl>
+    <w:lvl w:ilvl="5" w:tplc="04090005" w:tentative="1">
+      <w:start w:val="1"/>
+      <w:numFmt w:val="bullet"/>
+      <w:lvlText w:val=""/>
+      <w:lvlJc w:val="left"/>
+      <w:pPr>
+        <w:ind w:left="4320" w:hanging="360"/>
+      </w:pPr>
+      <w:rPr>
+        <w:rFonts w:ascii="Wingdings" w:hAnsi="Wingdings" w:hint="default"/>
+      </w:rPr>
+    </w:lvl>
+    <w:lvl w:ilvl="6" w:tplc="04090001" w:tentative="1">
+      <w:start w:val="1"/>
+      <w:numFmt w:val="bullet"/>
+      <w:lvlText w:val=""/>
+      <w:lvlJc w:val="left"/>
+      <w:pPr>
+        <w:ind w:left="5040" w:hanging="360"/>
+      </w:pPr>
+      <w:rPr>
+        <w:rFonts w:ascii="Symbol" w:hAnsi="Symbol" w:hint="default"/>
+      </w:rPr>
+    </w:lvl>
+    <w:lvl w:ilvl="7" w:tplc="04090003" w:tentative="1">
+      <w:start w:val="1"/>
+      <w:numFmt w:val="bullet"/>
+      <w:lvlText w:val="o"/>
+      <w:lvlJc w:val="left"/>
+      <w:pPr>
+        <w:ind w:left="5760" w:hanging="360"/>
+      </w:pPr>
+      <w:rPr>
+        <w:rFonts w:ascii="Courier New" w:hAnsi="Courier New" w:hint="default"/>
+      </w:rPr>
+    </w:lvl>
+    <w:lvl w:ilvl="8" w:tplc="04090005" w:tentative="1">
+      <w:start w:val="1"/>
+      <w:numFmt w:val="bullet"/>
+      <w:lvlText w:val=""/>
+      <w:lvlJc w:val="left"/>
+      <w:pPr>
+        <w:ind w:left="6480" w:hanging="360"/>
+      </w:pPr>
+      <w:rPr>
+        <w:rFonts w:ascii="Wingdings" w:hAnsi="Wingdings" w:hint="default"/>
+      </w:rPr>
+    </w:lvl>
+  </w:abstractNum>
+  <w:abstractNum w:abstractNumId="37" w15:restartNumberingAfterBreak="0">
     <w:nsid w:val="7D4F1DEC"/>
     <w:multiLevelType w:val="multilevel"/>
     <w:tmpl w:val="221612A8"/>
@@ -19246,92 +24057,274 @@
       </w:rPr>
     </w:lvl>
   </w:abstractNum>
+  <w:abstractNum w:abstractNumId="38" w15:restartNumberingAfterBreak="0">
+    <w:nsid w:val="7E9449BB"/>
+    <w:multiLevelType w:val="multilevel"/>
+    <w:tmpl w:val="B97C780A"/>
+    <w:lvl w:ilvl="0">
+      <w:start w:val="1"/>
+      <w:numFmt w:val="bullet"/>
+      <w:lvlText w:val=""/>
+      <w:lvlJc w:val="left"/>
+      <w:pPr>
+        <w:tabs>
+          <w:tab w:val="num" w:pos="720"/>
+        </w:tabs>
+        <w:ind w:left="720" w:hanging="360"/>
+      </w:pPr>
+      <w:rPr>
+        <w:rFonts w:ascii="Symbol" w:hAnsi="Symbol" w:hint="default"/>
+        <w:sz w:val="20"/>
+      </w:rPr>
+    </w:lvl>
+    <w:lvl w:ilvl="1" w:tentative="1">
+      <w:start w:val="1"/>
+      <w:numFmt w:val="bullet"/>
+      <w:lvlText w:val=""/>
+      <w:lvlJc w:val="left"/>
+      <w:pPr>
+        <w:tabs>
+          <w:tab w:val="num" w:pos="1440"/>
+        </w:tabs>
+        <w:ind w:left="1440" w:hanging="360"/>
+      </w:pPr>
+      <w:rPr>
+        <w:rFonts w:ascii="Symbol" w:hAnsi="Symbol" w:hint="default"/>
+        <w:sz w:val="20"/>
+      </w:rPr>
+    </w:lvl>
+    <w:lvl w:ilvl="2" w:tentative="1">
+      <w:start w:val="1"/>
+      <w:numFmt w:val="bullet"/>
+      <w:lvlText w:val=""/>
+      <w:lvlJc w:val="left"/>
+      <w:pPr>
+        <w:tabs>
+          <w:tab w:val="num" w:pos="2160"/>
+        </w:tabs>
+        <w:ind w:left="2160" w:hanging="360"/>
+      </w:pPr>
+      <w:rPr>
+        <w:rFonts w:ascii="Symbol" w:hAnsi="Symbol" w:hint="default"/>
+        <w:sz w:val="20"/>
+      </w:rPr>
+    </w:lvl>
+    <w:lvl w:ilvl="3" w:tentative="1">
+      <w:start w:val="1"/>
+      <w:numFmt w:val="bullet"/>
+      <w:lvlText w:val=""/>
+      <w:lvlJc w:val="left"/>
+      <w:pPr>
+        <w:tabs>
+          <w:tab w:val="num" w:pos="2880"/>
+        </w:tabs>
+        <w:ind w:left="2880" w:hanging="360"/>
+      </w:pPr>
+      <w:rPr>
+        <w:rFonts w:ascii="Symbol" w:hAnsi="Symbol" w:hint="default"/>
+        <w:sz w:val="20"/>
+      </w:rPr>
+    </w:lvl>
+    <w:lvl w:ilvl="4" w:tentative="1">
+      <w:start w:val="1"/>
+      <w:numFmt w:val="bullet"/>
+      <w:lvlText w:val=""/>
+      <w:lvlJc w:val="left"/>
+      <w:pPr>
+        <w:tabs>
+          <w:tab w:val="num" w:pos="3600"/>
+        </w:tabs>
+        <w:ind w:left="3600" w:hanging="360"/>
+      </w:pPr>
+      <w:rPr>
+        <w:rFonts w:ascii="Symbol" w:hAnsi="Symbol" w:hint="default"/>
+        <w:sz w:val="20"/>
+      </w:rPr>
+    </w:lvl>
+    <w:lvl w:ilvl="5" w:tentative="1">
+      <w:start w:val="1"/>
+      <w:numFmt w:val="bullet"/>
+      <w:lvlText w:val=""/>
+      <w:lvlJc w:val="left"/>
+      <w:pPr>
+        <w:tabs>
+          <w:tab w:val="num" w:pos="4320"/>
+        </w:tabs>
+        <w:ind w:left="4320" w:hanging="360"/>
+      </w:pPr>
+      <w:rPr>
+        <w:rFonts w:ascii="Symbol" w:hAnsi="Symbol" w:hint="default"/>
+        <w:sz w:val="20"/>
+      </w:rPr>
+    </w:lvl>
+    <w:lvl w:ilvl="6" w:tentative="1">
+      <w:start w:val="1"/>
+      <w:numFmt w:val="bullet"/>
+      <w:lvlText w:val=""/>
+      <w:lvlJc w:val="left"/>
+      <w:pPr>
+        <w:tabs>
+          <w:tab w:val="num" w:pos="5040"/>
+        </w:tabs>
+        <w:ind w:left="5040" w:hanging="360"/>
+      </w:pPr>
+      <w:rPr>
+        <w:rFonts w:ascii="Symbol" w:hAnsi="Symbol" w:hint="default"/>
+        <w:sz w:val="20"/>
+      </w:rPr>
+    </w:lvl>
+    <w:lvl w:ilvl="7" w:tentative="1">
+      <w:start w:val="1"/>
+      <w:numFmt w:val="bullet"/>
+      <w:lvlText w:val=""/>
+      <w:lvlJc w:val="left"/>
+      <w:pPr>
+        <w:tabs>
+          <w:tab w:val="num" w:pos="5760"/>
+        </w:tabs>
+        <w:ind w:left="5760" w:hanging="360"/>
+      </w:pPr>
+      <w:rPr>
+        <w:rFonts w:ascii="Symbol" w:hAnsi="Symbol" w:hint="default"/>
+        <w:sz w:val="20"/>
+      </w:rPr>
+    </w:lvl>
+    <w:lvl w:ilvl="8" w:tentative="1">
+      <w:start w:val="1"/>
+      <w:numFmt w:val="bullet"/>
+      <w:lvlText w:val=""/>
+      <w:lvlJc w:val="left"/>
+      <w:pPr>
+        <w:tabs>
+          <w:tab w:val="num" w:pos="6480"/>
+        </w:tabs>
+        <w:ind w:left="6480" w:hanging="360"/>
+      </w:pPr>
+      <w:rPr>
+        <w:rFonts w:ascii="Symbol" w:hAnsi="Symbol" w:hint="default"/>
+        <w:sz w:val="20"/>
+      </w:rPr>
+    </w:lvl>
+  </w:abstractNum>
   <w:num w:numId="1" w16cid:durableId="1552377276">
-    <w:abstractNumId w:val="7"/>
+    <w:abstractNumId w:val="9"/>
   </w:num>
   <w:num w:numId="2" w16cid:durableId="270210678">
-    <w:abstractNumId w:val="18"/>
+    <w:abstractNumId w:val="23"/>
   </w:num>
   <w:num w:numId="3" w16cid:durableId="582103037">
-    <w:abstractNumId w:val="22"/>
+    <w:abstractNumId w:val="28"/>
   </w:num>
   <w:num w:numId="4" w16cid:durableId="1758749634">
-    <w:abstractNumId w:val="15"/>
+    <w:abstractNumId w:val="20"/>
   </w:num>
   <w:num w:numId="5" w16cid:durableId="1165361861">
-    <w:abstractNumId w:val="23"/>
+    <w:abstractNumId w:val="31"/>
   </w:num>
   <w:num w:numId="6" w16cid:durableId="708996701">
-    <w:abstractNumId w:val="27"/>
+    <w:abstractNumId w:val="35"/>
   </w:num>
   <w:num w:numId="7" w16cid:durableId="518351629">
-    <w:abstractNumId w:val="13"/>
+    <w:abstractNumId w:val="16"/>
   </w:num>
   <w:num w:numId="8" w16cid:durableId="572786935">
-    <w:abstractNumId w:val="6"/>
+    <w:abstractNumId w:val="7"/>
   </w:num>
   <w:num w:numId="9" w16cid:durableId="1685549736">
     <w:abstractNumId w:val="2"/>
   </w:num>
   <w:num w:numId="10" w16cid:durableId="694887523">
-    <w:abstractNumId w:val="26"/>
+    <w:abstractNumId w:val="34"/>
   </w:num>
   <w:num w:numId="11" w16cid:durableId="615676618">
-    <w:abstractNumId w:val="16"/>
+    <w:abstractNumId w:val="21"/>
   </w:num>
   <w:num w:numId="12" w16cid:durableId="625935082">
-    <w:abstractNumId w:val="17"/>
+    <w:abstractNumId w:val="22"/>
   </w:num>
   <w:num w:numId="13" w16cid:durableId="280842706">
+    <w:abstractNumId w:val="15"/>
+  </w:num>
+  <w:num w:numId="14" w16cid:durableId="1377971959">
     <w:abstractNumId w:val="12"/>
   </w:num>
-  <w:num w:numId="14" w16cid:durableId="1377971959">
-    <w:abstractNumId w:val="9"/>
-  </w:num>
   <w:num w:numId="15" w16cid:durableId="1928615002">
-    <w:abstractNumId w:val="21"/>
+    <w:abstractNumId w:val="27"/>
   </w:num>
   <w:num w:numId="16" w16cid:durableId="726798581">
-    <w:abstractNumId w:val="10"/>
+    <w:abstractNumId w:val="13"/>
   </w:num>
   <w:num w:numId="17" w16cid:durableId="406803383">
-    <w:abstractNumId w:val="4"/>
+    <w:abstractNumId w:val="5"/>
   </w:num>
   <w:num w:numId="18" w16cid:durableId="547035540">
-    <w:abstractNumId w:val="5"/>
+    <w:abstractNumId w:val="6"/>
   </w:num>
   <w:num w:numId="19" w16cid:durableId="105201391">
-    <w:abstractNumId w:val="19"/>
+    <w:abstractNumId w:val="24"/>
   </w:num>
   <w:num w:numId="20" w16cid:durableId="504633151">
-    <w:abstractNumId w:val="8"/>
+    <w:abstractNumId w:val="10"/>
   </w:num>
   <w:num w:numId="21" w16cid:durableId="176119559">
     <w:abstractNumId w:val="1"/>
   </w:num>
   <w:num w:numId="22" w16cid:durableId="1974754971">
-    <w:abstractNumId w:val="3"/>
+    <w:abstractNumId w:val="4"/>
   </w:num>
   <w:num w:numId="23" w16cid:durableId="749428356">
-    <w:abstractNumId w:val="11"/>
+    <w:abstractNumId w:val="14"/>
   </w:num>
   <w:num w:numId="24" w16cid:durableId="2084252132">
-    <w:abstractNumId w:val="28"/>
+    <w:abstractNumId w:val="37"/>
   </w:num>
   <w:num w:numId="25" w16cid:durableId="1218665684">
-    <w:abstractNumId w:val="20"/>
+    <w:abstractNumId w:val="25"/>
   </w:num>
   <w:num w:numId="26" w16cid:durableId="1634170077">
-    <w:abstractNumId w:val="24"/>
+    <w:abstractNumId w:val="32"/>
   </w:num>
   <w:num w:numId="27" w16cid:durableId="2108572996">
-    <w:abstractNumId w:val="14"/>
+    <w:abstractNumId w:val="18"/>
   </w:num>
   <w:num w:numId="28" w16cid:durableId="465852424">
     <w:abstractNumId w:val="0"/>
   </w:num>
   <w:num w:numId="29" w16cid:durableId="1018888655">
-    <w:abstractNumId w:val="25"/>
+    <w:abstractNumId w:val="33"/>
+  </w:num>
+  <w:num w:numId="30" w16cid:durableId="417218474">
+    <w:abstractNumId w:val="17"/>
+  </w:num>
+  <w:num w:numId="31" w16cid:durableId="772552376">
+    <w:abstractNumId w:val="36"/>
+  </w:num>
+  <w:num w:numId="32" w16cid:durableId="1843549269">
+    <w:abstractNumId w:val="26"/>
+    <w:lvlOverride w:ilvl="0">
+      <w:startOverride w:val="1"/>
+    </w:lvlOverride>
+  </w:num>
+  <w:num w:numId="33" w16cid:durableId="119497548">
+    <w:abstractNumId w:val="30"/>
+  </w:num>
+  <w:num w:numId="34" w16cid:durableId="1303735537">
+    <w:abstractNumId w:val="8"/>
+  </w:num>
+  <w:num w:numId="35" w16cid:durableId="1613315793">
+    <w:abstractNumId w:val="29"/>
+  </w:num>
+  <w:num w:numId="36" w16cid:durableId="1239906544">
+    <w:abstractNumId w:val="38"/>
+  </w:num>
+  <w:num w:numId="37" w16cid:durableId="199172225">
+    <w:abstractNumId w:val="19"/>
+  </w:num>
+  <w:num w:numId="38" w16cid:durableId="1714309871">
+    <w:abstractNumId w:val="11"/>
+  </w:num>
+  <w:num w:numId="39" w16cid:durableId="395978104">
+    <w:abstractNumId w:val="3"/>
   </w:num>
   <w:numIdMacAtCleanup w:val="29"/>
 </w:numbering>
@@ -19848,7 +24841,6 @@
   <w:style w:type="character" w:default="1" w:styleId="DefaultParagraphFont">
     <w:name w:val="Default Paragraph Font"/>
     <w:uiPriority w:val="1"/>
-    <w:semiHidden/>
     <w:unhideWhenUsed/>
   </w:style>
   <w:style w:type="table" w:default="1" w:styleId="TableNormal">
